--- a/public/templates/official/exumacao/ordem-exumacao.docx
+++ b/public/templates/official/exumacao/ordem-exumacao.docx
@@ -41,6 +41,7 @@
             <w:pPr>
               <w:pStyle w:val="Normal"/>
               <w:widowControl/>
+              <w:suppressAutoHyphens w:val="true"/>
               <w:spacing w:before="0" w:after="0"/>
               <w:jc w:val="center"/>
               <w:rPr>
@@ -78,6 +79,7 @@
             <w:pPr>
               <w:pStyle w:val="Normal"/>
               <w:widowControl/>
+              <w:suppressAutoHyphens w:val="true"/>
               <w:spacing w:before="0" w:after="0"/>
               <w:jc w:val="center"/>
               <w:rPr>
@@ -99,6 +101,7 @@
             <w:pPr>
               <w:pStyle w:val="Normal"/>
               <w:widowControl/>
+              <w:suppressAutoHyphens w:val="true"/>
               <w:spacing w:before="0" w:after="0"/>
               <w:jc w:val="center"/>
               <w:rPr>
@@ -107,16 +110,12 @@
             </w:pPr>
             <w:r>
               <w:rPr>
-                <w:rFonts w:eastAsia="Times New Roman" w:cs="Arial" w:ascii="Arial" w:hAnsi="Arial"/>
-                <w:kern w:val="0"/>
-                <w:sz w:val="20"/>
-                <w:szCs w:val="20"/>
-                <w:lang w:val="pt-BR" w:eastAsia="pt-BR" w:bidi="ar-SA"/>
+                <w:rFonts w:cs="Arial" w:ascii="Arial" w:hAnsi="Arial"/>
               </w:rPr>
               <mc:AlternateContent>
                 <mc:Choice Requires="wps">
                   <w:drawing>
-                    <wp:anchor behindDoc="0" distT="0" distB="17780" distL="0" distR="26670" simplePos="0" locked="0" layoutInCell="1" allowOverlap="1" relativeHeight="6" wp14:anchorId="3DDCFDBA">
+                    <wp:anchor behindDoc="0" distT="12700" distB="12700" distL="12700" distR="12700" simplePos="0" locked="0" layoutInCell="1" allowOverlap="1" relativeHeight="5" wp14:anchorId="3DDCFDBA">
                       <wp:simplePos x="0" y="0"/>
                       <wp:positionH relativeFrom="column">
                         <wp:posOffset>349250</wp:posOffset>
@@ -184,7 +183,7 @@
               <mc:AlternateContent>
                 <mc:Choice Requires="wps">
                   <w:drawing>
-                    <wp:anchor behindDoc="0" distT="0" distB="17780" distL="0" distR="26670" simplePos="0" locked="0" layoutInCell="1" allowOverlap="1" relativeHeight="7" wp14:anchorId="212F0106">
+                    <wp:anchor behindDoc="0" distT="12700" distB="12700" distL="12700" distR="12700" simplePos="0" locked="0" layoutInCell="1" allowOverlap="1" relativeHeight="6" wp14:anchorId="212F0106">
                       <wp:simplePos x="0" y="0"/>
                       <wp:positionH relativeFrom="column">
                         <wp:posOffset>1136015</wp:posOffset>
@@ -253,6 +252,7 @@
             <w:pPr>
               <w:pStyle w:val="Normal"/>
               <w:widowControl/>
+              <w:suppressAutoHyphens w:val="true"/>
               <w:spacing w:before="0" w:after="0"/>
               <w:jc w:val="start"/>
               <w:rPr>
@@ -291,6 +291,7 @@
             <w:pPr>
               <w:pStyle w:val="Normal"/>
               <w:widowControl/>
+              <w:suppressAutoHyphens w:val="true"/>
               <w:spacing w:before="0" w:after="0"/>
               <w:jc w:val="center"/>
               <w:rPr>
@@ -312,6 +313,7 @@
             <w:pPr>
               <w:pStyle w:val="Normal"/>
               <w:widowControl/>
+              <w:suppressAutoHyphens w:val="true"/>
               <w:spacing w:before="0" w:after="0"/>
               <w:jc w:val="center"/>
               <w:rPr>
@@ -320,16 +322,12 @@
             </w:pPr>
             <w:r>
               <w:rPr>
-                <w:rFonts w:eastAsia="Times New Roman" w:cs="Arial" w:ascii="Arial" w:hAnsi="Arial"/>
-                <w:kern w:val="0"/>
-                <w:sz w:val="20"/>
-                <w:szCs w:val="20"/>
-                <w:lang w:val="pt-BR" w:eastAsia="pt-BR" w:bidi="ar-SA"/>
+                <w:rFonts w:cs="Arial" w:ascii="Arial" w:hAnsi="Arial"/>
               </w:rPr>
               <mc:AlternateContent>
                 <mc:Choice Requires="wps">
                   <w:drawing>
-                    <wp:anchor behindDoc="0" distT="0" distB="17780" distL="0" distR="26670" simplePos="0" locked="0" layoutInCell="1" allowOverlap="1" relativeHeight="8" wp14:anchorId="438CA189">
+                    <wp:anchor behindDoc="0" distT="12700" distB="12700" distL="12700" distR="12700" simplePos="0" locked="0" layoutInCell="1" allowOverlap="1" relativeHeight="7" wp14:anchorId="438CA189">
                       <wp:simplePos x="0" y="0"/>
                       <wp:positionH relativeFrom="column">
                         <wp:posOffset>149860</wp:posOffset>
@@ -395,7 +393,7 @@
               <mc:AlternateContent>
                 <mc:Choice Requires="wps">
                   <w:drawing>
-                    <wp:anchor behindDoc="0" distT="0" distB="17780" distL="0" distR="26670" simplePos="0" locked="0" layoutInCell="1" allowOverlap="1" relativeHeight="9" wp14:anchorId="64E1641F">
+                    <wp:anchor behindDoc="0" distT="12700" distB="12700" distL="12700" distR="12700" simplePos="0" locked="0" layoutInCell="1" allowOverlap="1" relativeHeight="8" wp14:anchorId="64E1641F">
                       <wp:simplePos x="0" y="0"/>
                       <wp:positionH relativeFrom="column">
                         <wp:posOffset>781050</wp:posOffset>
@@ -466,6 +464,7 @@
             <w:pPr>
               <w:pStyle w:val="Normal"/>
               <w:widowControl/>
+              <w:suppressAutoHyphens w:val="true"/>
               <w:spacing w:before="0" w:after="0"/>
               <w:jc w:val="center"/>
               <w:rPr>
@@ -493,6 +492,7 @@
             <w:pPr>
               <w:pStyle w:val="Normal"/>
               <w:widowControl/>
+              <w:suppressAutoHyphens w:val="true"/>
               <w:spacing w:before="0" w:after="0"/>
               <w:jc w:val="center"/>
               <w:rPr>
@@ -514,6 +514,7 @@
             <w:pPr>
               <w:pStyle w:val="Normal"/>
               <w:widowControl/>
+              <w:suppressAutoHyphens w:val="true"/>
               <w:spacing w:before="0" w:after="0"/>
               <w:jc w:val="center"/>
               <w:rPr>
@@ -522,16 +523,12 @@
             </w:pPr>
             <w:r>
               <w:rPr>
-                <w:rFonts w:eastAsia="Times New Roman" w:cs="Arial" w:ascii="Arial" w:hAnsi="Arial"/>
-                <w:kern w:val="0"/>
-                <w:sz w:val="20"/>
-                <w:szCs w:val="20"/>
-                <w:lang w:val="pt-BR" w:eastAsia="pt-BR" w:bidi="ar-SA"/>
+                <w:rFonts w:cs="Arial" w:ascii="Arial" w:hAnsi="Arial"/>
               </w:rPr>
               <mc:AlternateContent>
                 <mc:Choice Requires="wps">
                   <w:drawing>
-                    <wp:anchor behindDoc="0" distT="0" distB="17780" distL="0" distR="26670" simplePos="0" locked="0" layoutInCell="1" allowOverlap="1" relativeHeight="10" wp14:anchorId="38F5878D">
+                    <wp:anchor behindDoc="0" distT="12700" distB="12700" distL="12700" distR="12700" simplePos="0" locked="0" layoutInCell="1" allowOverlap="1" relativeHeight="9" wp14:anchorId="38F5878D">
                       <wp:simplePos x="0" y="0"/>
                       <wp:positionH relativeFrom="column">
                         <wp:posOffset>937895</wp:posOffset>
@@ -599,7 +596,7 @@
               <mc:AlternateContent>
                 <mc:Choice Requires="wps">
                   <w:drawing>
-                    <wp:anchor behindDoc="0" distT="0" distB="17780" distL="0" distR="26670" simplePos="0" locked="0" layoutInCell="1" allowOverlap="1" relativeHeight="11" wp14:anchorId="2D8690AC">
+                    <wp:anchor behindDoc="0" distT="12700" distB="12700" distL="12700" distR="12700" simplePos="0" locked="0" layoutInCell="1" allowOverlap="1" relativeHeight="10" wp14:anchorId="2D8690AC">
                       <wp:simplePos x="0" y="0"/>
                       <wp:positionH relativeFrom="column">
                         <wp:posOffset>356235</wp:posOffset>
@@ -668,6 +665,7 @@
             <w:pPr>
               <w:pStyle w:val="Normal"/>
               <w:widowControl/>
+              <w:suppressAutoHyphens w:val="true"/>
               <w:spacing w:before="0" w:after="0"/>
               <w:jc w:val="center"/>
               <w:rPr>
@@ -711,6 +709,7 @@
             <w:pPr>
               <w:pStyle w:val="Normal"/>
               <w:widowControl/>
+              <w:suppressAutoHyphens w:val="true"/>
               <w:spacing w:before="0" w:after="0"/>
               <w:jc w:val="start"/>
               <w:rPr>
@@ -734,6 +733,7 @@
             <w:pPr>
               <w:pStyle w:val="Normal"/>
               <w:widowControl/>
+              <w:suppressAutoHyphens w:val="true"/>
               <w:spacing w:before="0" w:after="0"/>
               <w:jc w:val="both"/>
               <w:rPr>
@@ -780,6 +780,7 @@
             <w:pPr>
               <w:pStyle w:val="Normal"/>
               <w:widowControl/>
+              <w:suppressAutoHyphens w:val="true"/>
               <w:spacing w:before="0" w:after="0"/>
               <w:jc w:val="center"/>
               <w:rPr>
@@ -821,6 +822,7 @@
             <w:pPr>
               <w:pStyle w:val="Normal"/>
               <w:widowControl/>
+              <w:suppressAutoHyphens w:val="true"/>
               <w:spacing w:before="0" w:after="0"/>
               <w:jc w:val="center"/>
               <w:rPr>
@@ -844,6 +846,7 @@
             <w:pPr>
               <w:pStyle w:val="Normal"/>
               <w:widowControl/>
+              <w:suppressAutoHyphens w:val="true"/>
               <w:spacing w:before="0" w:after="0"/>
               <w:jc w:val="start"/>
               <w:rPr>
@@ -892,6 +895,7 @@
             <w:pPr>
               <w:pStyle w:val="Normal"/>
               <w:widowControl/>
+              <w:suppressAutoHyphens w:val="true"/>
               <w:spacing w:before="0" w:after="0"/>
               <w:jc w:val="center"/>
               <w:rPr>
@@ -917,6 +921,7 @@
             <w:pPr>
               <w:pStyle w:val="Normal"/>
               <w:widowControl/>
+              <w:suppressAutoHyphens w:val="true"/>
               <w:spacing w:before="0" w:after="0"/>
               <w:jc w:val="start"/>
               <w:rPr>
@@ -968,6 +973,7 @@
             <w:pPr>
               <w:pStyle w:val="Normal"/>
               <w:widowControl/>
+              <w:suppressAutoHyphens w:val="true"/>
               <w:spacing w:before="0" w:after="0"/>
               <w:jc w:val="start"/>
               <w:rPr>
@@ -999,6 +1005,7 @@
             <w:pPr>
               <w:pStyle w:val="Normal"/>
               <w:widowControl/>
+              <w:suppressAutoHyphens w:val="true"/>
               <w:spacing w:before="0" w:after="0"/>
               <w:jc w:val="start"/>
               <w:rPr>
@@ -1049,6 +1056,7 @@
             <w:pPr>
               <w:pStyle w:val="Normal"/>
               <w:widowControl/>
+              <w:suppressAutoHyphens w:val="true"/>
               <w:spacing w:before="0" w:after="0"/>
               <w:jc w:val="center"/>
               <w:rPr>
@@ -1072,6 +1080,7 @@
             <w:pPr>
               <w:pStyle w:val="Normal"/>
               <w:widowControl/>
+              <w:suppressAutoHyphens w:val="true"/>
               <w:spacing w:before="0" w:after="0"/>
               <w:jc w:val="center"/>
               <w:rPr>
@@ -1082,11 +1091,9 @@
             </w:pPr>
             <w:r>
               <w:rPr>
-                <w:rFonts w:eastAsia="Times New Roman" w:cs="Arial" w:ascii="Arial" w:hAnsi="Arial"/>
-                <w:kern w:val="0"/>
+                <w:rFonts w:cs="Arial" w:ascii="Arial" w:hAnsi="Arial"/>
                 <w:sz w:val="18"/>
                 <w:szCs w:val="18"/>
-                <w:lang w:val="pt-BR" w:eastAsia="pt-BR" w:bidi="ar-SA"/>
               </w:rPr>
             </w:r>
           </w:p>
@@ -1098,6 +1105,7 @@
                 <w:tab w:val="clear" w:pos="709"/>
                 <w:tab w:val="left" w:pos="1044" w:leader="none"/>
               </w:tabs>
+              <w:suppressAutoHyphens w:val="true"/>
               <w:spacing w:before="0" w:after="0"/>
               <w:jc w:val="center"/>
               <w:rPr>
@@ -1109,7 +1117,7 @@
               <mc:AlternateContent>
                 <mc:Choice Requires="wps">
                   <w:drawing>
-                    <wp:anchor behindDoc="0" distT="0" distB="17780" distL="0" distR="26670" simplePos="0" locked="0" layoutInCell="1" allowOverlap="1" relativeHeight="12" wp14:anchorId="1AEDD492">
+                    <wp:anchor behindDoc="0" distT="12700" distB="12700" distL="12700" distR="12700" simplePos="0" locked="0" layoutInCell="1" allowOverlap="1" relativeHeight="11" wp14:anchorId="1AEDD492">
                       <wp:simplePos x="0" y="0"/>
                       <wp:positionH relativeFrom="column">
                         <wp:posOffset>1247140</wp:posOffset>
@@ -1175,7 +1183,7 @@
               <mc:AlternateContent>
                 <mc:Choice Requires="wps">
                   <w:drawing>
-                    <wp:anchor behindDoc="0" distT="0" distB="17780" distL="0" distR="26670" simplePos="0" locked="0" layoutInCell="1" allowOverlap="1" relativeHeight="13" wp14:anchorId="33A32E8C">
+                    <wp:anchor behindDoc="0" distT="12700" distB="12700" distL="12700" distR="12700" simplePos="0" locked="0" layoutInCell="1" allowOverlap="1" relativeHeight="12" wp14:anchorId="33A32E8C">
                       <wp:simplePos x="0" y="0"/>
                       <wp:positionH relativeFrom="column">
                         <wp:posOffset>551815</wp:posOffset>
@@ -1268,6 +1276,7 @@
             <w:pPr>
               <w:pStyle w:val="Normal"/>
               <w:widowControl/>
+              <w:suppressAutoHyphens w:val="true"/>
               <w:spacing w:before="0" w:after="0"/>
               <w:jc w:val="center"/>
               <w:rPr>
@@ -1306,6 +1315,7 @@
             <w:pPr>
               <w:pStyle w:val="Normal"/>
               <w:widowControl/>
+              <w:suppressAutoHyphens w:val="true"/>
               <w:spacing w:before="0" w:after="0"/>
               <w:jc w:val="center"/>
               <w:rPr>
@@ -1316,36 +1326,57 @@
             </w:pPr>
             <w:r>
               <w:rPr>
-                <w:rFonts w:eastAsia="Times New Roman" w:cs="Arial" w:ascii="Arial" w:hAnsi="Arial"/>
+                <w:rFonts w:cs="Arial" w:ascii="Arial" w:hAnsi="Arial"/>
                 <w:b/>
                 <w:bCs/>
+              </w:rPr>
+            </w:r>
+          </w:p>
+          <w:p>
+            <w:pPr>
+              <w:pStyle w:val="Normal"/>
+              <w:widowControl/>
+              <w:suppressAutoHyphens w:val="true"/>
+              <w:spacing w:lineRule="auto" w:line="480" w:before="0" w:after="0"/>
+              <w:jc w:val="both"/>
+              <w:rPr>
+                <w:rFonts w:ascii="Arial" w:hAnsi="Arial" w:cs="Arial"/>
+              </w:rPr>
+            </w:pPr>
+            <w:r>
+              <w:rPr>
+                <w:rFonts w:eastAsia="Times New Roman" w:cs="Arial" w:ascii="Arial" w:hAnsi="Arial"/>
                 <w:kern w:val="0"/>
                 <w:sz w:val="20"/>
                 <w:szCs w:val="20"/>
                 <w:lang w:val="pt-BR" w:eastAsia="pt-BR" w:bidi="ar-SA"/>
               </w:rPr>
-            </w:r>
-          </w:p>
-          <w:p>
-            <w:pPr>
-              <w:pStyle w:val="Normal"/>
-              <w:widowControl/>
-              <w:spacing w:lineRule="auto" w:line="480" w:before="0" w:after="0"/>
-              <w:jc w:val="both"/>
-              <w:rPr>
-                <w:rFonts w:ascii="Arial" w:hAnsi="Arial" w:cs="Arial"/>
-              </w:rPr>
-            </w:pPr>
-            <w:r>
-              <w:rPr>
-                <w:rFonts w:eastAsia="Times New Roman" w:cs="Arial" w:ascii="Arial" w:hAnsi="Arial"/>
+              <w:t xml:space="preserve">Eu, </w:t>
+            </w:r>
+            <w:r>
+              <w:rPr>
+                <w:rFonts w:eastAsia="Times New Roman" w:cs="Arial" w:ascii="Arial" w:hAnsi="Arial"/>
+                <w:b/>
+                <w:bCs/>
                 <w:kern w:val="0"/>
                 <w:sz w:val="20"/>
                 <w:szCs w:val="20"/>
                 <w:lang w:val="pt-BR" w:eastAsia="pt-BR" w:bidi="ar-SA"/>
               </w:rPr>
-              <w:t xml:space="preserve">Eu, </w:t>
-            </w:r>
+              <w:t xml:space="preserve">{{nomeResp}} </w:t>
+            </w:r>
+            <w:r>
+              <w:rPr>
+                <w:rFonts w:eastAsia="Times New Roman" w:cs="Arial" w:ascii="Arial" w:hAnsi="Arial"/>
+                <w:kern w:val="0"/>
+                <w:sz w:val="20"/>
+                <w:szCs w:val="20"/>
+                <w:lang w:val="pt-BR" w:eastAsia="pt-BR" w:bidi="ar-SA"/>
+              </w:rPr>
+              <w:t>RG:</w:t>
+            </w:r>
+            <w:bookmarkStart w:id="0" w:name="_Hlk191539510"/>
+            <w:bookmarkStart w:id="1" w:name="_Hlk194666790"/>
             <w:r>
               <w:rPr>
                 <w:rFonts w:eastAsia="Times New Roman" w:cs="Arial" w:ascii="Arial" w:hAnsi="Arial"/>
@@ -1356,7 +1387,7 @@
                 <w:szCs w:val="20"/>
                 <w:lang w:val="pt-BR" w:eastAsia="pt-BR" w:bidi="ar-SA"/>
               </w:rPr>
-              <w:t xml:space="preserve">{{nomeResp}} </w:t>
+              <w:t xml:space="preserve"> {{rgResp}} </w:t>
             </w:r>
             <w:r>
               <w:rPr>
@@ -1366,10 +1397,8 @@
                 <w:szCs w:val="20"/>
                 <w:lang w:val="pt-BR" w:eastAsia="pt-BR" w:bidi="ar-SA"/>
               </w:rPr>
-              <w:t>RG:</w:t>
-            </w:r>
-            <w:bookmarkStart w:id="0" w:name="_Hlk194666790"/>
-            <w:bookmarkStart w:id="1" w:name="_Hlk191539510"/>
+              <w:t>CPF:</w:t>
+            </w:r>
             <w:r>
               <w:rPr>
                 <w:rFonts w:eastAsia="Times New Roman" w:cs="Arial" w:ascii="Arial" w:hAnsi="Arial"/>
@@ -1380,28 +1409,6 @@
                 <w:szCs w:val="20"/>
                 <w:lang w:val="pt-BR" w:eastAsia="pt-BR" w:bidi="ar-SA"/>
               </w:rPr>
-              <w:t xml:space="preserve"> {{rgResp}} </w:t>
-            </w:r>
-            <w:r>
-              <w:rPr>
-                <w:rFonts w:eastAsia="Times New Roman" w:cs="Arial" w:ascii="Arial" w:hAnsi="Arial"/>
-                <w:kern w:val="0"/>
-                <w:sz w:val="20"/>
-                <w:szCs w:val="20"/>
-                <w:lang w:val="pt-BR" w:eastAsia="pt-BR" w:bidi="ar-SA"/>
-              </w:rPr>
-              <w:t>CPF:</w:t>
-            </w:r>
-            <w:r>
-              <w:rPr>
-                <w:rFonts w:eastAsia="Times New Roman" w:cs="Arial" w:ascii="Arial" w:hAnsi="Arial"/>
-                <w:b/>
-                <w:bCs/>
-                <w:kern w:val="0"/>
-                <w:sz w:val="20"/>
-                <w:szCs w:val="20"/>
-                <w:lang w:val="pt-BR" w:eastAsia="pt-BR" w:bidi="ar-SA"/>
-              </w:rPr>
               <w:t xml:space="preserve"> {{cpfResp}}</w:t>
             </w:r>
           </w:p>
@@ -1409,6 +1416,7 @@
             <w:pPr>
               <w:pStyle w:val="Normal"/>
               <w:widowControl/>
+              <w:suppressAutoHyphens w:val="true"/>
               <w:spacing w:lineRule="auto" w:line="480" w:before="0" w:after="0"/>
               <w:jc w:val="both"/>
               <w:rPr>
@@ -1468,6 +1476,7 @@
             <w:pPr>
               <w:pStyle w:val="Normal"/>
               <w:widowControl/>
+              <w:suppressAutoHyphens w:val="true"/>
               <w:spacing w:lineRule="auto" w:line="480" w:before="0" w:after="0"/>
               <w:jc w:val="both"/>
               <w:rPr>
@@ -1491,6 +1500,7 @@
             <w:pPr>
               <w:pStyle w:val="Normal"/>
               <w:widowControl/>
+              <w:suppressAutoHyphens w:val="true"/>
               <w:spacing w:before="0" w:after="0"/>
               <w:jc w:val="both"/>
               <w:rPr>
@@ -1499,20 +1509,72 @@
             </w:pPr>
             <w:r>
               <w:rPr>
+                <w:rFonts w:cs="Arial" w:ascii="Arial" w:hAnsi="Arial"/>
+              </w:rPr>
+            </w:r>
+          </w:p>
+          <w:p>
+            <w:pPr>
+              <w:pStyle w:val="Normal"/>
+              <w:widowControl/>
+              <w:suppressAutoHyphens w:val="true"/>
+              <w:spacing w:before="0" w:after="0"/>
+              <w:jc w:val="both"/>
+              <w:rPr>
+                <w:rFonts w:ascii="Arial" w:hAnsi="Arial" w:cs="Arial"/>
+                <w:sz w:val="18"/>
+                <w:szCs w:val="18"/>
+              </w:rPr>
+            </w:pPr>
+            <w:r>
+              <w:rPr>
+                <w:rFonts w:cs="Arial" w:ascii="Arial" w:hAnsi="Arial"/>
+                <w:sz w:val="18"/>
+                <w:szCs w:val="18"/>
+              </w:rPr>
+            </w:r>
+          </w:p>
+          <w:p>
+            <w:pPr>
+              <w:pStyle w:val="Normal"/>
+              <w:widowControl/>
+              <w:suppressAutoHyphens w:val="true"/>
+              <w:spacing w:before="0" w:after="0"/>
+              <w:jc w:val="start"/>
+              <w:rPr>
+                <w:rFonts w:ascii="Arial" w:hAnsi="Arial" w:cs="Arial"/>
+                <w:sz w:val="22"/>
+                <w:szCs w:val="22"/>
+              </w:rPr>
+            </w:pPr>
+            <w:r>
+              <w:rPr>
                 <w:rFonts w:eastAsia="Times New Roman" w:cs="Arial" w:ascii="Arial" w:hAnsi="Arial"/>
                 <w:kern w:val="0"/>
                 <w:sz w:val="20"/>
                 <w:szCs w:val="20"/>
                 <w:lang w:val="pt-BR" w:eastAsia="pt-BR" w:bidi="ar-SA"/>
               </w:rPr>
-            </w:r>
-          </w:p>
-          <w:p>
-            <w:pPr>
-              <w:pStyle w:val="Normal"/>
-              <w:widowControl/>
+              <w:t>Assinatura do Responsável pela Autorização</w:t>
+            </w:r>
+            <w:r>
+              <w:rPr>
+                <w:rFonts w:eastAsia="Times New Roman" w:cs="Arial" w:ascii="Arial" w:hAnsi="Arial"/>
+                <w:kern w:val="0"/>
+                <w:sz w:val="22"/>
+                <w:szCs w:val="22"/>
+                <w:lang w:val="pt-BR" w:eastAsia="pt-BR" w:bidi="ar-SA"/>
+              </w:rPr>
+              <w:t>: ______________________________________________.</w:t>
+            </w:r>
+          </w:p>
+          <w:p>
+            <w:pPr>
+              <w:pStyle w:val="Normal"/>
+              <w:widowControl/>
+              <w:suppressAutoHyphens w:val="true"/>
               <w:spacing w:before="0" w:after="0"/>
-              <w:jc w:val="both"/>
+              <w:jc w:val="start"/>
               <w:rPr>
                 <w:rFonts w:ascii="Arial" w:hAnsi="Arial" w:cs="Arial"/>
                 <w:sz w:val="18"/>
@@ -1521,22 +1583,42 @@
             </w:pPr>
             <w:r>
               <w:rPr>
-                <w:rFonts w:eastAsia="Times New Roman" w:cs="Arial" w:ascii="Arial" w:hAnsi="Arial"/>
-                <w:kern w:val="0"/>
+                <w:rFonts w:cs="Arial" w:ascii="Arial" w:hAnsi="Arial"/>
                 <w:sz w:val="18"/>
                 <w:szCs w:val="18"/>
-                <w:lang w:val="pt-BR" w:eastAsia="pt-BR" w:bidi="ar-SA"/>
-              </w:rPr>
-            </w:r>
-          </w:p>
-          <w:p>
-            <w:pPr>
-              <w:pStyle w:val="Normal"/>
-              <w:widowControl/>
+              </w:rPr>
+            </w:r>
+          </w:p>
+          <w:p>
+            <w:pPr>
+              <w:pStyle w:val="Normal"/>
+              <w:widowControl/>
+              <w:suppressAutoHyphens w:val="true"/>
               <w:spacing w:before="0" w:after="0"/>
               <w:jc w:val="start"/>
               <w:rPr>
                 <w:rFonts w:ascii="Arial" w:hAnsi="Arial" w:cs="Arial"/>
+                <w:sz w:val="18"/>
+                <w:szCs w:val="18"/>
+              </w:rPr>
+            </w:pPr>
+            <w:r>
+              <w:rPr>
+                <w:rFonts w:cs="Arial" w:ascii="Arial" w:hAnsi="Arial"/>
+                <w:sz w:val="18"/>
+                <w:szCs w:val="18"/>
+              </w:rPr>
+            </w:r>
+          </w:p>
+          <w:p>
+            <w:pPr>
+              <w:pStyle w:val="Normal"/>
+              <w:widowControl/>
+              <w:suppressAutoHyphens w:val="true"/>
+              <w:spacing w:before="0" w:after="0"/>
+              <w:jc w:val="end"/>
+              <w:rPr>
+                <w:rFonts w:ascii="Arial" w:hAnsi="Arial" w:cs="Arial"/>
                 <w:sz w:val="22"/>
                 <w:szCs w:val="22"/>
               </w:rPr>
@@ -1545,111 +1627,31 @@
               <w:rPr>
                 <w:rFonts w:eastAsia="Times New Roman" w:cs="Arial" w:ascii="Arial" w:hAnsi="Arial"/>
                 <w:kern w:val="0"/>
-                <w:sz w:val="20"/>
-                <w:szCs w:val="20"/>
-                <w:lang w:val="pt-BR" w:eastAsia="pt-BR" w:bidi="ar-SA"/>
-              </w:rPr>
-              <w:t>Assinatura do Responsável pela Autorização</w:t>
-            </w:r>
-            <w:r>
-              <w:rPr>
-                <w:rFonts w:eastAsia="Times New Roman" w:cs="Arial" w:ascii="Arial" w:hAnsi="Arial"/>
-                <w:kern w:val="0"/>
-                <w:sz w:val="22"/>
+                <w:sz w:val="15"/>
                 <w:szCs w:val="22"/>
                 <w:lang w:val="pt-BR" w:eastAsia="pt-BR" w:bidi="ar-SA"/>
               </w:rPr>
-              <w:t>: ______________________________________________.</w:t>
-            </w:r>
-          </w:p>
-          <w:p>
-            <w:pPr>
-              <w:pStyle w:val="Normal"/>
-              <w:widowControl/>
+              <w:t>São Paulo, {{dataExt}}.</w:t>
+            </w:r>
+          </w:p>
+          <w:p>
+            <w:pPr>
+              <w:pStyle w:val="Normal"/>
+              <w:widowControl/>
+              <w:suppressAutoHyphens w:val="true"/>
               <w:spacing w:before="0" w:after="0"/>
               <w:jc w:val="start"/>
               <w:rPr>
                 <w:rFonts w:ascii="Arial" w:hAnsi="Arial" w:cs="Arial"/>
-                <w:sz w:val="18"/>
-                <w:szCs w:val="18"/>
-              </w:rPr>
-            </w:pPr>
-            <w:r>
-              <w:rPr>
-                <w:rFonts w:eastAsia="Times New Roman" w:cs="Arial" w:ascii="Arial" w:hAnsi="Arial"/>
-                <w:kern w:val="0"/>
-                <w:sz w:val="18"/>
-                <w:szCs w:val="18"/>
-                <w:lang w:val="pt-BR" w:eastAsia="pt-BR" w:bidi="ar-SA"/>
-              </w:rPr>
-            </w:r>
-          </w:p>
-          <w:p>
-            <w:pPr>
-              <w:pStyle w:val="Normal"/>
-              <w:widowControl/>
-              <w:spacing w:before="0" w:after="0"/>
-              <w:jc w:val="start"/>
-              <w:rPr>
-                <w:rFonts w:ascii="Arial" w:hAnsi="Arial" w:cs="Arial"/>
-                <w:sz w:val="18"/>
-                <w:szCs w:val="18"/>
-              </w:rPr>
-            </w:pPr>
-            <w:r>
-              <w:rPr>
-                <w:rFonts w:eastAsia="Times New Roman" w:cs="Arial" w:ascii="Arial" w:hAnsi="Arial"/>
-                <w:kern w:val="0"/>
-                <w:sz w:val="18"/>
-                <w:szCs w:val="18"/>
-                <w:lang w:val="pt-BR" w:eastAsia="pt-BR" w:bidi="ar-SA"/>
-              </w:rPr>
-            </w:r>
-          </w:p>
-          <w:p>
-            <w:pPr>
-              <w:pStyle w:val="Normal"/>
-              <w:widowControl/>
-              <w:spacing w:before="0" w:after="0"/>
-              <w:jc w:val="end"/>
-              <w:rPr>
-                <w:rFonts w:ascii="Arial" w:hAnsi="Arial" w:cs="Arial"/>
-                <w:sz w:val="22"/>
-                <w:szCs w:val="22"/>
-              </w:rPr>
-            </w:pPr>
-            <w:r>
-              <w:rPr>
-                <w:rFonts w:eastAsia="Times New Roman" w:cs="Arial" w:ascii="Arial" w:hAnsi="Arial"/>
-                <w:kern w:val="0"/>
-                <w:sz w:val="15"/>
-                <w:szCs w:val="22"/>
-                <w:lang w:val="pt-BR" w:eastAsia="pt-BR" w:bidi="ar-SA"/>
-              </w:rPr>
-              <w:t>São Paulo, {{dataExt}}.</w:t>
-            </w:r>
-          </w:p>
-          <w:p>
-            <w:pPr>
-              <w:pStyle w:val="Normal"/>
-              <w:widowControl/>
-              <w:spacing w:before="0" w:after="0"/>
-              <w:jc w:val="start"/>
-              <w:rPr>
-                <w:rFonts w:ascii="Arial" w:hAnsi="Arial" w:cs="Arial"/>
                 <w:b/>
                 <w:bCs/>
               </w:rPr>
             </w:pPr>
             <w:r>
               <w:rPr>
-                <w:rFonts w:eastAsia="Times New Roman" w:cs="Arial" w:ascii="Arial" w:hAnsi="Arial"/>
+                <w:rFonts w:cs="Arial" w:ascii="Arial" w:hAnsi="Arial"/>
                 <w:b/>
                 <w:bCs/>
-                <w:kern w:val="0"/>
-                <w:sz w:val="20"/>
-                <w:szCs w:val="20"/>
-                <w:lang w:val="pt-BR" w:eastAsia="pt-BR" w:bidi="ar-SA"/>
               </w:rPr>
             </w:r>
           </w:p>
@@ -1669,6 +1671,7 @@
             <w:pPr>
               <w:pStyle w:val="Normal"/>
               <w:widowControl/>
+              <w:suppressAutoHyphens w:val="true"/>
               <w:spacing w:before="0" w:after="0"/>
               <w:jc w:val="center"/>
               <w:rPr>
@@ -1705,6 +1708,7 @@
             <w:pPr>
               <w:pStyle w:val="Normal"/>
               <w:widowControl/>
+              <w:suppressAutoHyphens w:val="true"/>
               <w:spacing w:before="0" w:after="0"/>
               <w:jc w:val="center"/>
               <w:rPr>
@@ -1728,6 +1732,7 @@
             <w:pPr>
               <w:pStyle w:val="Normal"/>
               <w:widowControl/>
+              <w:suppressAutoHyphens w:val="true"/>
               <w:spacing w:before="0" w:after="0"/>
               <w:jc w:val="start"/>
               <w:rPr>
@@ -1767,6 +1772,7 @@
             <w:pPr>
               <w:pStyle w:val="Normal"/>
               <w:widowControl/>
+              <w:suppressAutoHyphens w:val="true"/>
               <w:spacing w:before="0" w:after="0"/>
               <w:jc w:val="center"/>
               <w:rPr>
@@ -1779,13 +1785,11 @@
             </w:pPr>
             <w:r>
               <w:rPr>
-                <w:rFonts w:eastAsia="Times New Roman" w:cs="Arial" w:ascii="Arial" w:hAnsi="Arial"/>
+                <w:rFonts w:cs="Arial" w:ascii="Arial" w:hAnsi="Arial"/>
                 <w:b/>
                 <w:bCs/>
-                <w:kern w:val="0"/>
                 <w:sz w:val="18"/>
                 <w:szCs w:val="18"/>
-                <w:lang w:val="pt-BR" w:eastAsia="pt-BR" w:bidi="ar-SA"/>
               </w:rPr>
             </w:r>
           </w:p>
@@ -1799,6 +1803,7 @@
             <w:pPr>
               <w:pStyle w:val="Normal"/>
               <w:widowControl/>
+              <w:suppressAutoHyphens w:val="true"/>
               <w:spacing w:before="0" w:after="0"/>
               <w:jc w:val="center"/>
               <w:rPr>
@@ -1822,6 +1827,7 @@
             <w:pPr>
               <w:pStyle w:val="Normal"/>
               <w:widowControl/>
+              <w:suppressAutoHyphens w:val="true"/>
               <w:spacing w:before="0" w:after="0"/>
               <w:jc w:val="center"/>
               <w:rPr>
@@ -1856,6 +1862,7 @@
             <w:pPr>
               <w:pStyle w:val="Normal"/>
               <w:widowControl/>
+              <w:suppressAutoHyphens w:val="true"/>
               <w:spacing w:before="0" w:after="0"/>
               <w:jc w:val="center"/>
               <w:rPr>
@@ -1879,6 +1886,7 @@
             <w:pPr>
               <w:pStyle w:val="Normal"/>
               <w:widowControl/>
+              <w:suppressAutoHyphens w:val="true"/>
               <w:spacing w:before="0" w:after="0"/>
               <w:jc w:val="center"/>
               <w:rPr>
@@ -1889,18 +1897,17 @@
             </w:pPr>
             <w:r>
               <w:rPr>
-                <w:rFonts w:eastAsia="Times New Roman" w:cs="Arial" w:ascii="Arial" w:hAnsi="Arial"/>
-                <w:kern w:val="0"/>
+                <w:rFonts w:cs="Arial" w:ascii="Arial" w:hAnsi="Arial"/>
                 <w:sz w:val="2"/>
                 <w:szCs w:val="2"/>
-                <w:lang w:val="pt-BR" w:eastAsia="pt-BR" w:bidi="ar-SA"/>
-              </w:rPr>
-            </w:r>
-          </w:p>
-          <w:p>
-            <w:pPr>
-              <w:pStyle w:val="Normal"/>
-              <w:widowControl/>
+              </w:rPr>
+            </w:r>
+          </w:p>
+          <w:p>
+            <w:pPr>
+              <w:pStyle w:val="Normal"/>
+              <w:widowControl/>
+              <w:suppressAutoHyphens w:val="true"/>
               <w:spacing w:before="0" w:after="0"/>
               <w:jc w:val="start"/>
               <w:rPr>
@@ -1947,6 +1954,7 @@
             <w:pPr>
               <w:pStyle w:val="Normal"/>
               <w:widowControl/>
+              <w:suppressAutoHyphens w:val="true"/>
               <w:spacing w:before="0" w:after="0"/>
               <w:jc w:val="start"/>
               <w:rPr>
@@ -1970,6 +1978,7 @@
             <w:pPr>
               <w:pStyle w:val="Normal"/>
               <w:widowControl/>
+              <w:suppressAutoHyphens w:val="true"/>
               <w:spacing w:before="0" w:after="0"/>
               <w:jc w:val="start"/>
               <w:rPr>
@@ -2015,6 +2024,7 @@
             <w:pPr>
               <w:pStyle w:val="Normal"/>
               <w:widowControl/>
+              <w:suppressAutoHyphens w:val="true"/>
               <w:spacing w:before="0" w:after="0"/>
               <w:jc w:val="start"/>
               <w:rPr>
@@ -2061,6 +2071,7 @@
             <w:pPr>
               <w:pStyle w:val="Normal"/>
               <w:widowControl/>
+              <w:suppressAutoHyphens w:val="true"/>
               <w:spacing w:before="0" w:after="0"/>
               <w:jc w:val="center"/>
               <w:rPr>
@@ -2100,6 +2111,7 @@
             <w:pPr>
               <w:pStyle w:val="Normal"/>
               <w:widowControl/>
+              <w:suppressAutoHyphens w:val="true"/>
               <w:spacing w:before="0" w:after="0"/>
               <w:jc w:val="center"/>
               <w:rPr>
@@ -2137,6 +2149,7 @@
             <w:pPr>
               <w:pStyle w:val="Normal"/>
               <w:widowControl/>
+              <w:suppressAutoHyphens w:val="true"/>
               <w:spacing w:before="0" w:after="0"/>
               <w:jc w:val="start"/>
               <w:rPr>
@@ -2160,6 +2173,7 @@
             <w:pPr>
               <w:pStyle w:val="Normal"/>
               <w:widowControl/>
+              <w:suppressAutoHyphens w:val="true"/>
               <w:spacing w:before="0" w:after="0"/>
               <w:jc w:val="start"/>
               <w:rPr>
@@ -2170,11 +2184,9 @@
             </w:pPr>
             <w:r>
               <w:rPr>
-                <w:rFonts w:eastAsia="Times New Roman" w:cs="Arial" w:ascii="Arial" w:hAnsi="Arial"/>
-                <w:kern w:val="0"/>
+                <w:rFonts w:cs="Arial" w:ascii="Arial" w:hAnsi="Arial"/>
                 <w:sz w:val="18"/>
                 <w:szCs w:val="18"/>
-                <w:lang w:val="pt-BR" w:eastAsia="pt-BR" w:bidi="ar-SA"/>
               </w:rPr>
             </w:r>
           </w:p>
@@ -2194,6 +2206,7 @@
             <w:pPr>
               <w:pStyle w:val="Normal"/>
               <w:widowControl/>
+              <w:suppressAutoHyphens w:val="true"/>
               <w:spacing w:before="0" w:after="0"/>
               <w:jc w:val="center"/>
               <w:rPr>
@@ -2204,18 +2217,17 @@
             </w:pPr>
             <w:r>
               <w:rPr>
-                <w:rFonts w:eastAsia="Times New Roman" w:cs="Arial" w:ascii="Arial" w:hAnsi="Arial"/>
-                <w:kern w:val="0"/>
+                <w:rFonts w:cs="Arial" w:ascii="Arial" w:hAnsi="Arial"/>
                 <w:sz w:val="18"/>
                 <w:szCs w:val="18"/>
-                <w:lang w:val="pt-BR" w:eastAsia="pt-BR" w:bidi="ar-SA"/>
-              </w:rPr>
-            </w:r>
-          </w:p>
-          <w:p>
-            <w:pPr>
-              <w:pStyle w:val="Normal"/>
-              <w:widowControl/>
+              </w:rPr>
+            </w:r>
+          </w:p>
+          <w:p>
+            <w:pPr>
+              <w:pStyle w:val="Normal"/>
+              <w:widowControl/>
+              <w:suppressAutoHyphens w:val="true"/>
               <w:spacing w:before="0" w:after="0"/>
               <w:jc w:val="start"/>
               <w:rPr>
@@ -2239,6 +2251,7 @@
             <w:pPr>
               <w:pStyle w:val="Normal"/>
               <w:widowControl/>
+              <w:suppressAutoHyphens w:val="true"/>
               <w:spacing w:before="0" w:after="0"/>
               <w:jc w:val="center"/>
               <w:rPr>
@@ -2247,11 +2260,7 @@
             </w:pPr>
             <w:r>
               <w:rPr>
-                <w:rFonts w:eastAsia="Times New Roman" w:cs="Arial" w:ascii="Arial" w:hAnsi="Arial"/>
-                <w:kern w:val="0"/>
-                <w:sz w:val="20"/>
-                <w:szCs w:val="20"/>
-                <w:lang w:val="pt-BR" w:eastAsia="pt-BR" w:bidi="ar-SA"/>
+                <w:rFonts w:cs="Arial" w:ascii="Arial" w:hAnsi="Arial"/>
               </w:rPr>
             </w:r>
           </w:p>
@@ -2271,6 +2280,7 @@
             <w:pPr>
               <w:pStyle w:val="Normal"/>
               <w:widowControl/>
+              <w:suppressAutoHyphens w:val="true"/>
               <w:spacing w:before="0" w:after="0"/>
               <w:jc w:val="center"/>
               <w:rPr>
@@ -2308,6 +2318,7 @@
             <w:pPr>
               <w:pStyle w:val="Normal"/>
               <w:widowControl/>
+              <w:suppressAutoHyphens w:val="true"/>
               <w:spacing w:before="0" w:after="0"/>
               <w:jc w:val="center"/>
               <w:rPr>
@@ -2320,18 +2331,16 @@
             </w:pPr>
             <w:r>
               <w:rPr>
-                <w:rFonts w:eastAsia="Times New Roman" w:cs="Arial" w:ascii="Arial" w:hAnsi="Arial"/>
+                <w:rFonts w:cs="Arial" w:ascii="Arial" w:hAnsi="Arial"/>
                 <w:b/>
                 <w:bCs/>
-                <w:kern w:val="0"/>
                 <w:sz w:val="18"/>
                 <w:szCs w:val="18"/>
-                <w:lang w:val="pt-BR" w:eastAsia="pt-BR" w:bidi="ar-SA"/>
               </w:rPr>
               <mc:AlternateContent>
                 <mc:Choice Requires="wps">
                   <w:drawing>
-                    <wp:anchor behindDoc="0" distT="0" distB="22860" distL="0" distR="19050" simplePos="0" locked="0" layoutInCell="1" allowOverlap="1" relativeHeight="15" wp14:anchorId="03F155F8">
+                    <wp:anchor behindDoc="0" distT="12700" distB="12700" distL="12700" distR="12700" simplePos="0" locked="0" layoutInCell="1" allowOverlap="1" relativeHeight="14" wp14:anchorId="03F155F8">
                       <wp:simplePos x="0" y="0"/>
                       <wp:positionH relativeFrom="column">
                         <wp:posOffset>3391535</wp:posOffset>
@@ -2397,7 +2406,7 @@
               <mc:AlternateContent>
                 <mc:Choice Requires="wps">
                   <w:drawing>
-                    <wp:anchor behindDoc="0" distT="0" distB="22860" distL="0" distR="19050" simplePos="0" locked="0" layoutInCell="1" allowOverlap="1" relativeHeight="16" wp14:anchorId="7A04F90E">
+                    <wp:anchor behindDoc="0" distT="12700" distB="12700" distL="12700" distR="12700" simplePos="0" locked="0" layoutInCell="1" allowOverlap="1" relativeHeight="15" wp14:anchorId="7A04F90E">
                       <wp:simplePos x="0" y="0"/>
                       <wp:positionH relativeFrom="column">
                         <wp:posOffset>78105</wp:posOffset>
@@ -2463,7 +2472,7 @@
               <mc:AlternateContent>
                 <mc:Choice Requires="wps">
                   <w:drawing>
-                    <wp:anchor behindDoc="0" distT="0" distB="22860" distL="0" distR="19050" simplePos="0" locked="0" layoutInCell="1" allowOverlap="1" relativeHeight="17" wp14:anchorId="0360A5A0">
+                    <wp:anchor behindDoc="0" distT="12700" distB="12700" distL="12700" distR="12700" simplePos="0" locked="0" layoutInCell="1" allowOverlap="1" relativeHeight="16" wp14:anchorId="0360A5A0">
                       <wp:simplePos x="0" y="0"/>
                       <wp:positionH relativeFrom="column">
                         <wp:posOffset>5057140</wp:posOffset>
@@ -2529,7 +2538,7 @@
               <mc:AlternateContent>
                 <mc:Choice Requires="wps">
                   <w:drawing>
-                    <wp:anchor behindDoc="0" distT="0" distB="22860" distL="0" distR="19050" simplePos="0" locked="0" layoutInCell="1" allowOverlap="1" relativeHeight="18" wp14:anchorId="0FE39464">
+                    <wp:anchor behindDoc="0" distT="12700" distB="12700" distL="12700" distR="12700" simplePos="0" locked="0" layoutInCell="1" allowOverlap="1" relativeHeight="17" wp14:anchorId="0FE39464">
                       <wp:simplePos x="0" y="0"/>
                       <wp:positionH relativeFrom="column">
                         <wp:posOffset>1490980</wp:posOffset>
@@ -2598,6 +2607,7 @@
             <w:pPr>
               <w:pStyle w:val="Normal"/>
               <w:widowControl/>
+              <w:suppressAutoHyphens w:val="true"/>
               <w:spacing w:before="0" w:after="0"/>
               <w:jc w:val="start"/>
               <w:rPr>
@@ -2631,6 +2641,7 @@
             <w:pPr>
               <w:pStyle w:val="Normal"/>
               <w:widowControl/>
+              <w:suppressAutoHyphens w:val="true"/>
               <w:spacing w:before="0" w:after="0"/>
               <w:jc w:val="start"/>
               <w:rPr>
@@ -2641,18 +2652,17 @@
             </w:pPr>
             <w:r>
               <w:rPr>
-                <w:rFonts w:eastAsia="Times New Roman" w:cs="Arial" w:ascii="Arial" w:hAnsi="Arial"/>
-                <w:kern w:val="0"/>
+                <w:rFonts w:cs="Arial" w:ascii="Arial" w:hAnsi="Arial"/>
                 <w:sz w:val="18"/>
                 <w:szCs w:val="18"/>
-                <w:lang w:val="pt-BR" w:eastAsia="pt-BR" w:bidi="ar-SA"/>
-              </w:rPr>
-            </w:r>
-          </w:p>
-          <w:p>
-            <w:pPr>
-              <w:pStyle w:val="Normal"/>
-              <w:widowControl/>
+              </w:rPr>
+            </w:r>
+          </w:p>
+          <w:p>
+            <w:pPr>
+              <w:pStyle w:val="Normal"/>
+              <w:widowControl/>
+              <w:suppressAutoHyphens w:val="true"/>
               <w:spacing w:before="0" w:after="0"/>
               <w:jc w:val="start"/>
               <w:rPr>
@@ -2665,7 +2675,7 @@
               <mc:AlternateContent>
                 <mc:Choice Requires="wps">
                   <w:drawing>
-                    <wp:anchor behindDoc="0" distT="0" distB="22860" distL="0" distR="19050" simplePos="0" locked="0" layoutInCell="1" allowOverlap="1" relativeHeight="14" wp14:anchorId="6F9EAC43">
+                    <wp:anchor behindDoc="0" distT="12700" distB="12700" distL="12700" distR="12700" simplePos="0" locked="0" layoutInCell="1" allowOverlap="1" relativeHeight="13" wp14:anchorId="6F9EAC43">
                       <wp:simplePos x="0" y="0"/>
                       <wp:positionH relativeFrom="column">
                         <wp:posOffset>518795</wp:posOffset>
@@ -2754,6 +2764,7 @@
             <w:pPr>
               <w:pStyle w:val="Normal"/>
               <w:widowControl/>
+              <w:suppressAutoHyphens w:val="true"/>
               <w:spacing w:before="0" w:after="0"/>
               <w:jc w:val="start"/>
               <w:rPr>
@@ -2766,13 +2777,11 @@
             </w:pPr>
             <w:r>
               <w:rPr>
-                <w:rFonts w:eastAsia="Times New Roman" w:cs="Arial" w:ascii="Arial" w:hAnsi="Arial"/>
+                <w:rFonts w:cs="Arial" w:ascii="Arial" w:hAnsi="Arial"/>
                 <w:b/>
                 <w:bCs/>
-                <w:kern w:val="0"/>
                 <w:sz w:val="18"/>
                 <w:szCs w:val="18"/>
-                <w:lang w:val="pt-BR" w:eastAsia="pt-BR" w:bidi="ar-SA"/>
               </w:rPr>
             </w:r>
           </w:p>
@@ -2792,6 +2801,7 @@
             <w:pPr>
               <w:pStyle w:val="Normal"/>
               <w:widowControl/>
+              <w:suppressAutoHyphens w:val="true"/>
               <w:spacing w:before="0" w:after="0"/>
               <w:jc w:val="center"/>
               <w:rPr>
@@ -2830,6 +2840,7 @@
             <w:pPr>
               <w:pStyle w:val="Normal"/>
               <w:widowControl/>
+              <w:suppressAutoHyphens w:val="true"/>
               <w:spacing w:before="0" w:after="0"/>
               <w:jc w:val="center"/>
               <w:rPr>
@@ -2840,18 +2851,17 @@
             </w:pPr>
             <w:r>
               <w:rPr>
-                <w:rFonts w:eastAsia="Times New Roman" w:cs="Arial" w:ascii="Arial" w:hAnsi="Arial"/>
-                <w:kern w:val="0"/>
+                <w:rFonts w:cs="Arial" w:ascii="Arial" w:hAnsi="Arial"/>
                 <w:sz w:val="18"/>
                 <w:szCs w:val="18"/>
-                <w:lang w:val="pt-BR" w:eastAsia="pt-BR" w:bidi="ar-SA"/>
-              </w:rPr>
-            </w:r>
-          </w:p>
-          <w:p>
-            <w:pPr>
-              <w:pStyle w:val="Normal"/>
-              <w:widowControl/>
+              </w:rPr>
+            </w:r>
+          </w:p>
+          <w:p>
+            <w:pPr>
+              <w:pStyle w:val="Normal"/>
+              <w:widowControl/>
+              <w:suppressAutoHyphens w:val="true"/>
               <w:spacing w:before="0" w:after="0"/>
               <w:jc w:val="center"/>
               <w:rPr>
@@ -2864,35 +2874,34 @@
             </w:pPr>
             <w:r>
               <w:rPr>
-                <w:rFonts w:eastAsia="Times New Roman" w:cs="Arial" w:ascii="Arial" w:hAnsi="Arial"/>
-                <w:b/>
-                <w:bCs/>
-                <w:kern w:val="0"/>
-                <w:sz w:val="16"/>
-                <w:szCs w:val="16"/>
-                <w:lang w:val="pt-BR" w:eastAsia="pt-BR" w:bidi="ar-SA"/>
-              </w:rPr>
-            </w:r>
-          </w:p>
-          <w:p>
-            <w:pPr>
-              <w:pStyle w:val="Normal"/>
-              <w:widowControl/>
-              <w:spacing w:before="0" w:after="0"/>
-              <w:jc w:val="center"/>
-              <w:rPr>
-                <w:rFonts w:ascii="Arial" w:hAnsi="Arial" w:cs="Arial"/>
+                <w:rFonts w:cs="Arial" w:ascii="Arial" w:hAnsi="Arial"/>
                 <w:b/>
                 <w:bCs/>
                 <w:sz w:val="16"/>
                 <w:szCs w:val="16"/>
               </w:rPr>
-            </w:pPr>
-            <w:r>
-              <w:rPr>
-                <w:rFonts w:eastAsia="Times New Roman" w:cs="Arial" w:ascii="Arial" w:hAnsi="Arial"/>
+            </w:r>
+          </w:p>
+          <w:p>
+            <w:pPr>
+              <w:pStyle w:val="Normal"/>
+              <w:widowControl/>
+              <w:suppressAutoHyphens w:val="true"/>
+              <w:spacing w:before="0" w:after="0"/>
+              <w:jc w:val="center"/>
+              <w:rPr>
+                <w:rFonts w:ascii="Arial" w:hAnsi="Arial" w:cs="Arial"/>
                 <w:b/>
                 <w:bCs/>
+                <w:sz w:val="16"/>
+                <w:szCs w:val="16"/>
+              </w:rPr>
+            </w:pPr>
+            <w:r>
+              <w:rPr>
+                <w:rFonts w:eastAsia="Times New Roman" w:cs="Arial" w:ascii="Arial" w:hAnsi="Arial"/>
+                <w:b/>
+                <w:bCs/>
                 <w:kern w:val="0"/>
                 <w:sz w:val="20"/>
                 <w:szCs w:val="20"/>
@@ -2905,6 +2914,7 @@
             <w:pPr>
               <w:pStyle w:val="Normal"/>
               <w:widowControl/>
+              <w:suppressAutoHyphens w:val="true"/>
               <w:spacing w:before="0" w:after="0"/>
               <w:jc w:val="center"/>
               <w:rPr>
@@ -2915,13 +2925,9 @@
             </w:pPr>
             <w:r>
               <w:rPr>
-                <w:rFonts w:eastAsia="Times New Roman" w:cs="Arial" w:ascii="Arial" w:hAnsi="Arial"/>
+                <w:rFonts w:cs="Arial" w:ascii="Arial" w:hAnsi="Arial"/>
                 <w:b/>
                 <w:bCs/>
-                <w:kern w:val="0"/>
-                <w:sz w:val="20"/>
-                <w:szCs w:val="20"/>
-                <w:lang w:val="pt-BR" w:eastAsia="pt-BR" w:bidi="ar-SA"/>
               </w:rPr>
             </w:r>
             <w:bookmarkStart w:id="3" w:name="_Hlk191540197"/>
@@ -3059,79 +3065,51 @@
     </w:pPr>
     <w:r>
       <w:rPr/>
-      <mc:AlternateContent>
-        <mc:Choice Requires="wps">
-          <w:drawing>
-            <wp:anchor behindDoc="1" distT="0" distB="0" distL="0" distR="0" simplePos="0" locked="0" layoutInCell="0" allowOverlap="1" relativeHeight="4">
-              <wp:simplePos x="0" y="0"/>
-              <wp:positionH relativeFrom="margin">
-                <wp:align>center</wp:align>
-              </wp:positionH>
-              <wp:positionV relativeFrom="margin">
-                <wp:align>center</wp:align>
-              </wp:positionV>
-              <wp:extent cx="6026150" cy="9826625"/>
-              <wp:effectExtent l="0" t="0" r="0" b="0"/>
-              <wp:wrapNone/>
-              <wp:docPr id="14" name="WordPictureWatermark2"/>
-              <a:graphic xmlns:a="http://schemas.openxmlformats.org/drawingml/2006/main">
-                <a:graphicData uri="http://schemas.openxmlformats.org/drawingml/2006/picture">
-                  <pic:pic xmlns:pic="http://schemas.openxmlformats.org/drawingml/2006/picture">
-                    <pic:nvPicPr>
-                      <pic:cNvPr id="15" name="WordPictureWatermark2" descr=""/>
-                      <pic:cNvPicPr/>
-                    </pic:nvPicPr>
-                    <pic:blipFill>
-                      <a:blip r:embed="rId1"/>
-                      <a:stretch/>
-                    </pic:blipFill>
-                    <pic:spPr>
-                      <a:xfrm>
-                        <a:off x="0" y="0"/>
-                        <a:ext cx="6026040" cy="9826560"/>
-                      </a:xfrm>
-                      <a:prstGeom prst="rect">
-                        <a:avLst/>
-                      </a:prstGeom>
-                      <a:ln w="0">
-                        <a:noFill/>
-                      </a:ln>
-                    </pic:spPr>
-                  </pic:pic>
-                </a:graphicData>
-              </a:graphic>
-            </wp:anchor>
-          </w:drawing>
-        </mc:Choice>
-        <mc:Fallback>
-          <w:pict>
-            <v:shapetype id="_x0000_t75" coordsize="21600,21600" o:spt="75" o:preferrelative="t" path="m@4@5l@4@11@9@11@9@5xe" filled="f" stroked="f">
-              <v:stroke joinstyle="miter"/>
-              <v:formulas>
-                <v:f eqn="if lineDrawn pixelLineWidth 0"/>
-                <v:f eqn="sum @0 1 0"/>
-                <v:f eqn="sum 0 0 @1"/>
-                <v:f eqn="prod @2 1 2"/>
-                <v:f eqn="prod @3 21600 pixelWidth"/>
-                <v:f eqn="prod @3 21600 pixelHeight"/>
-                <v:f eqn="sum @0 0 1"/>
-                <v:f eqn="prod @6 1 2"/>
-                <v:f eqn="prod @7 21600 pixelWidth"/>
-                <v:f eqn="sum @8 21600 0"/>
-                <v:f eqn="prod @7 21600 pixelHeight"/>
-                <v:f eqn="sum @10 21600 0"/>
-              </v:formulas>
-              <v:path o:extrusionok="f" gradientshapeok="t" o:connecttype="rect"/>
-              <o:lock v:ext="edit" aspectratio="t"/>
-            </v:shapetype>
-            <v:shape id="WordPictureWatermark2" o:spid="shape_0" stroked="f" o:allowincell="f" style="position:absolute;margin-left:0.05pt;margin-top:0pt;width:474.45pt;height:773.7pt;mso-wrap-style:none;v-text-anchor:middle;mso-position-horizontal:center;mso-position-horizontal-relative:margin;mso-position-vertical:center;mso-position-vertical-relative:margin" type="_x0000_t75">
-              <v:imagedata r:id="rId2" o:detectmouseclick="t"/>
-              <v:stroke color="#3465a4" joinstyle="round" endcap="flat"/>
-              <w10:wrap type="none"/>
-            </v:shape>
-          </w:pict>
-        </mc:Fallback>
-      </mc:AlternateContent>
+      <w:drawing>
+        <wp:anchor behindDoc="1" distT="0" distB="0" distL="0" distR="0" simplePos="0" locked="0" layoutInCell="1" allowOverlap="1" relativeHeight="0">
+          <wp:simplePos x="0" y="0"/>
+          <wp:positionH relativeFrom="margin">
+            <wp:align>center</wp:align>
+          </wp:positionH>
+          <wp:positionV relativeFrom="margin">
+            <wp:align>center</wp:align>
+          </wp:positionV>
+          <wp:extent cx="6026150" cy="9826625"/>
+          <wp:effectExtent l="0" t="0" r="0" b="0"/>
+          <wp:wrapNone/>
+          <wp:docPr id="14" name="WordPictureWatermark2" descr="" title=""/>
+          <wp:cNvGraphicFramePr>
+            <a:graphicFrameLocks xmlns:a="http://schemas.openxmlformats.org/drawingml/2006/main" noChangeAspect="1"/>
+          </wp:cNvGraphicFramePr>
+          <a:graphic xmlns:a="http://schemas.openxmlformats.org/drawingml/2006/main">
+            <a:graphicData uri="http://schemas.openxmlformats.org/drawingml/2006/picture">
+              <pic:pic xmlns:pic="http://schemas.openxmlformats.org/drawingml/2006/picture">
+                <pic:nvPicPr>
+                  <pic:cNvPr id="14" name="WordPictureWatermark2" descr="" title=""/>
+                  <pic:cNvPicPr>
+                    <a:picLocks noChangeAspect="1" noChangeArrowheads="1"/>
+                  </pic:cNvPicPr>
+                </pic:nvPicPr>
+                <pic:blipFill>
+                  <a:blip r:embed="rId1"/>
+                  <a:stretch>
+                    <a:fillRect/>
+                  </a:stretch>
+                </pic:blipFill>
+                <pic:spPr bwMode="auto">
+                  <a:xfrm>
+                    <a:off x="0" y="0"/>
+                    <a:ext cx="6026150" cy="9826625"/>
+                  </a:xfrm>
+                  <a:prstGeom prst="rect">
+                    <a:avLst/>
+                  </a:prstGeom>
+                </pic:spPr>
+              </pic:pic>
+            </a:graphicData>
+          </a:graphic>
+        </wp:anchor>
+      </w:drawing>
     </w:r>
   </w:p>
 </w:hdr>
@@ -3180,7 +3158,7 @@
           </w:pPr>
           <w:r>
             <w:drawing>
-              <wp:anchor behindDoc="0" distT="0" distB="0" distL="114300" distR="114300" simplePos="0" locked="0" layoutInCell="1" allowOverlap="1" relativeHeight="2">
+              <wp:anchor behindDoc="0" distT="0" distB="0" distL="114300" distR="114300" simplePos="0" locked="0" layoutInCell="1" allowOverlap="1" relativeHeight="4">
                 <wp:simplePos x="0" y="0"/>
                 <wp:positionH relativeFrom="column">
                   <wp:posOffset>66675</wp:posOffset>
@@ -3192,14 +3170,14 @@
                 <wp:effectExtent l="0" t="0" r="0" b="0"/>
                 <wp:wrapTight wrapText="bothSides">
                   <wp:wrapPolygon edited="0">
-                    <wp:start x="-3" y="0"/>
-                    <wp:lineTo x="-3" y="20822"/>
-                    <wp:lineTo x="21203" y="20822"/>
-                    <wp:lineTo x="21203" y="0"/>
-                    <wp:lineTo x="-3" y="0"/>
+                    <wp:start x="-6" y="0"/>
+                    <wp:lineTo x="-6" y="20817"/>
+                    <wp:lineTo x="21200" y="20817"/>
+                    <wp:lineTo x="21200" y="0"/>
+                    <wp:lineTo x="-6" y="0"/>
                   </wp:wrapPolygon>
                 </wp:wrapTight>
-                <wp:docPr id="16" name="Imagem 2" descr="Logotipo, nome da empresa&#10;&#10;Descrição gerada automaticamente" title=""/>
+                <wp:docPr id="15" name="Imagem 2" descr="Logotipo, nome da empresa&#10;&#10;Descrição gerada automaticamente" title=""/>
                 <wp:cNvGraphicFramePr>
                   <a:graphicFrameLocks xmlns:a="http://schemas.openxmlformats.org/drawingml/2006/main" noChangeAspect="1"/>
                 </wp:cNvGraphicFramePr>
@@ -3207,7 +3185,7 @@
                   <a:graphicData uri="http://schemas.openxmlformats.org/drawingml/2006/picture">
                     <pic:pic xmlns:pic="http://schemas.openxmlformats.org/drawingml/2006/picture">
                       <pic:nvPicPr>
-                        <pic:cNvPr id="16" name="Imagem 2" descr="Logotipo, nome da empresa&#10;&#10;Descrição gerada automaticamente" title=""/>
+                        <pic:cNvPr id="15" name="Imagem 2" descr="Logotipo, nome da empresa&#10;&#10;Descrição gerada automaticamente" title=""/>
                         <pic:cNvPicPr>
                           <a:picLocks noChangeAspect="1" noChangeArrowheads="1"/>
                         </pic:cNvPicPr>
@@ -3451,7 +3429,7 @@
       <mc:AlternateContent>
         <mc:Choice Requires="wps">
           <w:drawing>
-            <wp:anchor behindDoc="1" distT="0" distB="19050" distL="0" distR="12700" simplePos="0" locked="0" layoutInCell="1" allowOverlap="1" relativeHeight="5" wp14:anchorId="0E17DDEE">
+            <wp:anchor behindDoc="1" distT="5715" distB="4445" distL="5080" distR="5080" simplePos="0" locked="0" layoutInCell="1" allowOverlap="1" relativeHeight="3" wp14:anchorId="0E17DDEE">
               <wp:simplePos x="0" y="0"/>
               <wp:positionH relativeFrom="column">
                 <wp:posOffset>-72390</wp:posOffset>
@@ -3462,7 +3440,7 @@
               <wp:extent cx="6426200" cy="9077325"/>
               <wp:effectExtent l="5080" t="5715" r="5080" b="4445"/>
               <wp:wrapNone/>
-              <wp:docPr id="17" name="Retângulo 1"/>
+              <wp:docPr id="16" name="Retângulo 1"/>
               <a:graphic xmlns:a="http://schemas.openxmlformats.org/drawingml/2006/main">
                 <a:graphicData uri="http://schemas.microsoft.com/office/word/2010/wordprocessingShape">
                   <wps:wsp>
@@ -3498,7 +3476,7 @@
         </mc:Choice>
         <mc:Fallback>
           <w:pict>
-            <v:rect id="shape_0" ID="Retângulo 1" path="m0,0l-2147483645,0l-2147483645,-2147483646l0,-2147483646xe" stroked="t" o:allowincell="f" style="position:absolute;margin-left:-5.7pt;margin-top:-11.45pt;width:505.95pt;height:714.7pt;mso-wrap-style:none;v-text-anchor:middle;mso-position-vertical:bottom;mso-position-vertical-relative:margin" wp14:anchorId="0E17DDEE">
+            <v:rect id="shape_0" ID="Retângulo 1" path="m0,0l-2147483645,0l-2147483645,-2147483646l0,-2147483646xe" stroked="t" o:allowincell="f" style="position:absolute;margin-left:-5.7pt;margin-top:-10.3pt;width:505.95pt;height:714.7pt;mso-wrap-style:none;v-text-anchor:middle;mso-position-vertical:bottom;mso-position-vertical-relative:margin" wp14:anchorId="0E17DDEE">
               <v:fill o:detectmouseclick="t" on="false"/>
               <v:stroke color="black" weight="9360" joinstyle="miter" endcap="flat"/>
               <w10:wrap type="none"/>
@@ -3554,7 +3532,7 @@
           </w:pPr>
           <w:r>
             <w:drawing>
-              <wp:anchor behindDoc="0" distT="0" distB="0" distL="114300" distR="114300" simplePos="0" locked="0" layoutInCell="1" allowOverlap="1" relativeHeight="2">
+              <wp:anchor behindDoc="0" distT="0" distB="0" distL="114300" distR="114300" simplePos="0" locked="0" layoutInCell="1" allowOverlap="1" relativeHeight="4">
                 <wp:simplePos x="0" y="0"/>
                 <wp:positionH relativeFrom="column">
                   <wp:posOffset>66675</wp:posOffset>
@@ -3566,14 +3544,14 @@
                 <wp:effectExtent l="0" t="0" r="0" b="0"/>
                 <wp:wrapTight wrapText="bothSides">
                   <wp:wrapPolygon edited="0">
-                    <wp:start x="-3" y="0"/>
-                    <wp:lineTo x="-3" y="20822"/>
-                    <wp:lineTo x="21203" y="20822"/>
-                    <wp:lineTo x="21203" y="0"/>
-                    <wp:lineTo x="-3" y="0"/>
+                    <wp:start x="-6" y="0"/>
+                    <wp:lineTo x="-6" y="20817"/>
+                    <wp:lineTo x="21200" y="20817"/>
+                    <wp:lineTo x="21200" y="0"/>
+                    <wp:lineTo x="-6" y="0"/>
                   </wp:wrapPolygon>
                 </wp:wrapTight>
-                <wp:docPr id="18" name="Imagem 2" descr="Logotipo, nome da empresa&#10;&#10;Descrição gerada automaticamente" title=""/>
+                <wp:docPr id="17" name="Imagem 2" descr="Logotipo, nome da empresa&#10;&#10;Descrição gerada automaticamente" title=""/>
                 <wp:cNvGraphicFramePr>
                   <a:graphicFrameLocks xmlns:a="http://schemas.openxmlformats.org/drawingml/2006/main" noChangeAspect="1"/>
                 </wp:cNvGraphicFramePr>
@@ -3581,7 +3559,7 @@
                   <a:graphicData uri="http://schemas.openxmlformats.org/drawingml/2006/picture">
                     <pic:pic xmlns:pic="http://schemas.openxmlformats.org/drawingml/2006/picture">
                       <pic:nvPicPr>
-                        <pic:cNvPr id="18" name="Imagem 2" descr="Logotipo, nome da empresa&#10;&#10;Descrição gerada automaticamente" title=""/>
+                        <pic:cNvPr id="17" name="Imagem 2" descr="Logotipo, nome da empresa&#10;&#10;Descrição gerada automaticamente" title=""/>
                         <pic:cNvPicPr>
                           <a:picLocks noChangeAspect="1" noChangeArrowheads="1"/>
                         </pic:cNvPicPr>
@@ -3825,7 +3803,7 @@
       <mc:AlternateContent>
         <mc:Choice Requires="wps">
           <w:drawing>
-            <wp:anchor behindDoc="1" distT="0" distB="19050" distL="0" distR="12700" simplePos="0" locked="0" layoutInCell="1" allowOverlap="1" relativeHeight="5" wp14:anchorId="0E17DDEE">
+            <wp:anchor behindDoc="1" distT="5715" distB="4445" distL="5080" distR="5080" simplePos="0" locked="0" layoutInCell="1" allowOverlap="1" relativeHeight="3" wp14:anchorId="0E17DDEE">
               <wp:simplePos x="0" y="0"/>
               <wp:positionH relativeFrom="column">
                 <wp:posOffset>-72390</wp:posOffset>
@@ -3836,7 +3814,7 @@
               <wp:extent cx="6426200" cy="9077325"/>
               <wp:effectExtent l="5080" t="5715" r="5080" b="4445"/>
               <wp:wrapNone/>
-              <wp:docPr id="19" name="Retângulo 1"/>
+              <wp:docPr id="18" name="Retângulo 1"/>
               <a:graphic xmlns:a="http://schemas.openxmlformats.org/drawingml/2006/main">
                 <a:graphicData uri="http://schemas.microsoft.com/office/word/2010/wordprocessingShape">
                   <wps:wsp>
@@ -3872,7 +3850,7 @@
         </mc:Choice>
         <mc:Fallback>
           <w:pict>
-            <v:rect id="shape_0" ID="Retângulo 1" path="m0,0l-2147483645,0l-2147483645,-2147483646l0,-2147483646xe" stroked="t" o:allowincell="f" style="position:absolute;margin-left:-5.7pt;margin-top:-11.45pt;width:505.95pt;height:714.7pt;mso-wrap-style:none;v-text-anchor:middle;mso-position-vertical:bottom;mso-position-vertical-relative:margin" wp14:anchorId="0E17DDEE">
+            <v:rect id="shape_0" ID="Retângulo 1" path="m0,0l-2147483645,0l-2147483645,-2147483646l0,-2147483646xe" stroked="t" o:allowincell="f" style="position:absolute;margin-left:-5.7pt;margin-top:-10.3pt;width:505.95pt;height:714.7pt;mso-wrap-style:none;v-text-anchor:middle;mso-position-vertical:bottom;mso-position-vertical-relative:margin" wp14:anchorId="0E17DDEE">
               <v:fill o:detectmouseclick="t" on="false"/>
               <v:stroke color="black" weight="9360" joinstyle="miter" endcap="flat"/>
               <w10:wrap type="none"/>
@@ -4284,6 +4262,7 @@
     <w:rsid w:val="00a51dda"/>
     <w:pPr>
       <w:widowControl/>
+      <w:suppressAutoHyphens w:val="true"/>
       <w:bidi w:val="0"/>
       <w:spacing w:before="0" w:after="0"/>
       <w:jc w:val="start"/>
@@ -5305,6 +5284,7 @@
     <w:rsid w:val="00c54759"/>
     <w:pPr>
       <w:widowControl/>
+      <w:suppressAutoHyphens w:val="true"/>
       <w:bidi w:val="0"/>
       <w:spacing w:before="0" w:after="0"/>
       <w:jc w:val="start"/>
@@ -5324,12 +5304,13 @@
     <w:rsid w:val="004864c1"/>
     <w:pPr>
       <w:widowControl/>
+      <w:suppressAutoHyphens w:val="true"/>
       <w:bidi w:val="0"/>
       <w:spacing w:before="0" w:after="0"/>
       <w:jc w:val="start"/>
     </w:pPr>
     <w:rPr>
-      <w:rFonts w:ascii="Tahoma" w:hAnsi="Tahoma" w:cs="Tahoma" w:eastAsia="Times New Roman"/>
+      <w:rFonts w:ascii="Tahoma" w:hAnsi="Tahoma" w:eastAsia="Times New Roman" w:cs="Tahoma"/>
       <w:color w:val="000000"/>
       <w:kern w:val="0"/>
       <w:sz w:val="24"/>

--- a/public/templates/official/exumacao/ordem-exumacao.docx
+++ b/public/templates/official/exumacao/ordem-exumacao.docx
@@ -29,20 +29,27 @@
       </w:tblGrid>
       <w:tr>
         <w:trPr>
-          <w:trHeight w:val="273" w:hRule="atLeast"/>
+          <w:trHeight w:val="255" w:hRule="atLeast"/>
         </w:trPr>
         <w:tc>
           <w:tcPr>
             <w:tcW w:w="10059" w:type="dxa"/>
             <w:gridSpan w:val="8"/>
             <w:tcBorders/>
+            <w:tcMar>
+              <w:top w:w="40" w:type="dxa"/>
+              <w:start w:w="50" w:type="dxa"/>
+              <w:bottom w:w="40" w:type="dxa"/>
+              <w:end w:w="50" w:type="dxa"/>
+            </w:tcMar>
+            <w:vAlign w:val="center"/>
           </w:tcPr>
           <w:p>
             <w:pPr>
               <w:pStyle w:val="Normal"/>
               <w:widowControl/>
               <w:suppressAutoHyphens w:val="true"/>
-              <w:spacing w:before="0" w:after="0"/>
+              <w:spacing w:before="0" w:after="0" w:line="240" w:lineRule="auto"/>
               <w:jc w:val="center"/>
               <w:rPr>
                 <w:rFonts w:ascii="Arial" w:hAnsi="Arial" w:cs="Arial"/>
@@ -52,7 +59,7 @@
             </w:pPr>
             <w:r>
               <w:rPr>
-                <w:rFonts w:eastAsia="Times New Roman" w:cs="Arial" w:ascii="Arial" w:hAnsi="Arial"/>
+                <w:rFonts w:eastAsia="Arial" w:cs="Arial" w:ascii="Arial" w:hAnsi="Arial"/>
                 <w:b/>
                 <w:bCs/>
                 <w:kern w:val="0"/>
@@ -67,217 +74,47 @@
       </w:tr>
       <w:tr>
         <w:trPr>
-          <w:trHeight w:val="800" w:hRule="atLeast"/>
+          <w:trHeight w:val="539" w:hRule="atLeast"/>
         </w:trPr>
         <w:tc>
           <w:tcPr>
             <w:tcW w:w="4064" w:type="dxa"/>
             <w:gridSpan w:val="2"/>
             <w:tcBorders/>
+            <w:tcMar>
+              <w:top w:w="40" w:type="dxa"/>
+              <w:start w:w="50" w:type="dxa"/>
+              <w:bottom w:w="40" w:type="dxa"/>
+              <w:end w:w="50" w:type="dxa"/>
+            </w:tcMar>
+            <w:vAlign w:val="center"/>
           </w:tcPr>
           <w:p>
             <w:pPr>
-              <w:pStyle w:val="Normal"/>
-              <w:widowControl/>
-              <w:suppressAutoHyphens w:val="true"/>
-              <w:spacing w:before="0" w:after="0"/>
+              <w:keepNext w:val="0"/>
+              <w:spacing w:before="0" w:after="0" w:line="240" w:lineRule="auto"/>
               <w:jc w:val="center"/>
-              <w:rPr>
-                <w:rFonts w:ascii="Arial" w:hAnsi="Arial" w:cs="Arial"/>
-              </w:rPr>
             </w:pPr>
             <w:r>
               <w:rPr>
-                <w:rFonts w:eastAsia="Times New Roman" w:cs="Arial" w:ascii="Arial" w:hAnsi="Arial"/>
-                <w:kern w:val="0"/>
-                <w:sz w:val="20"/>
-                <w:szCs w:val="20"/>
-                <w:lang w:val="pt-BR" w:eastAsia="pt-BR" w:bidi="ar-SA"/>
+                <w:rFonts w:ascii="Arial" w:hAnsi="Arial" w:eastAsia="Arial" w:cs="Arial"/>
+                <w:sz w:val="18"/>
               </w:rPr>
               <w:t>Concessão:</w:t>
             </w:r>
           </w:p>
           <w:p>
             <w:pPr>
-              <w:pStyle w:val="Normal"/>
-              <w:widowControl/>
-              <w:suppressAutoHyphens w:val="true"/>
-              <w:spacing w:before="0" w:after="0"/>
+              <w:keepNext w:val="0"/>
+              <w:spacing w:before="0" w:after="0" w:line="240" w:lineRule="auto"/>
               <w:jc w:val="center"/>
-              <w:rPr>
-                <w:rFonts w:ascii="Arial" w:hAnsi="Arial" w:cs="Arial"/>
-              </w:rPr>
             </w:pPr>
             <w:r>
               <w:rPr>
-                <w:rFonts w:cs="Arial" w:ascii="Arial" w:hAnsi="Arial"/>
-              </w:rPr>
-              <mc:AlternateContent>
-                <mc:Choice Requires="wps">
-                  <w:drawing>
-                    <wp:anchor behindDoc="0" distT="12700" distB="12700" distL="12700" distR="12700" simplePos="0" locked="0" layoutInCell="1" allowOverlap="1" relativeHeight="5" wp14:anchorId="3DDCFDBA">
-                      <wp:simplePos x="0" y="0"/>
-                      <wp:positionH relativeFrom="column">
-                        <wp:posOffset>349250</wp:posOffset>
-                      </wp:positionH>
-                      <wp:positionV relativeFrom="paragraph">
-                        <wp:posOffset>146050</wp:posOffset>
-                      </wp:positionV>
-                      <wp:extent cx="144780" cy="134620"/>
-                      <wp:effectExtent l="12700" t="12700" r="12700" b="12700"/>
-                      <wp:wrapNone/>
-                      <wp:docPr id="1" name="Retângulo 1"/>
-                      <a:graphic xmlns:a="http://schemas.openxmlformats.org/drawingml/2006/main">
-                        <a:graphicData uri="http://schemas.microsoft.com/office/word/2010/wordprocessingShape">
-                          <wps:wsp>
-                            <wps:cNvSpPr/>
-                            <wps:spPr>
-                              <a:xfrm>
-                                <a:off x="0" y="0"/>
-                                <a:ext cx="144720" cy="134640"/>
-                              </a:xfrm>
-                              <a:prstGeom prst="rect">
-                                <a:avLst/>
-                              </a:prstGeom>
-                              <a:solidFill>
-                                <a:schemeClr val="bg1"/>
-                              </a:solidFill>
-                              <a:ln>
-                                <a:solidFill>
-                                  <a:srgbClr val="000000"/>
-                                </a:solidFill>
-                                <a:round/>
-                              </a:ln>
-                            </wps:spPr>
-                            <wps:style>
-                              <a:lnRef idx="2">
-                                <a:schemeClr val="dk1">
-                                  <a:shade val="15000"/>
-                                </a:schemeClr>
-                              </a:lnRef>
-                              <a:fillRef idx="1">
-                                <a:schemeClr val="dk1"/>
-                              </a:fillRef>
-                              <a:effectRef idx="0">
-                                <a:schemeClr val="dk1"/>
-                              </a:effectRef>
-                              <a:fontRef idx="minor"/>
-                            </wps:style>
-                            <wps:bodyPr/>
-                          </wps:wsp>
-                        </a:graphicData>
-                      </a:graphic>
-                    </wp:anchor>
-                  </w:drawing>
-                </mc:Choice>
-                <mc:Fallback>
-                  <w:pict>
-                    <v:rect id="shape_0" ID="Retângulo 1" path="m0,0l-2147483645,0l-2147483645,-2147483646l0,-2147483646xe" fillcolor="white" stroked="t" o:allowincell="f" style="position:absolute;margin-left:27.5pt;margin-top:11.5pt;width:11.35pt;height:10.55pt;mso-wrap-style:none;v-text-anchor:middle" wp14:anchorId="3DDCFDBA">
-                      <v:fill o:detectmouseclick="t" type="solid" color2="black"/>
-                      <v:stroke color="black" weight="25560" joinstyle="round" endcap="flat"/>
-                      <w10:wrap type="none"/>
-                    </v:rect>
-                  </w:pict>
-                </mc:Fallback>
-              </mc:AlternateContent>
-              <mc:AlternateContent>
-                <mc:Choice Requires="wps">
-                  <w:drawing>
-                    <wp:anchor behindDoc="0" distT="12700" distB="12700" distL="12700" distR="12700" simplePos="0" locked="0" layoutInCell="1" allowOverlap="1" relativeHeight="6" wp14:anchorId="212F0106">
-                      <wp:simplePos x="0" y="0"/>
-                      <wp:positionH relativeFrom="column">
-                        <wp:posOffset>1136015</wp:posOffset>
-                      </wp:positionH>
-                      <wp:positionV relativeFrom="paragraph">
-                        <wp:posOffset>147320</wp:posOffset>
-                      </wp:positionV>
-                      <wp:extent cx="144780" cy="134620"/>
-                      <wp:effectExtent l="12700" t="12700" r="12700" b="12700"/>
-                      <wp:wrapNone/>
-                      <wp:docPr id="2" name="Retângulo 1"/>
-                      <a:graphic xmlns:a="http://schemas.openxmlformats.org/drawingml/2006/main">
-                        <a:graphicData uri="http://schemas.microsoft.com/office/word/2010/wordprocessingShape">
-                          <wps:wsp>
-                            <wps:cNvSpPr/>
-                            <wps:spPr>
-                              <a:xfrm>
-                                <a:off x="0" y="0"/>
-                                <a:ext cx="144720" cy="134640"/>
-                              </a:xfrm>
-                              <a:prstGeom prst="rect">
-                                <a:avLst/>
-                              </a:prstGeom>
-                              <a:solidFill>
-                                <a:schemeClr val="bg1"/>
-                              </a:solidFill>
-                              <a:ln>
-                                <a:solidFill>
-                                  <a:srgbClr val="4f81bd"/>
-                                </a:solidFill>
-                                <a:round/>
-                              </a:ln>
-                            </wps:spPr>
-                            <wps:style>
-                              <a:lnRef idx="2">
-                                <a:schemeClr val="accent1"/>
-                              </a:lnRef>
-                              <a:fillRef idx="1">
-                                <a:schemeClr val="lt1"/>
-                              </a:fillRef>
-                              <a:effectRef idx="0">
-                                <a:schemeClr val="accent1"/>
-                              </a:effectRef>
-                              <a:fontRef idx="minor"/>
-                            </wps:style>
-                            <wps:bodyPr/>
-                          </wps:wsp>
-                        </a:graphicData>
-                      </a:graphic>
-                    </wp:anchor>
-                  </w:drawing>
-                </mc:Choice>
-                <mc:Fallback>
-                  <w:pict>
-                    <v:rect id="shape_0" ID="Retângulo 1" path="m0,0l-2147483645,0l-2147483645,-2147483646l0,-2147483646xe" fillcolor="white" stroked="t" o:allowincell="f" style="position:absolute;margin-left:89.45pt;margin-top:11.6pt;width:11.35pt;height:10.55pt;mso-wrap-style:none;v-text-anchor:middle" wp14:anchorId="212F0106">
-                      <v:fill o:detectmouseclick="t" type="solid" color2="black"/>
-                      <v:stroke color="#4f81bd" weight="25560" joinstyle="round" endcap="flat"/>
-                      <w10:wrap type="none"/>
-                    </v:rect>
-                  </w:pict>
-                </mc:Fallback>
-              </mc:AlternateContent>
-            </w:r>
-          </w:p>
-          <w:p>
-            <w:pPr>
-              <w:pStyle w:val="Normal"/>
-              <w:widowControl/>
-              <w:suppressAutoHyphens w:val="true"/>
-              <w:spacing w:before="0" w:after="0"/>
-              <w:jc w:val="start"/>
-              <w:rPr>
-                <w:rFonts w:ascii="Arial" w:hAnsi="Arial" w:cs="Arial"/>
-              </w:rPr>
-            </w:pPr>
-            <w:r>
-              <w:rPr>
-                <w:rFonts w:eastAsia="Times New Roman" w:cs="Arial" w:ascii="Arial" w:hAnsi="Arial"/>
-                <w:kern w:val="0"/>
+                <w:rFonts w:ascii="Arial" w:hAnsi="Arial" w:eastAsia="Arial" w:cs="Arial"/>
                 <w:sz w:val="20"/>
-                <w:szCs w:val="20"/>
-                <w:lang w:val="pt-BR" w:eastAsia="pt-BR" w:bidi="ar-SA"/>
-              </w:rPr>
-              <w:t xml:space="preserve">               </w:t>
-            </w:r>
-            <w:r>
-              <w:rPr>
-                <w:rFonts w:eastAsia="Times New Roman" w:cs="Arial" w:ascii="Arial" w:hAnsi="Arial"/>
-                <w:kern w:val="0"/>
-                <w:sz w:val="20"/>
-                <w:szCs w:val="20"/>
-                <w:lang w:val="pt-BR" w:eastAsia="pt-BR" w:bidi="ar-SA"/>
-              </w:rPr>
-              <w:t>SIM                NÃO</w:t>
+              </w:rPr>
+              <w:t>□ SIM      ■ NÃO</w:t>
             </w:r>
           </w:p>
         </w:tc>
@@ -286,200 +123,40 @@
             <w:tcW w:w="2731" w:type="dxa"/>
             <w:gridSpan w:val="5"/>
             <w:tcBorders/>
+            <w:tcMar>
+              <w:top w:w="40" w:type="dxa"/>
+              <w:start w:w="50" w:type="dxa"/>
+              <w:bottom w:w="40" w:type="dxa"/>
+              <w:end w:w="50" w:type="dxa"/>
+            </w:tcMar>
+            <w:vAlign w:val="center"/>
           </w:tcPr>
           <w:p>
             <w:pPr>
-              <w:pStyle w:val="Normal"/>
-              <w:widowControl/>
-              <w:suppressAutoHyphens w:val="true"/>
-              <w:spacing w:before="0" w:after="0"/>
+              <w:keepNext w:val="0"/>
+              <w:spacing w:before="0" w:after="0" w:line="240" w:lineRule="auto"/>
               <w:jc w:val="center"/>
-              <w:rPr>
-                <w:rFonts w:ascii="Arial" w:hAnsi="Arial" w:cs="Arial"/>
-              </w:rPr>
             </w:pPr>
             <w:r>
               <w:rPr>
-                <w:rFonts w:eastAsia="Times New Roman" w:cs="Arial" w:ascii="Arial" w:hAnsi="Arial"/>
-                <w:kern w:val="0"/>
-                <w:sz w:val="20"/>
-                <w:szCs w:val="20"/>
-                <w:lang w:val="pt-BR" w:eastAsia="pt-BR" w:bidi="ar-SA"/>
+                <w:rFonts w:ascii="Arial" w:hAnsi="Arial" w:eastAsia="Arial" w:cs="Arial"/>
+                <w:sz w:val="18"/>
               </w:rPr>
               <w:t>Quadra geral c/gaveta:</w:t>
             </w:r>
           </w:p>
           <w:p>
             <w:pPr>
-              <w:pStyle w:val="Normal"/>
-              <w:widowControl/>
-              <w:suppressAutoHyphens w:val="true"/>
-              <w:spacing w:before="0" w:after="0"/>
+              <w:keepNext w:val="0"/>
+              <w:spacing w:before="0" w:after="0" w:line="240" w:lineRule="auto"/>
               <w:jc w:val="center"/>
-              <w:rPr>
-                <w:rFonts w:ascii="Arial" w:hAnsi="Arial" w:cs="Arial"/>
-              </w:rPr>
             </w:pPr>
             <w:r>
               <w:rPr>
-                <w:rFonts w:cs="Arial" w:ascii="Arial" w:hAnsi="Arial"/>
-              </w:rPr>
-              <mc:AlternateContent>
-                <mc:Choice Requires="wps">
-                  <w:drawing>
-                    <wp:anchor behindDoc="0" distT="12700" distB="12700" distL="12700" distR="12700" simplePos="0" locked="0" layoutInCell="1" allowOverlap="1" relativeHeight="7" wp14:anchorId="438CA189">
-                      <wp:simplePos x="0" y="0"/>
-                      <wp:positionH relativeFrom="column">
-                        <wp:posOffset>149860</wp:posOffset>
-                      </wp:positionH>
-                      <wp:positionV relativeFrom="paragraph">
-                        <wp:posOffset>144780</wp:posOffset>
-                      </wp:positionV>
-                      <wp:extent cx="144780" cy="134620"/>
-                      <wp:effectExtent l="12700" t="12700" r="12700" b="12700"/>
-                      <wp:wrapNone/>
-                      <wp:docPr id="3" name="Retângulo 1"/>
-                      <a:graphic xmlns:a="http://schemas.openxmlformats.org/drawingml/2006/main">
-                        <a:graphicData uri="http://schemas.microsoft.com/office/word/2010/wordprocessingShape">
-                          <wps:wsp>
-                            <wps:cNvSpPr/>
-                            <wps:spPr>
-                              <a:xfrm>
-                                <a:off x="0" y="0"/>
-                                <a:ext cx="144720" cy="134640"/>
-                              </a:xfrm>
-                              <a:prstGeom prst="rect">
-                                <a:avLst/>
-                              </a:prstGeom>
-                              <a:solidFill>
-                                <a:schemeClr val="bg1"/>
-                              </a:solidFill>
-                              <a:ln>
-                                <a:solidFill>
-                                  <a:srgbClr val="000000"/>
-                                </a:solidFill>
-                                <a:round/>
-                              </a:ln>
-                            </wps:spPr>
-                            <wps:style>
-                              <a:lnRef idx="2">
-                                <a:schemeClr val="dk1"/>
-                              </a:lnRef>
-                              <a:fillRef idx="1">
-                                <a:schemeClr val="lt1"/>
-                              </a:fillRef>
-                              <a:effectRef idx="0">
-                                <a:schemeClr val="dk1"/>
-                              </a:effectRef>
-                              <a:fontRef idx="minor"/>
-                            </wps:style>
-                            <wps:bodyPr/>
-                          </wps:wsp>
-                        </a:graphicData>
-                      </a:graphic>
-                    </wp:anchor>
-                  </w:drawing>
-                </mc:Choice>
-                <mc:Fallback>
-                  <w:pict>
-                    <v:rect id="shape_0" ID="Retângulo 1" path="m0,0l-2147483645,0l-2147483645,-2147483646l0,-2147483646xe" fillcolor="white" stroked="t" o:allowincell="f" style="position:absolute;margin-left:11.8pt;margin-top:11.4pt;width:11.35pt;height:10.55pt;mso-wrap-style:none;v-text-anchor:middle" wp14:anchorId="438CA189">
-                      <v:fill o:detectmouseclick="t" type="solid" color2="black"/>
-                      <v:stroke color="black" weight="25560" joinstyle="round" endcap="flat"/>
-                      <w10:wrap type="none"/>
-                    </v:rect>
-                  </w:pict>
-                </mc:Fallback>
-              </mc:AlternateContent>
-              <mc:AlternateContent>
-                <mc:Choice Requires="wps">
-                  <w:drawing>
-                    <wp:anchor behindDoc="0" distT="12700" distB="12700" distL="12700" distR="12700" simplePos="0" locked="0" layoutInCell="1" allowOverlap="1" relativeHeight="8" wp14:anchorId="64E1641F">
-                      <wp:simplePos x="0" y="0"/>
-                      <wp:positionH relativeFrom="column">
-                        <wp:posOffset>781050</wp:posOffset>
-                      </wp:positionH>
-                      <wp:positionV relativeFrom="paragraph">
-                        <wp:posOffset>153035</wp:posOffset>
-                      </wp:positionV>
-                      <wp:extent cx="144780" cy="134620"/>
-                      <wp:effectExtent l="12700" t="12700" r="12700" b="12700"/>
-                      <wp:wrapNone/>
-                      <wp:docPr id="4" name="Retângulo 1"/>
-                      <a:graphic xmlns:a="http://schemas.openxmlformats.org/drawingml/2006/main">
-                        <a:graphicData uri="http://schemas.microsoft.com/office/word/2010/wordprocessingShape">
-                          <wps:wsp>
-                            <wps:cNvSpPr/>
-                            <wps:spPr>
-                              <a:xfrm>
-                                <a:off x="0" y="0"/>
-                                <a:ext cx="144720" cy="134640"/>
-                              </a:xfrm>
-                              <a:prstGeom prst="rect">
-                                <a:avLst/>
-                              </a:prstGeom>
-                              <a:solidFill>
-                                <a:schemeClr val="bg1"/>
-                              </a:solidFill>
-                              <a:ln>
-                                <a:solidFill>
-                                  <a:srgbClr val="000000"/>
-                                </a:solidFill>
-                                <a:round/>
-                              </a:ln>
-                            </wps:spPr>
-                            <wps:style>
-                              <a:lnRef idx="2">
-                                <a:schemeClr val="dk1">
-                                  <a:shade val="15000"/>
-                                </a:schemeClr>
-                              </a:lnRef>
-                              <a:fillRef idx="1">
-                                <a:schemeClr val="dk1"/>
-                              </a:fillRef>
-                              <a:effectRef idx="0">
-                                <a:schemeClr val="dk1"/>
-                              </a:effectRef>
-                              <a:fontRef idx="minor"/>
-                            </wps:style>
-                            <wps:bodyPr/>
-                          </wps:wsp>
-                        </a:graphicData>
-                      </a:graphic>
-                    </wp:anchor>
-                  </w:drawing>
-                </mc:Choice>
-                <mc:Fallback>
-                  <w:pict>
-                    <v:rect id="shape_0" ID="Retângulo 1" path="m0,0l-2147483645,0l-2147483645,-2147483646l0,-2147483646xe" fillcolor="white" stroked="t" o:allowincell="f" style="position:absolute;margin-left:61.5pt;margin-top:12.05pt;width:11.35pt;height:10.55pt;mso-wrap-style:none;v-text-anchor:middle" wp14:anchorId="64E1641F">
-                      <v:fill o:detectmouseclick="t" type="solid" color2="black"/>
-                      <v:stroke color="black" weight="25560" joinstyle="round" endcap="flat"/>
-                      <w10:wrap type="none"/>
-                    </v:rect>
-                  </w:pict>
-                </mc:Fallback>
-              </mc:AlternateContent>
-            </w:r>
-          </w:p>
-          <w:p>
-            <w:pPr>
-              <w:pStyle w:val="Normal"/>
-              <w:widowControl/>
-              <w:suppressAutoHyphens w:val="true"/>
-              <w:spacing w:before="0" w:after="0"/>
-              <w:jc w:val="center"/>
-              <w:rPr>
-                <w:rFonts w:ascii="Arial" w:hAnsi="Arial" w:cs="Arial"/>
-              </w:rPr>
-            </w:pPr>
-            <w:r>
-              <w:rPr>
-                <w:rFonts w:eastAsia="Times New Roman" w:cs="Arial" w:ascii="Arial" w:hAnsi="Arial"/>
-                <w:kern w:val="0"/>
+                <w:rFonts w:ascii="Arial" w:hAnsi="Arial" w:eastAsia="Arial" w:cs="Arial"/>
                 <w:sz w:val="20"/>
-                <w:szCs w:val="20"/>
-                <w:lang w:val="pt-BR" w:eastAsia="pt-BR" w:bidi="ar-SA"/>
-              </w:rPr>
-              <w:t>SIM            NÃO</w:t>
+              </w:rPr>
+              <w:t>■ SIM      □ NÃO</w:t>
             </w:r>
           </w:p>
         </w:tc>
@@ -487,286 +164,88 @@
           <w:tcPr>
             <w:tcW w:w="3264" w:type="dxa"/>
             <w:tcBorders/>
+            <w:tcMar>
+              <w:top w:w="40" w:type="dxa"/>
+              <w:start w:w="50" w:type="dxa"/>
+              <w:bottom w:w="40" w:type="dxa"/>
+              <w:end w:w="50" w:type="dxa"/>
+            </w:tcMar>
+            <w:vAlign w:val="center"/>
           </w:tcPr>
           <w:p>
             <w:pPr>
-              <w:pStyle w:val="Normal"/>
-              <w:widowControl/>
-              <w:suppressAutoHyphens w:val="true"/>
-              <w:spacing w:before="0" w:after="0"/>
+              <w:keepNext w:val="0"/>
+              <w:spacing w:before="0" w:after="0" w:line="240" w:lineRule="auto"/>
               <w:jc w:val="center"/>
-              <w:rPr>
-                <w:rFonts w:ascii="Arial" w:hAnsi="Arial" w:cs="Arial"/>
-              </w:rPr>
             </w:pPr>
             <w:r>
               <w:rPr>
-                <w:rFonts w:eastAsia="Times New Roman" w:cs="Arial" w:ascii="Arial" w:hAnsi="Arial"/>
-                <w:kern w:val="0"/>
-                <w:sz w:val="20"/>
-                <w:szCs w:val="20"/>
-                <w:lang w:val="pt-BR" w:eastAsia="pt-BR" w:bidi="ar-SA"/>
+                <w:rFonts w:ascii="Arial" w:hAnsi="Arial" w:eastAsia="Arial" w:cs="Arial"/>
+                <w:sz w:val="18"/>
               </w:rPr>
               <w:t>Columbário:</w:t>
             </w:r>
           </w:p>
           <w:p>
             <w:pPr>
-              <w:pStyle w:val="Normal"/>
-              <w:widowControl/>
-              <w:suppressAutoHyphens w:val="true"/>
-              <w:spacing w:before="0" w:after="0"/>
+              <w:keepNext w:val="0"/>
+              <w:spacing w:before="0" w:after="0" w:line="240" w:lineRule="auto"/>
               <w:jc w:val="center"/>
-              <w:rPr>
-                <w:rFonts w:ascii="Arial" w:hAnsi="Arial" w:cs="Arial"/>
-              </w:rPr>
             </w:pPr>
             <w:r>
               <w:rPr>
-                <w:rFonts w:cs="Arial" w:ascii="Arial" w:hAnsi="Arial"/>
-              </w:rPr>
-              <mc:AlternateContent>
-                <mc:Choice Requires="wps">
-                  <w:drawing>
-                    <wp:anchor behindDoc="0" distT="12700" distB="12700" distL="12700" distR="12700" simplePos="0" locked="0" layoutInCell="1" allowOverlap="1" relativeHeight="9" wp14:anchorId="38F5878D">
-                      <wp:simplePos x="0" y="0"/>
-                      <wp:positionH relativeFrom="column">
-                        <wp:posOffset>937895</wp:posOffset>
-                      </wp:positionH>
-                      <wp:positionV relativeFrom="paragraph">
-                        <wp:posOffset>140335</wp:posOffset>
-                      </wp:positionV>
-                      <wp:extent cx="144780" cy="134620"/>
-                      <wp:effectExtent l="12700" t="12700" r="12700" b="12700"/>
-                      <wp:wrapNone/>
-                      <wp:docPr id="5" name="Retângulo 1"/>
-                      <a:graphic xmlns:a="http://schemas.openxmlformats.org/drawingml/2006/main">
-                        <a:graphicData uri="http://schemas.microsoft.com/office/word/2010/wordprocessingShape">
-                          <wps:wsp>
-                            <wps:cNvSpPr/>
-                            <wps:spPr>
-                              <a:xfrm>
-                                <a:off x="0" y="0"/>
-                                <a:ext cx="144720" cy="134640"/>
-                              </a:xfrm>
-                              <a:prstGeom prst="rect">
-                                <a:avLst/>
-                              </a:prstGeom>
-                              <a:solidFill>
-                                <a:schemeClr val="bg1"/>
-                              </a:solidFill>
-                              <a:ln>
-                                <a:solidFill>
-                                  <a:srgbClr val="000000"/>
-                                </a:solidFill>
-                                <a:round/>
-                              </a:ln>
-                            </wps:spPr>
-                            <wps:style>
-                              <a:lnRef idx="2">
-                                <a:schemeClr val="dk1">
-                                  <a:shade val="15000"/>
-                                </a:schemeClr>
-                              </a:lnRef>
-                              <a:fillRef idx="1">
-                                <a:schemeClr val="dk1"/>
-                              </a:fillRef>
-                              <a:effectRef idx="0">
-                                <a:schemeClr val="dk1"/>
-                              </a:effectRef>
-                              <a:fontRef idx="minor"/>
-                            </wps:style>
-                            <wps:bodyPr/>
-                          </wps:wsp>
-                        </a:graphicData>
-                      </a:graphic>
-                    </wp:anchor>
-                  </w:drawing>
-                </mc:Choice>
-                <mc:Fallback>
-                  <w:pict>
-                    <v:rect id="shape_0" ID="Retângulo 1" path="m0,0l-2147483645,0l-2147483645,-2147483646l0,-2147483646xe" fillcolor="white" stroked="t" o:allowincell="f" style="position:absolute;margin-left:73.85pt;margin-top:11.05pt;width:11.35pt;height:10.55pt;mso-wrap-style:none;v-text-anchor:middle" wp14:anchorId="38F5878D">
-                      <v:fill o:detectmouseclick="t" type="solid" color2="black"/>
-                      <v:stroke color="black" weight="25560" joinstyle="round" endcap="flat"/>
-                      <w10:wrap type="none"/>
-                    </v:rect>
-                  </w:pict>
-                </mc:Fallback>
-              </mc:AlternateContent>
-              <mc:AlternateContent>
-                <mc:Choice Requires="wps">
-                  <w:drawing>
-                    <wp:anchor behindDoc="0" distT="12700" distB="12700" distL="12700" distR="12700" simplePos="0" locked="0" layoutInCell="1" allowOverlap="1" relativeHeight="10" wp14:anchorId="2D8690AC">
-                      <wp:simplePos x="0" y="0"/>
-                      <wp:positionH relativeFrom="column">
-                        <wp:posOffset>356235</wp:posOffset>
-                      </wp:positionH>
-                      <wp:positionV relativeFrom="paragraph">
-                        <wp:posOffset>142875</wp:posOffset>
-                      </wp:positionV>
-                      <wp:extent cx="144780" cy="134620"/>
-                      <wp:effectExtent l="12700" t="12700" r="12700" b="12700"/>
-                      <wp:wrapNone/>
-                      <wp:docPr id="6" name="Retângulo 1"/>
-                      <a:graphic xmlns:a="http://schemas.openxmlformats.org/drawingml/2006/main">
-                        <a:graphicData uri="http://schemas.microsoft.com/office/word/2010/wordprocessingShape">
-                          <wps:wsp>
-                            <wps:cNvSpPr/>
-                            <wps:spPr>
-                              <a:xfrm>
-                                <a:off x="0" y="0"/>
-                                <a:ext cx="144720" cy="134640"/>
-                              </a:xfrm>
-                              <a:prstGeom prst="rect">
-                                <a:avLst/>
-                              </a:prstGeom>
-                              <a:solidFill>
-                                <a:srgbClr val="ffffff"/>
-                              </a:solidFill>
-                              <a:ln>
-                                <a:solidFill>
-                                  <a:srgbClr val="4f81bd"/>
-                                </a:solidFill>
-                                <a:round/>
-                              </a:ln>
-                            </wps:spPr>
-                            <wps:style>
-                              <a:lnRef idx="2">
-                                <a:schemeClr val="accent1"/>
-                              </a:lnRef>
-                              <a:fillRef idx="1">
-                                <a:schemeClr val="lt1"/>
-                              </a:fillRef>
-                              <a:effectRef idx="0">
-                                <a:schemeClr val="accent1"/>
-                              </a:effectRef>
-                              <a:fontRef idx="minor"/>
-                            </wps:style>
-                            <wps:bodyPr/>
-                          </wps:wsp>
-                        </a:graphicData>
-                      </a:graphic>
-                    </wp:anchor>
-                  </w:drawing>
-                </mc:Choice>
-                <mc:Fallback>
-                  <w:pict>
-                    <v:rect id="shape_0" ID="Retângulo 1" path="m0,0l-2147483645,0l-2147483645,-2147483646l0,-2147483646xe" fillcolor="white" stroked="t" o:allowincell="f" style="position:absolute;margin-left:28.05pt;margin-top:11.25pt;width:11.35pt;height:10.55pt;mso-wrap-style:none;v-text-anchor:middle" wp14:anchorId="2D8690AC">
-                      <v:fill o:detectmouseclick="t" type="solid" color2="black"/>
-                      <v:stroke color="#4f81bd" weight="25560" joinstyle="round" endcap="flat"/>
-                      <w10:wrap type="none"/>
-                    </v:rect>
-                  </w:pict>
-                </mc:Fallback>
-              </mc:AlternateContent>
-            </w:r>
-          </w:p>
-          <w:p>
-            <w:pPr>
-              <w:pStyle w:val="Normal"/>
-              <w:widowControl/>
-              <w:suppressAutoHyphens w:val="true"/>
-              <w:spacing w:before="0" w:after="0"/>
-              <w:jc w:val="center"/>
-              <w:rPr>
-                <w:rFonts w:ascii="Arial" w:hAnsi="Arial" w:cs="Arial"/>
-              </w:rPr>
-            </w:pPr>
-            <w:r>
-              <w:rPr>
-                <w:rFonts w:eastAsia="Times New Roman" w:cs="Arial" w:ascii="Arial" w:hAnsi="Arial"/>
-                <w:kern w:val="0"/>
+                <w:rFonts w:ascii="Arial" w:hAnsi="Arial" w:eastAsia="Arial" w:cs="Arial"/>
                 <w:sz w:val="20"/>
-                <w:szCs w:val="20"/>
-                <w:lang w:val="pt-BR" w:eastAsia="pt-BR" w:bidi="ar-SA"/>
-              </w:rPr>
-              <w:t xml:space="preserve">    </w:t>
-            </w:r>
-            <w:r>
-              <w:rPr>
-                <w:rFonts w:eastAsia="Times New Roman" w:cs="Arial" w:ascii="Arial" w:hAnsi="Arial"/>
-                <w:kern w:val="0"/>
-                <w:sz w:val="20"/>
-                <w:szCs w:val="20"/>
-                <w:lang w:val="pt-BR" w:eastAsia="pt-BR" w:bidi="ar-SA"/>
-              </w:rPr>
-              <w:t>SIM            NÃO</w:t>
+              </w:rPr>
+              <w:t>□ SIM      □ NÃO</w:t>
             </w:r>
           </w:p>
         </w:tc>
       </w:tr>
       <w:tr>
         <w:trPr>
-          <w:trHeight w:val="544" w:hRule="atLeast"/>
+          <w:trHeight w:val="425" w:hRule="atLeast"/>
         </w:trPr>
         <w:tc>
           <w:tcPr>
             <w:tcW w:w="4297" w:type="dxa"/>
             <w:gridSpan w:val="3"/>
             <w:tcBorders/>
+            <w:tcMar>
+              <w:top w:w="40" w:type="dxa"/>
+              <w:start w:w="50" w:type="dxa"/>
+              <w:bottom w:w="40" w:type="dxa"/>
+              <w:end w:w="50" w:type="dxa"/>
+            </w:tcMar>
+            <w:vAlign w:val="center"/>
           </w:tcPr>
           <w:p>
             <w:pPr>
-              <w:pStyle w:val="Normal"/>
-              <w:widowControl/>
-              <w:suppressAutoHyphens w:val="true"/>
-              <w:spacing w:before="0" w:after="0"/>
-              <w:jc w:val="start"/>
-              <w:rPr>
-                <w:rFonts w:ascii="Arial" w:hAnsi="Arial" w:cs="Arial"/>
-                <w:sz w:val="18"/>
-                <w:szCs w:val="18"/>
-              </w:rPr>
+              <w:keepNext w:val="0"/>
+              <w:spacing w:before="0" w:after="0" w:line="240" w:lineRule="auto"/>
+              <w:jc w:val="center"/>
             </w:pPr>
             <w:r>
               <w:rPr>
-                <w:rFonts w:eastAsia="Times New Roman" w:cs="Arial" w:ascii="Arial" w:hAnsi="Arial"/>
-                <w:kern w:val="0"/>
-                <w:sz w:val="18"/>
-                <w:szCs w:val="18"/>
-                <w:lang w:val="pt-BR" w:eastAsia="pt-BR" w:bidi="ar-SA"/>
+                <w:rFonts w:ascii="Arial" w:hAnsi="Arial" w:eastAsia="Arial" w:cs="Arial"/>
+                <w:sz w:val="17"/>
               </w:rPr>
               <w:t>N° de Inscrição (GSCEMI):</w:t>
             </w:r>
           </w:p>
           <w:p>
             <w:pPr>
-              <w:pStyle w:val="Normal"/>
-              <w:widowControl/>
-              <w:suppressAutoHyphens w:val="true"/>
-              <w:spacing w:before="0" w:after="0"/>
-              <w:jc w:val="both"/>
-              <w:rPr>
-                <w:rFonts w:ascii="Arial" w:hAnsi="Arial" w:cs="Arial"/>
+              <w:keepNext w:val="0"/>
+              <w:spacing w:before="0" w:after="0" w:line="240" w:lineRule="auto"/>
+              <w:jc w:val="center"/>
+            </w:pPr>
+            <w:r>
+              <w:rPr>
+                <w:rFonts w:ascii="Arial" w:hAnsi="Arial" w:eastAsia="Arial" w:cs="Arial"/>
                 <w:b/>
-                <w:bCs/>
-                <w:sz w:val="22"/>
-                <w:szCs w:val="22"/>
-              </w:rPr>
-            </w:pPr>
-            <w:r>
-              <w:rPr>
-                <w:rFonts w:eastAsia="Times New Roman" w:cs="Arial" w:ascii="Arial" w:hAnsi="Arial"/>
-                <w:b/>
-                <w:bCs/>
-                <w:kern w:val="0"/>
-                <w:sz w:val="15"/>
-                <w:szCs w:val="22"/>
-                <w:lang w:val="pt-BR" w:eastAsia="pt-BR" w:bidi="ar-SA"/>
-              </w:rPr>
-              <w:t xml:space="preserve">          </w:t>
-            </w:r>
-            <w:r>
-              <w:rPr>
-                <w:rFonts w:eastAsia="Times New Roman" w:cs="Arial" w:ascii="Arial" w:hAnsi="Arial"/>
-                <w:b/>
-                <w:bCs/>
-                <w:kern w:val="0"/>
-                <w:sz w:val="15"/>
-                <w:szCs w:val="22"/>
-                <w:lang w:val="pt-BR" w:eastAsia="pt-BR" w:bidi="ar-SA"/>
-              </w:rPr>
-              <w:t>{{inscrGS}}</w:t>
+                <w:sz w:val="20"/>
+              </w:rPr>
+              <w:t>{inscrGS}</w:t>
             </w:r>
           </w:p>
         </w:tc>
@@ -775,40 +254,41 @@
             <w:tcW w:w="2143" w:type="dxa"/>
             <w:gridSpan w:val="3"/>
             <w:tcBorders/>
+            <w:tcMar>
+              <w:top w:w="40" w:type="dxa"/>
+              <w:start w:w="50" w:type="dxa"/>
+              <w:bottom w:w="40" w:type="dxa"/>
+              <w:end w:w="50" w:type="dxa"/>
+            </w:tcMar>
+            <w:vAlign w:val="center"/>
           </w:tcPr>
           <w:p>
             <w:pPr>
-              <w:pStyle w:val="Normal"/>
-              <w:widowControl/>
-              <w:suppressAutoHyphens w:val="true"/>
-              <w:spacing w:before="0" w:after="0"/>
+              <w:keepNext w:val="0"/>
+              <w:spacing w:before="0" w:after="0" w:line="240" w:lineRule="auto"/>
               <w:jc w:val="center"/>
-              <w:rPr>
-                <w:rFonts w:ascii="Arial" w:hAnsi="Arial" w:cs="Arial"/>
-                <w:sz w:val="18"/>
-                <w:szCs w:val="18"/>
-              </w:rPr>
             </w:pPr>
             <w:r>
               <w:rPr>
-                <w:rFonts w:eastAsia="Times New Roman" w:cs="Arial" w:ascii="Arial" w:hAnsi="Arial"/>
-                <w:kern w:val="0"/>
-                <w:sz w:val="18"/>
-                <w:szCs w:val="18"/>
-                <w:lang w:val="pt-BR" w:eastAsia="pt-BR" w:bidi="ar-SA"/>
+                <w:rFonts w:ascii="Arial" w:hAnsi="Arial" w:eastAsia="Arial" w:cs="Arial"/>
+                <w:sz w:val="17"/>
               </w:rPr>
               <w:t>Nº da DO:</w:t>
-              <w:br/>
-            </w:r>
-            <w:r>
-              <w:rPr>
-                <w:rFonts w:eastAsia="Times New Roman" w:cs="Times New Roman"/>
-                <w:kern w:val="0"/>
+            </w:r>
+          </w:p>
+          <w:p>
+            <w:pPr>
+              <w:keepNext w:val="0"/>
+              <w:spacing w:before="0" w:after="0" w:line="240" w:lineRule="auto"/>
+              <w:jc w:val="center"/>
+            </w:pPr>
+            <w:r>
+              <w:rPr>
+                <w:rFonts w:ascii="Arial" w:hAnsi="Arial" w:eastAsia="Arial" w:cs="Arial"/>
+                <w:b/>
                 <w:sz w:val="20"/>
-                <w:szCs w:val="20"/>
-                <w:lang w:val="pt-BR" w:eastAsia="pt-BR" w:bidi="ar-SA"/>
-              </w:rPr>
-              <w:t xml:space="preserve"> {{numDO}}</w:t>
+              </w:rPr>
+              <w:t>{numDO}</w:t>
             </w:r>
           </w:p>
         </w:tc>
@@ -817,232 +297,138 @@
             <w:tcW w:w="3619" w:type="dxa"/>
             <w:gridSpan w:val="2"/>
             <w:tcBorders/>
+            <w:tcMar>
+              <w:top w:w="40" w:type="dxa"/>
+              <w:start w:w="50" w:type="dxa"/>
+              <w:bottom w:w="40" w:type="dxa"/>
+              <w:end w:w="50" w:type="dxa"/>
+            </w:tcMar>
+            <w:vAlign w:val="center"/>
           </w:tcPr>
           <w:p>
             <w:pPr>
-              <w:pStyle w:val="Normal"/>
-              <w:widowControl/>
-              <w:suppressAutoHyphens w:val="true"/>
-              <w:spacing w:before="0" w:after="0"/>
+              <w:keepNext w:val="0"/>
+              <w:spacing w:before="0" w:after="0" w:line="240" w:lineRule="auto"/>
               <w:jc w:val="center"/>
-              <w:rPr>
-                <w:rFonts w:ascii="Arial" w:hAnsi="Arial" w:cs="Arial"/>
-                <w:sz w:val="18"/>
-                <w:szCs w:val="18"/>
-              </w:rPr>
             </w:pPr>
             <w:r>
               <w:rPr>
-                <w:rFonts w:eastAsia="Times New Roman" w:cs="Arial" w:ascii="Arial" w:hAnsi="Arial"/>
-                <w:kern w:val="0"/>
-                <w:sz w:val="18"/>
-                <w:szCs w:val="18"/>
-                <w:lang w:val="pt-BR" w:eastAsia="pt-BR" w:bidi="ar-SA"/>
+                <w:rFonts w:ascii="Arial" w:hAnsi="Arial" w:eastAsia="Arial" w:cs="Arial"/>
+                <w:sz w:val="17"/>
               </w:rPr>
               <w:t>Nº Placa de Identificação:</w:t>
             </w:r>
           </w:p>
           <w:p>
             <w:pPr>
-              <w:pStyle w:val="Normal"/>
-              <w:widowControl/>
-              <w:suppressAutoHyphens w:val="true"/>
-              <w:spacing w:before="0" w:after="0"/>
-              <w:jc w:val="start"/>
-              <w:rPr>
-                <w:rFonts w:ascii="Arial" w:hAnsi="Arial" w:cs="Arial"/>
+              <w:keepNext w:val="0"/>
+              <w:spacing w:before="0" w:after="0" w:line="240" w:lineRule="auto"/>
+              <w:jc w:val="center"/>
+            </w:pPr>
+            <w:r>
+              <w:rPr>
+                <w:rFonts w:ascii="Arial" w:hAnsi="Arial" w:eastAsia="Arial" w:cs="Arial"/>
                 <w:b/>
-                <w:sz w:val="22"/>
-                <w:szCs w:val="22"/>
-              </w:rPr>
-            </w:pPr>
-            <w:r>
-              <w:rPr>
-                <w:rFonts w:eastAsia="Times New Roman" w:cs="Arial" w:ascii="Arial" w:hAnsi="Arial"/>
-                <w:b/>
-                <w:kern w:val="0"/>
-                <w:sz w:val="15"/>
-                <w:szCs w:val="20"/>
-                <w:lang w:val="pt-BR" w:eastAsia="pt-BR" w:bidi="ar-SA"/>
-              </w:rPr>
-              <w:t xml:space="preserve">                        </w:t>
-            </w:r>
-            <w:r>
-              <w:rPr>
-                <w:rFonts w:eastAsia="Times New Roman" w:cs="Arial" w:ascii="Arial" w:hAnsi="Arial"/>
-                <w:b/>
-                <w:kern w:val="0"/>
-                <w:sz w:val="15"/>
-                <w:szCs w:val="20"/>
-                <w:lang w:val="pt-BR" w:eastAsia="pt-BR" w:bidi="ar-SA"/>
-              </w:rPr>
-              <w:t>{{placa}}</w:t>
+                <w:sz w:val="20"/>
+              </w:rPr>
+              <w:t>{placa}</w:t>
             </w:r>
           </w:p>
         </w:tc>
       </w:tr>
       <w:tr>
         <w:trPr>
-          <w:trHeight w:val="693" w:hRule="atLeast"/>
+          <w:trHeight w:val="425" w:hRule="atLeast"/>
         </w:trPr>
         <w:tc>
           <w:tcPr>
             <w:tcW w:w="10059" w:type="dxa"/>
             <w:gridSpan w:val="8"/>
             <w:tcBorders/>
+            <w:tcMar>
+              <w:top w:w="40" w:type="dxa"/>
+              <w:start w:w="50" w:type="dxa"/>
+              <w:bottom w:w="40" w:type="dxa"/>
+              <w:end w:w="50" w:type="dxa"/>
+            </w:tcMar>
+            <w:vAlign w:val="center"/>
           </w:tcPr>
           <w:p>
             <w:pPr>
-              <w:pStyle w:val="Normal"/>
-              <w:widowControl/>
-              <w:suppressAutoHyphens w:val="true"/>
-              <w:spacing w:before="0" w:after="0"/>
+              <w:keepNext w:val="0"/>
+              <w:spacing w:before="0" w:after="0" w:line="240" w:lineRule="auto"/>
               <w:jc w:val="center"/>
-              <w:rPr>
-                <w:rFonts w:ascii="Arial" w:hAnsi="Arial" w:cs="Arial"/>
+            </w:pPr>
+            <w:r>
+              <w:rPr>
+                <w:rFonts w:ascii="Arial" w:hAnsi="Arial" w:eastAsia="Arial" w:cs="Arial"/>
                 <w:b/>
-                <w:bCs/>
-              </w:rPr>
-            </w:pPr>
-            <w:r>
-              <w:rPr>
-                <w:rFonts w:eastAsia="Times New Roman" w:cs="Arial" w:ascii="Arial" w:hAnsi="Arial"/>
-                <w:b/>
-                <w:bCs/>
-                <w:kern w:val="0"/>
-                <w:sz w:val="20"/>
-                <w:szCs w:val="20"/>
-                <w:lang w:val="pt-BR" w:eastAsia="pt-BR" w:bidi="ar-SA"/>
+                <w:sz w:val="18"/>
               </w:rPr>
               <w:t>NOME DA PESSOA FALECIDA:</w:t>
             </w:r>
           </w:p>
           <w:p>
             <w:pPr>
-              <w:pStyle w:val="Normal"/>
-              <w:widowControl/>
-              <w:suppressAutoHyphens w:val="true"/>
-              <w:spacing w:before="0" w:after="0"/>
-              <w:jc w:val="start"/>
-              <w:rPr>
-                <w:rFonts w:ascii="Arial" w:hAnsi="Arial" w:cs="Arial"/>
+              <w:keepNext w:val="0"/>
+              <w:spacing w:before="0" w:after="0" w:line="240" w:lineRule="auto"/>
+              <w:jc w:val="center"/>
+            </w:pPr>
+            <w:r>
+              <w:rPr>
+                <w:rFonts w:ascii="Arial" w:hAnsi="Arial" w:eastAsia="Arial" w:cs="Arial"/>
                 <w:b/>
-                <w:bCs/>
                 <w:sz w:val="28"/>
-                <w:szCs w:val="28"/>
-              </w:rPr>
-            </w:pPr>
-            <w:r>
-              <w:rPr>
-                <w:rFonts w:eastAsia="Times New Roman" w:cs="Arial" w:ascii="Arial" w:hAnsi="Arial"/>
-                <w:b/>
-                <w:bCs/>
-                <w:kern w:val="0"/>
-                <w:sz w:val="28"/>
-                <w:szCs w:val="28"/>
-                <w:lang w:val="pt-BR" w:eastAsia="pt-BR" w:bidi="ar-SA"/>
-              </w:rPr>
-              <w:t xml:space="preserve">                                </w:t>
-            </w:r>
-            <w:r>
-              <w:rPr>
-                <w:rFonts w:eastAsia="Times New Roman" w:cs="Arial" w:ascii="Arial" w:hAnsi="Arial"/>
-                <w:b/>
-                <w:bCs/>
-                <w:kern w:val="0"/>
-                <w:sz w:val="28"/>
-                <w:szCs w:val="28"/>
-                <w:lang w:val="pt-BR" w:eastAsia="pt-BR" w:bidi="ar-SA"/>
-              </w:rPr>
-              <w:t>{{nomeFal}}</w:t>
+              </w:rPr>
+              <w:t>{nomeFal}</w:t>
             </w:r>
           </w:p>
         </w:tc>
       </w:tr>
       <w:tr>
         <w:trPr>
-          <w:trHeight w:val="734" w:hRule="atLeast"/>
+          <w:trHeight w:val="482" w:hRule="atLeast"/>
         </w:trPr>
         <w:tc>
           <w:tcPr>
             <w:tcW w:w="5949" w:type="dxa"/>
             <w:gridSpan w:val="5"/>
             <w:tcBorders/>
+            <w:tcMar>
+              <w:top w:w="40" w:type="dxa"/>
+              <w:start w:w="50" w:type="dxa"/>
+              <w:bottom w:w="40" w:type="dxa"/>
+              <w:end w:w="50" w:type="dxa"/>
+            </w:tcMar>
+            <w:vAlign w:val="center"/>
           </w:tcPr>
           <w:p>
             <w:pPr>
-              <w:pStyle w:val="Normal"/>
-              <w:widowControl/>
-              <w:suppressAutoHyphens w:val="true"/>
-              <w:spacing w:before="0" w:after="0"/>
-              <w:jc w:val="start"/>
-              <w:rPr>
-                <w:rFonts w:ascii="Arial" w:hAnsi="Arial" w:cs="Arial"/>
-              </w:rPr>
+              <w:keepNext w:val="0"/>
+              <w:spacing w:before="0" w:after="0" w:line="240" w:lineRule="auto"/>
+              <w:jc w:val="center"/>
             </w:pPr>
             <w:r>
               <w:rPr>
-                <w:rFonts w:eastAsia="Times New Roman" w:cs="Arial" w:ascii="Arial" w:hAnsi="Arial"/>
-                <w:kern w:val="0"/>
-                <w:sz w:val="20"/>
-                <w:szCs w:val="20"/>
-                <w:lang w:val="pt-BR" w:eastAsia="pt-BR" w:bidi="ar-SA"/>
-              </w:rPr>
-              <w:t xml:space="preserve">                                     </w:t>
-            </w:r>
-            <w:r>
-              <w:rPr>
-                <w:rFonts w:eastAsia="Times New Roman" w:cs="Arial" w:ascii="Arial" w:hAnsi="Arial"/>
-                <w:kern w:val="0"/>
-                <w:sz w:val="20"/>
-                <w:szCs w:val="20"/>
-                <w:lang w:val="pt-BR" w:eastAsia="pt-BR" w:bidi="ar-SA"/>
-              </w:rPr>
-              <w:t>AGENDAMENTO</w:t>
+                <w:rFonts w:ascii="Arial" w:hAnsi="Arial" w:eastAsia="Arial" w:cs="Arial"/>
+                <w:sz w:val="18"/>
+              </w:rPr>
+              <w:t>AGENDAMENTO DA EXUMAÇÃO:</w:t>
             </w:r>
           </w:p>
           <w:p>
             <w:pPr>
-              <w:pStyle w:val="Normal"/>
-              <w:widowControl/>
-              <w:suppressAutoHyphens w:val="true"/>
-              <w:spacing w:before="0" w:after="0"/>
-              <w:jc w:val="start"/>
-              <w:rPr>
-                <w:rFonts w:ascii="Arial" w:hAnsi="Arial" w:cs="Arial"/>
+              <w:keepNext w:val="0"/>
+              <w:spacing w:before="0" w:after="0" w:line="240" w:lineRule="auto"/>
+              <w:jc w:val="center"/>
+            </w:pPr>
+            <w:r>
+              <w:rPr>
+                <w:rFonts w:ascii="Arial" w:hAnsi="Arial" w:eastAsia="Arial" w:cs="Arial"/>
                 <w:b/>
-                <w:bCs/>
-                <w:color w:val="FF0000"/>
-                <w:sz w:val="28"/>
-                <w:szCs w:val="28"/>
-                <w:highlight w:val="yellow"/>
-              </w:rPr>
-            </w:pPr>
-            <w:r>
-              <w:rPr>
-                <w:rFonts w:eastAsia="Times New Roman" w:cs="Arial" w:ascii="Arial" w:hAnsi="Arial"/>
-                <w:b/>
-                <w:bCs/>
-                <w:color w:val="FF0000"/>
-                <w:kern w:val="0"/>
-                <w:sz w:val="15"/>
-                <w:szCs w:val="28"/>
-                <w:lang w:val="pt-BR" w:eastAsia="pt-BR" w:bidi="ar-SA"/>
-              </w:rPr>
-              <w:t xml:space="preserve">                 </w:t>
-            </w:r>
-            <w:r>
-              <w:rPr>
-                <w:rFonts w:eastAsia="Times New Roman" w:cs="Arial" w:ascii="Arial" w:hAnsi="Arial"/>
-                <w:b/>
-                <w:bCs/>
-                <w:color w:val="FF0000"/>
-                <w:kern w:val="0"/>
-                <w:sz w:val="15"/>
-                <w:szCs w:val="28"/>
-                <w:lang w:val="pt-BR" w:eastAsia="pt-BR" w:bidi="ar-SA"/>
-              </w:rPr>
-              <w:t>{{dataAg}} ÀS {{horaAg}}</w:t>
+                <w:sz w:val="20"/>
+              </w:rPr>
+              <w:t>{dataAg}  {horaAg}</w:t>
             </w:r>
           </w:p>
         </w:tc>
@@ -1051,233 +437,68 @@
             <w:tcW w:w="4110" w:type="dxa"/>
             <w:gridSpan w:val="3"/>
             <w:tcBorders/>
+            <w:tcMar>
+              <w:top w:w="40" w:type="dxa"/>
+              <w:start w:w="50" w:type="dxa"/>
+              <w:bottom w:w="40" w:type="dxa"/>
+              <w:end w:w="50" w:type="dxa"/>
+            </w:tcMar>
+            <w:vAlign w:val="center"/>
           </w:tcPr>
           <w:p>
             <w:pPr>
-              <w:pStyle w:val="Normal"/>
-              <w:widowControl/>
-              <w:suppressAutoHyphens w:val="true"/>
-              <w:spacing w:before="0" w:after="0"/>
+              <w:keepNext w:val="0"/>
+              <w:spacing w:before="0" w:after="0" w:line="240" w:lineRule="auto"/>
               <w:jc w:val="center"/>
-              <w:rPr>
-                <w:rFonts w:ascii="Arial" w:hAnsi="Arial" w:cs="Arial"/>
+            </w:pPr>
+            <w:r>
+              <w:rPr>
+                <w:rFonts w:ascii="Arial" w:hAnsi="Arial" w:eastAsia="Arial" w:cs="Arial"/>
                 <w:sz w:val="18"/>
-                <w:szCs w:val="18"/>
-              </w:rPr>
-            </w:pPr>
-            <w:r>
-              <w:rPr>
-                <w:rFonts w:eastAsia="Times New Roman" w:cs="Arial" w:ascii="Arial" w:hAnsi="Arial"/>
-                <w:kern w:val="0"/>
-                <w:sz w:val="18"/>
-                <w:szCs w:val="18"/>
-                <w:lang w:val="pt-BR" w:eastAsia="pt-BR" w:bidi="ar-SA"/>
               </w:rPr>
               <w:t>Família Presente:</w:t>
             </w:r>
           </w:p>
           <w:p>
             <w:pPr>
-              <w:pStyle w:val="Normal"/>
-              <w:widowControl/>
-              <w:suppressAutoHyphens w:val="true"/>
-              <w:spacing w:before="0" w:after="0"/>
+              <w:keepNext w:val="0"/>
+              <w:spacing w:before="0" w:after="0" w:line="240" w:lineRule="auto"/>
               <w:jc w:val="center"/>
-              <w:rPr>
-                <w:rFonts w:ascii="Arial" w:hAnsi="Arial" w:cs="Arial"/>
+            </w:pPr>
+            <w:r>
+              <w:rPr>
+                <w:rFonts w:ascii="Arial" w:hAnsi="Arial" w:eastAsia="Arial" w:cs="Arial"/>
                 <w:sz w:val="18"/>
-                <w:szCs w:val="18"/>
-              </w:rPr>
-            </w:pPr>
-            <w:r>
-              <w:rPr>
-                <w:rFonts w:cs="Arial" w:ascii="Arial" w:hAnsi="Arial"/>
-                <w:sz w:val="18"/>
-                <w:szCs w:val="18"/>
-              </w:rPr>
-            </w:r>
-          </w:p>
-          <w:p>
-            <w:pPr>
-              <w:pStyle w:val="Normal"/>
-              <w:widowControl/>
-              <w:tabs>
-                <w:tab w:val="clear" w:pos="709"/>
-                <w:tab w:val="left" w:pos="1044" w:leader="none"/>
-              </w:tabs>
-              <w:suppressAutoHyphens w:val="true"/>
-              <w:spacing w:before="0" w:after="0"/>
-              <w:jc w:val="center"/>
-              <w:rPr>
-                <w:rFonts w:ascii="Arial" w:hAnsi="Arial" w:cs="Arial"/>
-                <w:highlight w:val="yellow"/>
-              </w:rPr>
-            </w:pPr>
-            <w:r>
-              <mc:AlternateContent>
-                <mc:Choice Requires="wps">
-                  <w:drawing>
-                    <wp:anchor behindDoc="0" distT="12700" distB="12700" distL="12700" distR="12700" simplePos="0" locked="0" layoutInCell="1" allowOverlap="1" relativeHeight="11" wp14:anchorId="1AEDD492">
-                      <wp:simplePos x="0" y="0"/>
-                      <wp:positionH relativeFrom="column">
-                        <wp:posOffset>1247140</wp:posOffset>
-                      </wp:positionH>
-                      <wp:positionV relativeFrom="paragraph">
-                        <wp:posOffset>20955</wp:posOffset>
-                      </wp:positionV>
-                      <wp:extent cx="144780" cy="134620"/>
-                      <wp:effectExtent l="12700" t="12700" r="12700" b="12700"/>
-                      <wp:wrapNone/>
-                      <wp:docPr id="7" name="Retângulo 1"/>
-                      <a:graphic xmlns:a="http://schemas.openxmlformats.org/drawingml/2006/main">
-                        <a:graphicData uri="http://schemas.microsoft.com/office/word/2010/wordprocessingShape">
-                          <wps:wsp>
-                            <wps:cNvSpPr/>
-                            <wps:spPr>
-                              <a:xfrm>
-                                <a:off x="0" y="0"/>
-                                <a:ext cx="144720" cy="134640"/>
-                              </a:xfrm>
-                              <a:prstGeom prst="rect">
-                                <a:avLst/>
-                              </a:prstGeom>
-                              <a:solidFill>
-                                <a:srgbClr val="ffffff"/>
-                              </a:solidFill>
-                              <a:ln>
-                                <a:solidFill>
-                                  <a:srgbClr val="4f81bd"/>
-                                </a:solidFill>
-                                <a:round/>
-                              </a:ln>
-                            </wps:spPr>
-                            <wps:style>
-                              <a:lnRef idx="2">
-                                <a:schemeClr val="accent1"/>
-                              </a:lnRef>
-                              <a:fillRef idx="1">
-                                <a:schemeClr val="lt1"/>
-                              </a:fillRef>
-                              <a:effectRef idx="0">
-                                <a:schemeClr val="accent1"/>
-                              </a:effectRef>
-                              <a:fontRef idx="minor"/>
-                            </wps:style>
-                            <wps:bodyPr/>
-                          </wps:wsp>
-                        </a:graphicData>
-                      </a:graphic>
-                    </wp:anchor>
-                  </w:drawing>
-                </mc:Choice>
-                <mc:Fallback>
-                  <w:pict>
-                    <v:rect id="shape_0" ID="Retângulo 1" path="m0,0l-2147483645,0l-2147483645,-2147483646l0,-2147483646xe" fillcolor="white" stroked="t" o:allowincell="f" style="position:absolute;margin-left:98.2pt;margin-top:1.65pt;width:11.35pt;height:10.55pt;mso-wrap-style:none;v-text-anchor:middle" wp14:anchorId="1AEDD492">
-                      <v:fill o:detectmouseclick="t" type="solid" color2="black"/>
-                      <v:stroke color="#4f81bd" weight="25560" joinstyle="round" endcap="flat"/>
-                      <w10:wrap type="none"/>
-                    </v:rect>
-                  </w:pict>
-                </mc:Fallback>
-              </mc:AlternateContent>
-              <mc:AlternateContent>
-                <mc:Choice Requires="wps">
-                  <w:drawing>
-                    <wp:anchor behindDoc="0" distT="12700" distB="12700" distL="12700" distR="12700" simplePos="0" locked="0" layoutInCell="1" allowOverlap="1" relativeHeight="12" wp14:anchorId="33A32E8C">
-                      <wp:simplePos x="0" y="0"/>
-                      <wp:positionH relativeFrom="column">
-                        <wp:posOffset>551815</wp:posOffset>
-                      </wp:positionH>
-                      <wp:positionV relativeFrom="paragraph">
-                        <wp:posOffset>22860</wp:posOffset>
-                      </wp:positionV>
-                      <wp:extent cx="144780" cy="134620"/>
-                      <wp:effectExtent l="12700" t="12700" r="12700" b="12700"/>
-                      <wp:wrapNone/>
-                      <wp:docPr id="8" name="Retângulo 1"/>
-                      <a:graphic xmlns:a="http://schemas.openxmlformats.org/drawingml/2006/main">
-                        <a:graphicData uri="http://schemas.microsoft.com/office/word/2010/wordprocessingShape">
-                          <wps:wsp>
-                            <wps:cNvSpPr/>
-                            <wps:spPr>
-                              <a:xfrm>
-                                <a:off x="0" y="0"/>
-                                <a:ext cx="144720" cy="134640"/>
-                              </a:xfrm>
-                              <a:prstGeom prst="rect">
-                                <a:avLst/>
-                              </a:prstGeom>
-                              <a:solidFill>
-                                <a:schemeClr val="bg1"/>
-                              </a:solidFill>
-                              <a:ln>
-                                <a:solidFill>
-                                  <a:srgbClr val="000000"/>
-                                </a:solidFill>
-                                <a:round/>
-                              </a:ln>
-                            </wps:spPr>
-                            <wps:style>
-                              <a:lnRef idx="2">
-                                <a:schemeClr val="dk1">
-                                  <a:shade val="15000"/>
-                                </a:schemeClr>
-                              </a:lnRef>
-                              <a:fillRef idx="1">
-                                <a:schemeClr val="lt1"/>
-                              </a:fillRef>
-                              <a:effectRef idx="0">
-                                <a:schemeClr val="dk1"/>
-                              </a:effectRef>
-                              <a:fontRef idx="minor"/>
-                            </wps:style>
-                            <wps:bodyPr/>
-                          </wps:wsp>
-                        </a:graphicData>
-                      </a:graphic>
-                    </wp:anchor>
-                  </w:drawing>
-                </mc:Choice>
-                <mc:Fallback>
-                  <w:pict>
-                    <v:rect id="shape_0" ID="Retângulo 1" path="m0,0l-2147483645,0l-2147483645,-2147483646l0,-2147483646xe" fillcolor="white" stroked="t" o:allowincell="f" style="position:absolute;margin-left:43.45pt;margin-top:1.8pt;width:11.35pt;height:10.55pt;mso-wrap-style:none;v-text-anchor:middle" wp14:anchorId="33A32E8C">
-                      <v:fill o:detectmouseclick="t" type="solid" color2="black"/>
-                      <v:stroke color="black" weight="25560" joinstyle="round" endcap="flat"/>
-                      <w10:wrap type="none"/>
-                    </v:rect>
-                  </w:pict>
-                </mc:Fallback>
-              </mc:AlternateContent>
-            </w:r>
-            <w:r>
-              <w:rPr>
-                <w:rFonts w:eastAsia="Times New Roman" w:cs="Arial" w:ascii="Arial" w:hAnsi="Arial"/>
-                <w:kern w:val="0"/>
-                <w:sz w:val="20"/>
-                <w:szCs w:val="20"/>
-                <w:lang w:val="pt-BR" w:eastAsia="pt-BR" w:bidi="ar-SA"/>
-              </w:rPr>
-              <w:t>Sim             Não</w:t>
+              </w:rPr>
+              <w:t>□ Sim      □ Não</w:t>
             </w:r>
           </w:p>
         </w:tc>
       </w:tr>
       <w:tr>
         <w:trPr>
-          <w:trHeight w:val="228" w:hRule="atLeast"/>
+          <w:trHeight w:val="227" w:hRule="atLeast"/>
         </w:trPr>
         <w:tc>
           <w:tcPr>
             <w:tcW w:w="10059" w:type="dxa"/>
             <w:gridSpan w:val="8"/>
             <w:tcBorders/>
+            <w:tcMar>
+              <w:top w:w="40" w:type="dxa"/>
+              <w:start w:w="50" w:type="dxa"/>
+              <w:bottom w:w="40" w:type="dxa"/>
+              <w:end w:w="50" w:type="dxa"/>
+            </w:tcMar>
+            <w:vAlign w:val="center"/>
           </w:tcPr>
           <w:p>
             <w:pPr>
               <w:pStyle w:val="Normal"/>
+              <w:keepNext w:val="0"/>
               <w:widowControl/>
               <w:suppressAutoHyphens w:val="true"/>
-              <w:spacing w:before="0" w:after="0"/>
+              <w:spacing w:before="0" w:after="0" w:line="240" w:lineRule="auto"/>
               <w:jc w:val="center"/>
               <w:rPr>
                 <w:rFonts w:ascii="Arial" w:hAnsi="Arial" w:cs="Arial"/>
@@ -1288,13 +509,9 @@
             </w:pPr>
             <w:r>
               <w:rPr>
-                <w:rFonts w:eastAsia="Times New Roman" w:cs="Arial" w:ascii="Arial" w:hAnsi="Arial"/>
+                <w:rFonts w:ascii="Arial" w:hAnsi="Arial" w:eastAsia="Arial" w:cs="Arial"/>
                 <w:b/>
-                <w:bCs/>
-                <w:kern w:val="0"/>
                 <w:sz w:val="20"/>
-                <w:szCs w:val="20"/>
-                <w:lang w:val="pt-BR" w:eastAsia="pt-BR" w:bidi="ar-SA"/>
               </w:rPr>
               <w:t>AUTORIZAÇÃO DE EXUMAÇÃO</w:t>
             </w:r>
@@ -1303,376 +520,193 @@
       </w:tr>
       <w:tr>
         <w:trPr>
-          <w:trHeight w:val="4965" w:hRule="atLeast"/>
+          <w:trHeight w:val="2211" w:hRule="atLeast"/>
         </w:trPr>
         <w:tc>
           <w:tcPr>
             <w:tcW w:w="10059" w:type="dxa"/>
             <w:gridSpan w:val="8"/>
             <w:tcBorders/>
+            <w:vAlign w:val="center"/>
+            <w:tcMar>
+              <w:top w:w="40" w:type="dxa"/>
+              <w:start w:w="50" w:type="dxa"/>
+              <w:bottom w:w="40" w:type="dxa"/>
+              <w:end w:w="50" w:type="dxa"/>
+            </w:tcMar>
           </w:tcPr>
           <w:p>
             <w:pPr>
-              <w:pStyle w:val="Normal"/>
-              <w:widowControl/>
-              <w:suppressAutoHyphens w:val="true"/>
-              <w:spacing w:before="0" w:after="0"/>
-              <w:jc w:val="center"/>
-              <w:rPr>
-                <w:rFonts w:ascii="Arial" w:hAnsi="Arial" w:cs="Arial"/>
+              <w:keepNext w:val="0"/>
+              <w:spacing w:before="0" w:after="0" w:line="240" w:lineRule="auto"/>
+            </w:pPr>
+            <w:r>
+              <w:rPr>
+                <w:rFonts w:ascii="Arial" w:hAnsi="Arial" w:eastAsia="Arial" w:cs="Arial"/>
+                <w:sz w:val="18"/>
+              </w:rPr>
+              <w:t xml:space="preserve">Eu, </w:t>
+            </w:r>
+            <w:r>
+              <w:rPr>
+                <w:rFonts w:ascii="Arial" w:hAnsi="Arial" w:eastAsia="Arial" w:cs="Arial"/>
                 <w:b/>
-                <w:bCs/>
-              </w:rPr>
-            </w:pPr>
-            <w:r>
-              <w:rPr>
-                <w:rFonts w:cs="Arial" w:ascii="Arial" w:hAnsi="Arial"/>
+                <w:sz w:val="18"/>
+              </w:rPr>
+              <w:t>{nomeResp}</w:t>
+            </w:r>
+            <w:r>
+              <w:rPr>
+                <w:rFonts w:ascii="Arial" w:hAnsi="Arial" w:eastAsia="Arial" w:cs="Arial"/>
+                <w:sz w:val="18"/>
+              </w:rPr>
+              <w:t xml:space="preserve"> CPF: </w:t>
+            </w:r>
+            <w:r>
+              <w:rPr>
+                <w:rFonts w:ascii="Arial" w:hAnsi="Arial" w:eastAsia="Arial" w:cs="Arial"/>
                 <w:b/>
-                <w:bCs/>
-              </w:rPr>
+                <w:sz w:val="18"/>
+              </w:rPr>
+              <w:t>{cpfResp}</w:t>
             </w:r>
           </w:p>
           <w:p>
             <w:pPr>
-              <w:pStyle w:val="Normal"/>
-              <w:widowControl/>
-              <w:suppressAutoHyphens w:val="true"/>
-              <w:spacing w:lineRule="auto" w:line="480" w:before="0" w:after="0"/>
-              <w:jc w:val="both"/>
-              <w:rPr>
-                <w:rFonts w:ascii="Arial" w:hAnsi="Arial" w:cs="Arial"/>
-              </w:rPr>
+              <w:keepNext w:val="0"/>
+              <w:spacing w:before="0" w:after="0" w:line="240" w:lineRule="auto"/>
             </w:pPr>
             <w:r>
               <w:rPr>
-                <w:rFonts w:eastAsia="Times New Roman" w:cs="Arial" w:ascii="Arial" w:hAnsi="Arial"/>
-                <w:kern w:val="0"/>
-                <w:sz w:val="20"/>
-                <w:szCs w:val="20"/>
-                <w:lang w:val="pt-BR" w:eastAsia="pt-BR" w:bidi="ar-SA"/>
-              </w:rPr>
-              <w:t xml:space="preserve">Eu, </w:t>
-            </w:r>
-            <w:r>
-              <w:rPr>
-                <w:rFonts w:eastAsia="Times New Roman" w:cs="Arial" w:ascii="Arial" w:hAnsi="Arial"/>
-                <w:b/>
-                <w:bCs/>
-                <w:kern w:val="0"/>
-                <w:sz w:val="20"/>
-                <w:szCs w:val="20"/>
-                <w:lang w:val="pt-BR" w:eastAsia="pt-BR" w:bidi="ar-SA"/>
-              </w:rPr>
-              <w:t xml:space="preserve">{{nomeResp}} </w:t>
-            </w:r>
-            <w:r>
-              <w:rPr>
-                <w:rFonts w:eastAsia="Times New Roman" w:cs="Arial" w:ascii="Arial" w:hAnsi="Arial"/>
-                <w:kern w:val="0"/>
-                <w:sz w:val="20"/>
-                <w:szCs w:val="20"/>
-                <w:lang w:val="pt-BR" w:eastAsia="pt-BR" w:bidi="ar-SA"/>
-              </w:rPr>
-              <w:t>RG:</w:t>
-            </w:r>
-            <w:bookmarkStart w:id="0" w:name="_Hlk191539510"/>
-            <w:bookmarkStart w:id="1" w:name="_Hlk194666790"/>
-            <w:r>
-              <w:rPr>
-                <w:rFonts w:eastAsia="Times New Roman" w:cs="Arial" w:ascii="Arial" w:hAnsi="Arial"/>
-                <w:b/>
-                <w:bCs/>
-                <w:kern w:val="0"/>
-                <w:sz w:val="20"/>
-                <w:szCs w:val="20"/>
-                <w:lang w:val="pt-BR" w:eastAsia="pt-BR" w:bidi="ar-SA"/>
-              </w:rPr>
-              <w:t xml:space="preserve"> {{rgResp}} </w:t>
-            </w:r>
-            <w:r>
-              <w:rPr>
-                <w:rFonts w:eastAsia="Times New Roman" w:cs="Arial" w:ascii="Arial" w:hAnsi="Arial"/>
-                <w:kern w:val="0"/>
-                <w:sz w:val="20"/>
-                <w:szCs w:val="20"/>
-                <w:lang w:val="pt-BR" w:eastAsia="pt-BR" w:bidi="ar-SA"/>
-              </w:rPr>
-              <w:t>CPF:</w:t>
-            </w:r>
-            <w:r>
-              <w:rPr>
-                <w:rFonts w:eastAsia="Times New Roman" w:cs="Arial" w:ascii="Arial" w:hAnsi="Arial"/>
-                <w:b/>
-                <w:bCs/>
-                <w:kern w:val="0"/>
-                <w:sz w:val="20"/>
-                <w:szCs w:val="20"/>
-                <w:lang w:val="pt-BR" w:eastAsia="pt-BR" w:bidi="ar-SA"/>
-              </w:rPr>
-              <w:t xml:space="preserve"> {{cpfResp}}</w:t>
+                <w:rFonts w:ascii="Arial" w:hAnsi="Arial" w:eastAsia="Arial" w:cs="Arial"/>
+                <w:sz w:val="18"/>
+              </w:rPr>
+              <w:t>Profissão: ____________________</w:t>
             </w:r>
           </w:p>
           <w:p>
             <w:pPr>
-              <w:pStyle w:val="Normal"/>
-              <w:widowControl/>
-              <w:suppressAutoHyphens w:val="true"/>
-              <w:spacing w:lineRule="auto" w:line="480" w:before="0" w:after="0"/>
-              <w:jc w:val="both"/>
-              <w:rPr>
-                <w:rFonts w:ascii="Arial" w:hAnsi="Arial" w:cs="Arial"/>
-              </w:rPr>
+              <w:keepNext w:val="0"/>
+              <w:spacing w:before="0" w:after="0" w:line="240" w:lineRule="auto"/>
             </w:pPr>
-            <w:bookmarkStart w:id="2" w:name="_Hlk194666850"/>
-            <w:bookmarkEnd w:id="0"/>
-            <w:bookmarkEnd w:id="1"/>
-            <w:r>
-              <w:rPr>
-                <w:rFonts w:eastAsia="Times New Roman" w:cs="Arial" w:ascii="Arial" w:hAnsi="Arial"/>
-                <w:kern w:val="0"/>
-                <w:sz w:val="20"/>
-                <w:szCs w:val="20"/>
-                <w:lang w:val="pt-BR" w:eastAsia="pt-BR" w:bidi="ar-SA"/>
+            <w:r>
+              <w:rPr>
+                <w:rFonts w:ascii="Arial" w:hAnsi="Arial" w:eastAsia="Arial" w:cs="Arial"/>
+                <w:sz w:val="18"/>
               </w:rPr>
               <w:t xml:space="preserve">Endereço: </w:t>
             </w:r>
             <w:r>
               <w:rPr>
-                <w:rFonts w:eastAsia="Times New Roman" w:cs="Arial" w:ascii="Arial" w:hAnsi="Arial"/>
+                <w:rFonts w:ascii="Arial" w:hAnsi="Arial" w:eastAsia="Arial" w:cs="Arial"/>
                 <w:b/>
-                <w:bCs/>
-                <w:kern w:val="0"/>
-                <w:sz w:val="20"/>
-                <w:szCs w:val="20"/>
-                <w:lang w:val="pt-BR" w:eastAsia="pt-BR" w:bidi="ar-SA"/>
-              </w:rPr>
-              <w:t>{{endResp}} Telefone: {{telResp}}</w:t>
-            </w:r>
-            <w:bookmarkEnd w:id="2"/>
-            <w:r>
-              <w:rPr>
-                <w:rFonts w:eastAsia="Times New Roman" w:cs="Arial" w:ascii="Arial" w:hAnsi="Arial"/>
-                <w:b/>
-                <w:bCs/>
-                <w:kern w:val="0"/>
-                <w:sz w:val="22"/>
-                <w:szCs w:val="22"/>
-                <w:lang w:val="pt-BR" w:eastAsia="pt-BR" w:bidi="ar-SA"/>
-              </w:rPr>
-              <w:t xml:space="preserve"> </w:t>
-            </w:r>
-            <w:r>
-              <w:rPr>
-                <w:rFonts w:eastAsia="Times New Roman" w:cs="Arial" w:ascii="Arial" w:hAnsi="Arial"/>
-                <w:kern w:val="0"/>
-                <w:sz w:val="22"/>
-                <w:szCs w:val="22"/>
-                <w:lang w:val="pt-BR" w:eastAsia="pt-BR" w:bidi="ar-SA"/>
-              </w:rPr>
-              <w:t xml:space="preserve"> </w:t>
+                <w:sz w:val="18"/>
+              </w:rPr>
+              <w:t>{endResp}</w:t>
             </w:r>
           </w:p>
           <w:p>
             <w:pPr>
-              <w:pStyle w:val="Normal"/>
-              <w:widowControl/>
-              <w:suppressAutoHyphens w:val="true"/>
-              <w:spacing w:lineRule="auto" w:line="480" w:before="0" w:after="0"/>
-              <w:jc w:val="both"/>
-              <w:rPr>
-                <w:rFonts w:ascii="Arial" w:hAnsi="Arial" w:cs="Arial"/>
-                <w:sz w:val="22"/>
-                <w:szCs w:val="22"/>
-              </w:rPr>
+              <w:keepNext w:val="0"/>
+              <w:spacing w:before="0" w:after="0" w:line="240" w:lineRule="auto"/>
             </w:pPr>
             <w:r>
               <w:rPr>
-                <w:rFonts w:eastAsia="Times New Roman" w:cs="Arial" w:ascii="Arial" w:hAnsi="Arial"/>
-                <w:kern w:val="0"/>
-                <w:sz w:val="15"/>
-                <w:szCs w:val="22"/>
-                <w:lang w:val="pt-BR" w:eastAsia="pt-BR" w:bidi="ar-SA"/>
-              </w:rPr>
-              <w:t xml:space="preserve">Na qualidade de {{parent}} autorizo a exumação junto à administração do Cemitério Santana, nesta data. </w:t>
+                <w:rFonts w:ascii="Arial" w:hAnsi="Arial" w:eastAsia="Arial" w:cs="Arial"/>
+                <w:sz w:val="18"/>
+              </w:rPr>
+              <w:t xml:space="preserve">Telefone: </w:t>
+            </w:r>
+            <w:r>
+              <w:rPr>
+                <w:rFonts w:ascii="Arial" w:hAnsi="Arial" w:eastAsia="Arial" w:cs="Arial"/>
+                <w:b/>
+                <w:sz w:val="18"/>
+              </w:rPr>
+              <w:t>{telResp}</w:t>
             </w:r>
           </w:p>
           <w:p>
             <w:pPr>
-              <w:pStyle w:val="Normal"/>
-              <w:widowControl/>
-              <w:suppressAutoHyphens w:val="true"/>
-              <w:spacing w:before="0" w:after="0"/>
-              <w:jc w:val="both"/>
-              <w:rPr>
-                <w:rFonts w:ascii="Arial" w:hAnsi="Arial" w:cs="Arial"/>
-              </w:rPr>
+              <w:keepNext w:val="0"/>
+              <w:spacing w:before="0" w:after="0" w:line="240" w:lineRule="auto"/>
             </w:pPr>
             <w:r>
               <w:rPr>
-                <w:rFonts w:cs="Arial" w:ascii="Arial" w:hAnsi="Arial"/>
-              </w:rPr>
+                <w:rFonts w:ascii="Arial" w:hAnsi="Arial" w:eastAsia="Arial" w:cs="Arial"/>
+                <w:sz w:val="18"/>
+              </w:rPr>
+              <w:t xml:space="preserve">Na qualidade de </w:t>
+            </w:r>
+            <w:r>
+              <w:rPr>
+                <w:rFonts w:ascii="Arial" w:hAnsi="Arial" w:eastAsia="Arial" w:cs="Arial"/>
+                <w:b/>
+                <w:sz w:val="18"/>
+              </w:rPr>
+              <w:t>{parent}</w:t>
+            </w:r>
+            <w:r>
+              <w:rPr>
+                <w:rFonts w:ascii="Arial" w:hAnsi="Arial" w:eastAsia="Arial" w:cs="Arial"/>
+                <w:sz w:val="18"/>
+              </w:rPr>
+              <w:t xml:space="preserve"> autorizo a exumação junto à administração do Cemitério Santana, nesta data.</w:t>
             </w:r>
           </w:p>
           <w:p>
             <w:pPr>
-              <w:pStyle w:val="Normal"/>
-              <w:widowControl/>
-              <w:suppressAutoHyphens w:val="true"/>
-              <w:spacing w:before="0" w:after="0"/>
-              <w:jc w:val="both"/>
-              <w:rPr>
-                <w:rFonts w:ascii="Arial" w:hAnsi="Arial" w:cs="Arial"/>
+              <w:keepNext w:val="0"/>
+              <w:spacing w:before="0" w:after="0" w:line="240" w:lineRule="auto"/>
+            </w:pPr>
+            <w:r>
+              <w:rPr>
+                <w:rFonts w:ascii="Arial" w:hAnsi="Arial" w:eastAsia="Arial" w:cs="Arial"/>
                 <w:sz w:val="18"/>
-                <w:szCs w:val="18"/>
-              </w:rPr>
-            </w:pPr>
-            <w:r>
-              <w:rPr>
-                <w:rFonts w:cs="Arial" w:ascii="Arial" w:hAnsi="Arial"/>
-                <w:sz w:val="18"/>
-                <w:szCs w:val="18"/>
-              </w:rPr>
+              </w:rPr>
+              <w:t>Assinatura do Responsável pela Autorização: _________________________________________________</w:t>
             </w:r>
           </w:p>
           <w:p>
             <w:pPr>
-              <w:pStyle w:val="Normal"/>
-              <w:widowControl/>
-              <w:suppressAutoHyphens w:val="true"/>
-              <w:spacing w:before="0" w:after="0"/>
-              <w:jc w:val="start"/>
-              <w:rPr>
-                <w:rFonts w:ascii="Arial" w:hAnsi="Arial" w:cs="Arial"/>
-                <w:sz w:val="22"/>
-                <w:szCs w:val="22"/>
-              </w:rPr>
+              <w:keepNext w:val="0"/>
+              <w:spacing w:before="0" w:after="0" w:line="240" w:lineRule="auto"/>
+              <w:jc w:val="center"/>
             </w:pPr>
             <w:r>
               <w:rPr>
-                <w:rFonts w:eastAsia="Times New Roman" w:cs="Arial" w:ascii="Arial" w:hAnsi="Arial"/>
-                <w:kern w:val="0"/>
-                <w:sz w:val="20"/>
-                <w:szCs w:val="20"/>
-                <w:lang w:val="pt-BR" w:eastAsia="pt-BR" w:bidi="ar-SA"/>
-              </w:rPr>
-              <w:t>Assinatura do Responsável pela Autorização</w:t>
-            </w:r>
-            <w:r>
-              <w:rPr>
-                <w:rFonts w:eastAsia="Times New Roman" w:cs="Arial" w:ascii="Arial" w:hAnsi="Arial"/>
-                <w:kern w:val="0"/>
-                <w:sz w:val="22"/>
-                <w:szCs w:val="22"/>
-                <w:lang w:val="pt-BR" w:eastAsia="pt-BR" w:bidi="ar-SA"/>
-              </w:rPr>
-              <w:t>: ______________________________________________.</w:t>
-            </w:r>
-          </w:p>
-          <w:p>
-            <w:pPr>
-              <w:pStyle w:val="Normal"/>
-              <w:widowControl/>
-              <w:suppressAutoHyphens w:val="true"/>
-              <w:spacing w:before="0" w:after="0"/>
-              <w:jc w:val="start"/>
-              <w:rPr>
-                <w:rFonts w:ascii="Arial" w:hAnsi="Arial" w:cs="Arial"/>
+                <w:rFonts w:ascii="Arial" w:hAnsi="Arial" w:eastAsia="Arial" w:cs="Arial"/>
                 <w:sz w:val="18"/>
-                <w:szCs w:val="18"/>
-              </w:rPr>
-            </w:pPr>
-            <w:r>
-              <w:rPr>
-                <w:rFonts w:cs="Arial" w:ascii="Arial" w:hAnsi="Arial"/>
-                <w:sz w:val="18"/>
-                <w:szCs w:val="18"/>
-              </w:rPr>
-            </w:r>
-          </w:p>
-          <w:p>
-            <w:pPr>
-              <w:pStyle w:val="Normal"/>
-              <w:widowControl/>
-              <w:suppressAutoHyphens w:val="true"/>
-              <w:spacing w:before="0" w:after="0"/>
-              <w:jc w:val="start"/>
-              <w:rPr>
-                <w:rFonts w:ascii="Arial" w:hAnsi="Arial" w:cs="Arial"/>
-                <w:sz w:val="18"/>
-                <w:szCs w:val="18"/>
-              </w:rPr>
-            </w:pPr>
-            <w:r>
-              <w:rPr>
-                <w:rFonts w:cs="Arial" w:ascii="Arial" w:hAnsi="Arial"/>
-                <w:sz w:val="18"/>
-                <w:szCs w:val="18"/>
-              </w:rPr>
-            </w:r>
-          </w:p>
-          <w:p>
-            <w:pPr>
-              <w:pStyle w:val="Normal"/>
-              <w:widowControl/>
-              <w:suppressAutoHyphens w:val="true"/>
-              <w:spacing w:before="0" w:after="0"/>
-              <w:jc w:val="end"/>
-              <w:rPr>
-                <w:rFonts w:ascii="Arial" w:hAnsi="Arial" w:cs="Arial"/>
-                <w:sz w:val="22"/>
-                <w:szCs w:val="22"/>
-              </w:rPr>
-            </w:pPr>
-            <w:r>
-              <w:rPr>
-                <w:rFonts w:eastAsia="Times New Roman" w:cs="Arial" w:ascii="Arial" w:hAnsi="Arial"/>
-                <w:kern w:val="0"/>
-                <w:sz w:val="15"/>
-                <w:szCs w:val="22"/>
-                <w:lang w:val="pt-BR" w:eastAsia="pt-BR" w:bidi="ar-SA"/>
-              </w:rPr>
-              <w:t>São Paulo, {{dataExt}}.</w:t>
-            </w:r>
-          </w:p>
-          <w:p>
-            <w:pPr>
-              <w:pStyle w:val="Normal"/>
-              <w:widowControl/>
-              <w:suppressAutoHyphens w:val="true"/>
-              <w:spacing w:before="0" w:after="0"/>
-              <w:jc w:val="start"/>
-              <w:rPr>
-                <w:rFonts w:ascii="Arial" w:hAnsi="Arial" w:cs="Arial"/>
-                <w:b/>
-                <w:bCs/>
-              </w:rPr>
-            </w:pPr>
-            <w:r>
-              <w:rPr>
-                <w:rFonts w:cs="Arial" w:ascii="Arial" w:hAnsi="Arial"/>
-                <w:b/>
-                <w:bCs/>
-              </w:rPr>
+              </w:rPr>
+              <w:t>São Paulo, {dataExt}.</w:t>
             </w:r>
           </w:p>
         </w:tc>
       </w:tr>
       <w:tr>
         <w:trPr>
-          <w:trHeight w:val="228" w:hRule="atLeast"/>
+          <w:trHeight w:val="227" w:hRule="atLeast"/>
         </w:trPr>
         <w:tc>
           <w:tcPr>
             <w:tcW w:w="10059" w:type="dxa"/>
             <w:gridSpan w:val="8"/>
             <w:tcBorders/>
+            <w:tcMar>
+              <w:top w:w="40" w:type="dxa"/>
+              <w:start w:w="50" w:type="dxa"/>
+              <w:bottom w:w="40" w:type="dxa"/>
+              <w:end w:w="50" w:type="dxa"/>
+            </w:tcMar>
+            <w:vAlign w:val="center"/>
           </w:tcPr>
           <w:p>
             <w:pPr>
               <w:pStyle w:val="Normal"/>
+              <w:keepNext w:val="0"/>
               <w:widowControl/>
               <w:suppressAutoHyphens w:val="true"/>
-              <w:spacing w:before="0" w:after="0"/>
+              <w:spacing w:before="0" w:after="0" w:line="240" w:lineRule="auto"/>
               <w:jc w:val="center"/>
               <w:rPr>
                 <w:rFonts w:ascii="Arial" w:hAnsi="Arial" w:cs="Arial"/>
@@ -1682,115 +716,58 @@
             </w:pPr>
             <w:r>
               <w:rPr>
-                <w:rFonts w:eastAsia="Times New Roman" w:cs="Arial" w:ascii="Arial" w:hAnsi="Arial"/>
+                <w:rFonts w:ascii="Arial" w:hAnsi="Arial" w:eastAsia="Arial" w:cs="Arial"/>
                 <w:b/>
-                <w:bCs/>
-                <w:kern w:val="0"/>
-                <w:sz w:val="20"/>
-                <w:szCs w:val="20"/>
-                <w:lang w:val="pt-BR" w:eastAsia="pt-BR" w:bidi="ar-SA"/>
-              </w:rPr>
-              <w:t xml:space="preserve">LOCALIZAÇÃO DA EXUMAÇÃO </w:t>
+                <w:sz w:val="18"/>
+              </w:rPr>
+              <w:t>LOCALIZAÇÃO DA EXUMAÇÃO</w:t>
             </w:r>
           </w:p>
         </w:tc>
       </w:tr>
       <w:tr>
         <w:trPr>
-          <w:trHeight w:val="532" w:hRule="atLeast"/>
+          <w:trHeight w:val="624" w:hRule="atLeast"/>
         </w:trPr>
         <w:tc>
           <w:tcPr>
             <w:tcW w:w="2029" w:type="dxa"/>
             <w:tcBorders/>
+            <w:tcMar>
+              <w:top w:w="40" w:type="dxa"/>
+              <w:start w:w="50" w:type="dxa"/>
+              <w:bottom w:w="40" w:type="dxa"/>
+              <w:end w:w="50" w:type="dxa"/>
+            </w:tcMar>
+            <w:vAlign w:val="center"/>
           </w:tcPr>
           <w:p>
             <w:pPr>
-              <w:pStyle w:val="Normal"/>
-              <w:widowControl/>
-              <w:suppressAutoHyphens w:val="true"/>
-              <w:spacing w:before="0" w:after="0"/>
+              <w:keepNext w:val="0"/>
+              <w:spacing w:before="0" w:after="0" w:line="240" w:lineRule="auto"/>
               <w:jc w:val="center"/>
-              <w:rPr>
-                <w:rFonts w:ascii="Arial" w:hAnsi="Arial" w:cs="Arial"/>
-                <w:sz w:val="18"/>
-                <w:szCs w:val="18"/>
-              </w:rPr>
             </w:pPr>
             <w:r>
               <w:rPr>
-                <w:rFonts w:eastAsia="Times New Roman" w:cs="Arial" w:ascii="Arial" w:hAnsi="Arial"/>
-                <w:kern w:val="0"/>
-                <w:sz w:val="18"/>
-                <w:szCs w:val="18"/>
-                <w:lang w:val="pt-BR" w:eastAsia="pt-BR" w:bidi="ar-SA"/>
-              </w:rPr>
-              <w:t>N° quadra:</w:t>
+                <w:rFonts w:ascii="Arial" w:hAnsi="Arial" w:eastAsia="Arial" w:cs="Arial"/>
+                <w:sz w:val="17"/>
+              </w:rPr>
+              <w:t>RUA / QUADRA</w:t>
             </w:r>
           </w:p>
           <w:p>
             <w:pPr>
-              <w:pStyle w:val="Normal"/>
-              <w:widowControl/>
-              <w:suppressAutoHyphens w:val="true"/>
-              <w:spacing w:before="0" w:after="0"/>
-              <w:jc w:val="start"/>
-              <w:rPr>
-                <w:rFonts w:ascii="Arial" w:hAnsi="Arial" w:cs="Arial"/>
+              <w:keepNext w:val="0"/>
+              <w:spacing w:before="0" w:after="0" w:line="240" w:lineRule="auto"/>
+              <w:jc w:val="center"/>
+            </w:pPr>
+            <w:r>
+              <w:rPr>
+                <w:rFonts w:ascii="Arial" w:hAnsi="Arial" w:eastAsia="Arial" w:cs="Arial"/>
                 <w:b/>
-                <w:bCs/>
-                <w:sz w:val="22"/>
-                <w:szCs w:val="22"/>
-              </w:rPr>
-            </w:pPr>
-            <w:r>
-              <w:rPr>
-                <w:rFonts w:eastAsia="Times New Roman" w:cs="Arial" w:ascii="Arial" w:hAnsi="Arial"/>
-                <w:b/>
-                <w:bCs/>
-                <w:kern w:val="0"/>
-                <w:sz w:val="22"/>
-                <w:szCs w:val="22"/>
-                <w:lang w:val="pt-BR" w:eastAsia="pt-BR" w:bidi="ar-SA"/>
-              </w:rPr>
-              <w:t xml:space="preserve">          </w:t>
-            </w:r>
-            <w:r>
-              <w:rPr>
-                <w:rFonts w:eastAsia="Times New Roman" w:cs="Arial" w:ascii="Arial" w:hAnsi="Arial"/>
-                <w:b/>
-                <w:bCs/>
-                <w:kern w:val="0"/>
-                <w:sz w:val="22"/>
-                <w:szCs w:val="22"/>
-                <w:lang w:val="pt-BR" w:eastAsia="pt-BR" w:bidi="ar-SA"/>
-              </w:rPr>
-              <w:t>{{quadraRua}}</w:t>
-            </w:r>
-          </w:p>
-          <w:p>
-            <w:pPr>
-              <w:pStyle w:val="Normal"/>
-              <w:widowControl/>
-              <w:suppressAutoHyphens w:val="true"/>
-              <w:spacing w:before="0" w:after="0"/>
-              <w:jc w:val="center"/>
-              <w:rPr>
-                <w:rFonts w:ascii="Arial" w:hAnsi="Arial" w:cs="Arial"/>
-                <w:b/>
-                <w:bCs/>
-                <w:sz w:val="18"/>
-                <w:szCs w:val="18"/>
-              </w:rPr>
-            </w:pPr>
-            <w:r>
-              <w:rPr>
-                <w:rFonts w:cs="Arial" w:ascii="Arial" w:hAnsi="Arial"/>
-                <w:b/>
-                <w:bCs/>
-                <w:sz w:val="18"/>
-                <w:szCs w:val="18"/>
-              </w:rPr>
+                <w:sz w:val="21"/>
+              </w:rPr>
+              <w:t>{quadraRua}</w:t>
             </w:r>
           </w:p>
         </w:tc>
@@ -1798,57 +775,41 @@
           <w:tcPr>
             <w:tcW w:w="2035" w:type="dxa"/>
             <w:tcBorders/>
+            <w:tcMar>
+              <w:top w:w="40" w:type="dxa"/>
+              <w:start w:w="50" w:type="dxa"/>
+              <w:bottom w:w="40" w:type="dxa"/>
+              <w:end w:w="50" w:type="dxa"/>
+            </w:tcMar>
+            <w:vAlign w:val="center"/>
           </w:tcPr>
           <w:p>
             <w:pPr>
-              <w:pStyle w:val="Normal"/>
-              <w:widowControl/>
-              <w:suppressAutoHyphens w:val="true"/>
-              <w:spacing w:before="0" w:after="0"/>
+              <w:keepNext w:val="0"/>
+              <w:spacing w:before="0" w:after="0" w:line="240" w:lineRule="auto"/>
               <w:jc w:val="center"/>
-              <w:rPr>
-                <w:rFonts w:ascii="Arial" w:hAnsi="Arial" w:cs="Arial"/>
-                <w:sz w:val="18"/>
-                <w:szCs w:val="18"/>
-              </w:rPr>
             </w:pPr>
             <w:r>
               <w:rPr>
-                <w:rFonts w:eastAsia="Times New Roman" w:cs="Arial" w:ascii="Arial" w:hAnsi="Arial"/>
-                <w:kern w:val="0"/>
-                <w:sz w:val="18"/>
-                <w:szCs w:val="18"/>
-                <w:lang w:val="pt-BR" w:eastAsia="pt-BR" w:bidi="ar-SA"/>
-              </w:rPr>
-              <w:t>Nº Sepultura:</w:t>
+                <w:rFonts w:ascii="Arial" w:hAnsi="Arial" w:eastAsia="Arial" w:cs="Arial"/>
+                <w:sz w:val="17"/>
+              </w:rPr>
+              <w:t>Nº Sepultura</w:t>
             </w:r>
           </w:p>
           <w:p>
             <w:pPr>
-              <w:pStyle w:val="Normal"/>
-              <w:widowControl/>
-              <w:suppressAutoHyphens w:val="true"/>
-              <w:spacing w:before="0" w:after="0"/>
+              <w:keepNext w:val="0"/>
+              <w:spacing w:before="0" w:after="0" w:line="240" w:lineRule="auto"/>
               <w:jc w:val="center"/>
-              <w:rPr>
-                <w:rFonts w:ascii="Arial" w:hAnsi="Arial" w:cs="Arial"/>
+            </w:pPr>
+            <w:r>
+              <w:rPr>
+                <w:rFonts w:ascii="Arial" w:hAnsi="Arial" w:eastAsia="Arial" w:cs="Arial"/>
                 <w:b/>
-                <w:bCs/>
-                <w:sz w:val="24"/>
-                <w:szCs w:val="24"/>
-              </w:rPr>
-            </w:pPr>
-            <w:r>
-              <w:rPr>
-                <w:rFonts w:eastAsia="Times New Roman" w:cs="Arial" w:ascii="Arial" w:hAnsi="Arial"/>
-                <w:b/>
-                <w:bCs/>
-                <w:kern w:val="0"/>
-                <w:sz w:val="24"/>
-                <w:szCs w:val="24"/>
-                <w:lang w:val="pt-BR" w:eastAsia="pt-BR" w:bidi="ar-SA"/>
-              </w:rPr>
-              <w:t>{{sepultura}}</w:t>
+                <w:sz w:val="21"/>
+              </w:rPr>
+              <w:t>{sepultura}</w:t>
             </w:r>
           </w:p>
         </w:tc>
@@ -1857,90 +818,41 @@
             <w:tcW w:w="1693" w:type="dxa"/>
             <w:gridSpan w:val="2"/>
             <w:tcBorders/>
+            <w:tcMar>
+              <w:top w:w="40" w:type="dxa"/>
+              <w:start w:w="50" w:type="dxa"/>
+              <w:bottom w:w="40" w:type="dxa"/>
+              <w:end w:w="50" w:type="dxa"/>
+            </w:tcMar>
+            <w:vAlign w:val="center"/>
           </w:tcPr>
           <w:p>
             <w:pPr>
-              <w:pStyle w:val="Normal"/>
-              <w:widowControl/>
-              <w:suppressAutoHyphens w:val="true"/>
-              <w:spacing w:before="0" w:after="0"/>
+              <w:keepNext w:val="0"/>
+              <w:spacing w:before="0" w:after="0" w:line="240" w:lineRule="auto"/>
               <w:jc w:val="center"/>
-              <w:rPr>
-                <w:rFonts w:ascii="Arial" w:hAnsi="Arial" w:cs="Arial"/>
-                <w:sz w:val="18"/>
-                <w:szCs w:val="18"/>
-              </w:rPr>
             </w:pPr>
             <w:r>
               <w:rPr>
-                <w:rFonts w:eastAsia="Times New Roman" w:cs="Arial" w:ascii="Arial" w:hAnsi="Arial"/>
-                <w:kern w:val="0"/>
-                <w:sz w:val="18"/>
-                <w:szCs w:val="18"/>
-                <w:lang w:val="pt-BR" w:eastAsia="pt-BR" w:bidi="ar-SA"/>
+                <w:rFonts w:ascii="Arial" w:hAnsi="Arial" w:eastAsia="Arial" w:cs="Arial"/>
+                <w:sz w:val="17"/>
               </w:rPr>
               <w:t>Nº gaveta</w:t>
             </w:r>
           </w:p>
           <w:p>
             <w:pPr>
-              <w:pStyle w:val="Normal"/>
-              <w:widowControl/>
-              <w:suppressAutoHyphens w:val="true"/>
-              <w:spacing w:before="0" w:after="0"/>
+              <w:keepNext w:val="0"/>
+              <w:spacing w:before="0" w:after="0" w:line="240" w:lineRule="auto"/>
               <w:jc w:val="center"/>
-              <w:rPr>
-                <w:rFonts w:ascii="Arial" w:hAnsi="Arial" w:cs="Arial"/>
-                <w:sz w:val="2"/>
-                <w:szCs w:val="2"/>
-              </w:rPr>
             </w:pPr>
             <w:r>
               <w:rPr>
-                <w:rFonts w:cs="Arial" w:ascii="Arial" w:hAnsi="Arial"/>
-                <w:sz w:val="2"/>
-                <w:szCs w:val="2"/>
-              </w:rPr>
-            </w:r>
-          </w:p>
-          <w:p>
-            <w:pPr>
-              <w:pStyle w:val="Normal"/>
-              <w:widowControl/>
-              <w:suppressAutoHyphens w:val="true"/>
-              <w:spacing w:before="0" w:after="0"/>
-              <w:jc w:val="start"/>
-              <w:rPr>
-                <w:rFonts w:ascii="Arial" w:hAnsi="Arial" w:cs="Arial"/>
+                <w:rFonts w:ascii="Arial" w:hAnsi="Arial" w:eastAsia="Arial" w:cs="Arial"/>
                 <w:b/>
-                <w:bCs/>
-                <w:sz w:val="22"/>
-                <w:szCs w:val="22"/>
-              </w:rPr>
-            </w:pPr>
-            <w:r>
-              <w:rPr>
-                <w:rFonts w:eastAsia="Times New Roman" w:cs="Arial" w:ascii="Arial" w:hAnsi="Arial"/>
-                <w:b/>
-                <w:bCs/>
-                <w:kern w:val="0"/>
-                <w:sz w:val="22"/>
-                <w:szCs w:val="22"/>
-                <w:lang w:val="pt-BR" w:eastAsia="pt-BR" w:bidi="ar-SA"/>
-              </w:rPr>
-              <w:t xml:space="preserve">     </w:t>
-            </w:r>
-            <w:r>
-              <w:rPr>
-                <w:rFonts w:eastAsia="Times New Roman" w:cs="Arial" w:ascii="Arial" w:hAnsi="Arial"/>
-                <w:b/>
-                <w:bCs/>
-                <w:kern w:val="0"/>
-                <w:sz w:val="22"/>
-                <w:szCs w:val="22"/>
-                <w:lang w:val="pt-BR" w:eastAsia="pt-BR" w:bidi="ar-SA"/>
-              </w:rPr>
-              <w:t>{{gaveta}}</w:t>
+                <w:sz w:val="21"/>
+              </w:rPr>
+              <w:t>{gaveta}</w:t>
             </w:r>
           </w:p>
         </w:tc>
@@ -1949,170 +861,241 @@
             <w:tcW w:w="4302" w:type="dxa"/>
             <w:gridSpan w:val="4"/>
             <w:tcBorders/>
+            <w:tcMar>
+              <w:top w:w="40" w:type="dxa"/>
+              <w:start w:w="50" w:type="dxa"/>
+              <w:bottom w:w="40" w:type="dxa"/>
+              <w:end w:w="50" w:type="dxa"/>
+            </w:tcMar>
+            <w:vAlign w:val="center"/>
           </w:tcPr>
           <w:p>
             <w:pPr>
-              <w:pStyle w:val="Normal"/>
-              <w:widowControl/>
-              <w:suppressAutoHyphens w:val="true"/>
-              <w:spacing w:before="0" w:after="0"/>
-              <w:jc w:val="start"/>
-              <w:rPr>
-                <w:rFonts w:ascii="Arial" w:hAnsi="Arial" w:cs="Arial"/>
-                <w:sz w:val="18"/>
-                <w:szCs w:val="18"/>
-              </w:rPr>
+              <w:spacing w:before="0" w:after="0" w:line="240" w:lineRule="auto"/>
             </w:pPr>
-            <w:r>
-              <w:rPr>
-                <w:rFonts w:eastAsia="Times New Roman" w:cs="Arial" w:ascii="Arial" w:hAnsi="Arial"/>
-                <w:kern w:val="0"/>
-                <w:sz w:val="18"/>
-                <w:szCs w:val="18"/>
-                <w:lang w:val="pt-BR" w:eastAsia="pt-BR" w:bidi="ar-SA"/>
-              </w:rPr>
-              <w:t>Óbito:                                    Concessão:</w:t>
-            </w:r>
           </w:p>
+          <w:tbl>
+            <w:tblPr>
+              <w:tblW w:type="auto" w:w="0"/>
+              <w:tblLayout w:type="fixed"/>
+              <w:tblLook w:firstColumn="1" w:firstRow="1" w:lastColumn="0" w:lastRow="0" w:noHBand="0" w:noVBand="1" w:val="04A0"/>
+            </w:tblPr>
+            <w:tblGrid>
+              <w:gridCol w:w="2151"/>
+              <w:gridCol w:w="2151"/>
+            </w:tblGrid>
+            <w:tr>
+              <w:tc>
+                <w:tcPr>
+                  <w:tcW w:type="dxa" w:w="2151"/>
+                  <w:tcBorders>
+                    <w:top w:val="nil"/>
+                    <w:left w:val="nil"/>
+                    <w:bottom w:val="nil"/>
+                    <w:right w:val="nil"/>
+                    <w:insideH w:val="nil"/>
+                    <w:insideV w:val="nil"/>
+                  </w:tcBorders>
+                </w:tcPr>
+                <w:p>
+                  <w:pPr>
+                    <w:keepNext w:val="0"/>
+                    <w:spacing w:before="0" w:after="0" w:line="240" w:lineRule="auto"/>
+                    <w:jc w:val="left"/>
+                  </w:pPr>
+                  <w:r>
+                    <w:rPr>
+                      <w:rFonts w:ascii="Arial" w:hAnsi="Arial" w:eastAsia="Arial" w:cs="Arial"/>
+                      <w:b/>
+                      <w:i w:val="0"/>
+                      <w:sz w:val="17"/>
+                    </w:rPr>
+                    <w:t>ÓBITO</w:t>
+                  </w:r>
+                </w:p>
+              </w:tc>
+              <w:tc>
+                <w:tcPr>
+                  <w:tcW w:type="dxa" w:w="2151"/>
+                  <w:tcBorders>
+                    <w:top w:val="nil"/>
+                    <w:left w:val="nil"/>
+                    <w:bottom w:val="nil"/>
+                    <w:right w:val="nil"/>
+                    <w:insideH w:val="nil"/>
+                    <w:insideV w:val="nil"/>
+                  </w:tcBorders>
+                </w:tcPr>
+                <w:p>
+                  <w:pPr>
+                    <w:keepNext w:val="0"/>
+                    <w:spacing w:before="0" w:after="0" w:line="240" w:lineRule="auto"/>
+                    <w:jc w:val="left"/>
+                  </w:pPr>
+                  <w:r>
+                    <w:rPr>
+                      <w:rFonts w:ascii="Arial" w:hAnsi="Arial" w:eastAsia="Arial" w:cs="Arial"/>
+                      <w:b/>
+                      <w:i w:val="0"/>
+                      <w:sz w:val="17"/>
+                    </w:rPr>
+                    <w:t>CONCESSÃO</w:t>
+                  </w:r>
+                </w:p>
+              </w:tc>
+            </w:tr>
+            <w:tr>
+              <w:tc>
+                <w:tcPr>
+                  <w:tcW w:type="dxa" w:w="2151"/>
+                  <w:tcBorders>
+                    <w:top w:val="nil"/>
+                    <w:left w:val="nil"/>
+                    <w:bottom w:val="nil"/>
+                    <w:right w:val="nil"/>
+                    <w:insideH w:val="nil"/>
+                    <w:insideV w:val="nil"/>
+                  </w:tcBorders>
+                </w:tcPr>
+                <w:p>
+                  <w:pPr>
+                    <w:keepNext w:val="0"/>
+                    <w:spacing w:before="0" w:after="0" w:line="240" w:lineRule="auto"/>
+                    <w:jc w:val="left"/>
+                  </w:pPr>
+                  <w:r>
+                    <w:rPr>
+                      <w:rFonts w:ascii="Arial" w:hAnsi="Arial" w:eastAsia="Arial" w:cs="Arial"/>
+                      <w:b/>
+                      <w:i w:val="0"/>
+                      <w:sz w:val="17"/>
+                    </w:rPr>
+                    <w:t xml:space="preserve">LIVRO: </w:t>
+                  </w:r>
+                </w:p>
+              </w:tc>
+              <w:tc>
+                <w:tcPr>
+                  <w:tcW w:type="dxa" w:w="2151"/>
+                  <w:tcBorders>
+                    <w:top w:val="nil"/>
+                    <w:left w:val="nil"/>
+                    <w:bottom w:val="nil"/>
+                    <w:right w:val="nil"/>
+                    <w:insideH w:val="nil"/>
+                    <w:insideV w:val="nil"/>
+                  </w:tcBorders>
+                </w:tcPr>
+                <w:p>
+                  <w:pPr>
+                    <w:keepNext w:val="0"/>
+                    <w:spacing w:before="0" w:after="0" w:line="240" w:lineRule="auto"/>
+                    <w:jc w:val="left"/>
+                  </w:pPr>
+                  <w:r>
+                    <w:rPr>
+                      <w:rFonts w:ascii="Arial" w:hAnsi="Arial" w:eastAsia="Arial" w:cs="Arial"/>
+                      <w:b/>
+                      <w:i w:val="0"/>
+                      <w:sz w:val="17"/>
+                    </w:rPr>
+                    <w:t xml:space="preserve">LIVRO: </w:t>
+                  </w:r>
+                </w:p>
+              </w:tc>
+            </w:tr>
+            <w:tr>
+              <w:tc>
+                <w:tcPr>
+                  <w:tcW w:type="dxa" w:w="2151"/>
+                  <w:tcBorders>
+                    <w:top w:val="nil"/>
+                    <w:left w:val="nil"/>
+                    <w:bottom w:val="nil"/>
+                    <w:right w:val="nil"/>
+                    <w:insideH w:val="nil"/>
+                    <w:insideV w:val="nil"/>
+                  </w:tcBorders>
+                </w:tcPr>
+                <w:p>
+                  <w:pPr>
+                    <w:keepNext w:val="0"/>
+                    <w:spacing w:before="0" w:after="0" w:line="240" w:lineRule="auto"/>
+                    <w:jc w:val="left"/>
+                  </w:pPr>
+                  <w:r>
+                    <w:rPr>
+                      <w:rFonts w:ascii="Arial" w:hAnsi="Arial" w:eastAsia="Arial" w:cs="Arial"/>
+                      <w:b/>
+                      <w:i w:val="0"/>
+                      <w:sz w:val="17"/>
+                    </w:rPr>
+                    <w:t xml:space="preserve">FOLHA: </w:t>
+                  </w:r>
+                </w:p>
+              </w:tc>
+              <w:tc>
+                <w:tcPr>
+                  <w:tcW w:type="dxa" w:w="2151"/>
+                  <w:tcBorders>
+                    <w:top w:val="nil"/>
+                    <w:left w:val="nil"/>
+                    <w:bottom w:val="nil"/>
+                    <w:right w:val="nil"/>
+                    <w:insideH w:val="nil"/>
+                    <w:insideV w:val="nil"/>
+                  </w:tcBorders>
+                </w:tcPr>
+                <w:p>
+                  <w:pPr>
+                    <w:keepNext w:val="0"/>
+                    <w:spacing w:before="0" w:after="0" w:line="240" w:lineRule="auto"/>
+                    <w:jc w:val="left"/>
+                  </w:pPr>
+                  <w:r>
+                    <w:rPr>
+                      <w:rFonts w:ascii="Arial" w:hAnsi="Arial" w:eastAsia="Arial" w:cs="Arial"/>
+                      <w:b/>
+                      <w:i w:val="0"/>
+                      <w:sz w:val="17"/>
+                    </w:rPr>
+                    <w:t xml:space="preserve">FOLHA: </w:t>
+                  </w:r>
+                </w:p>
+              </w:tc>
+            </w:tr>
+          </w:tbl>
           <w:p>
             <w:pPr>
-              <w:pStyle w:val="Normal"/>
-              <w:widowControl/>
-              <w:suppressAutoHyphens w:val="true"/>
-              <w:spacing w:before="0" w:after="0"/>
-              <w:jc w:val="start"/>
-              <w:rPr>
-                <w:rFonts w:ascii="Arial" w:hAnsi="Arial" w:cs="Arial"/>
-                <w:b/>
-                <w:bCs/>
-                <w:u w:val="single"/>
-              </w:rPr>
+              <w:spacing w:before="0" w:after="0" w:line="240" w:lineRule="auto"/>
             </w:pPr>
-            <w:r>
-              <w:rPr>
-                <w:rFonts w:eastAsia="Times New Roman" w:cs="Arial" w:ascii="Arial" w:hAnsi="Arial"/>
-                <w:kern w:val="0"/>
-                <w:sz w:val="18"/>
-                <w:szCs w:val="18"/>
-                <w:lang w:val="pt-BR" w:eastAsia="pt-BR" w:bidi="ar-SA"/>
-              </w:rPr>
-              <w:t>LIVRO:</w:t>
-            </w:r>
-            <w:r>
-              <w:rPr>
-                <w:rFonts w:eastAsia="Times New Roman" w:cs="Arial" w:ascii="Arial" w:hAnsi="Arial"/>
-                <w:kern w:val="0"/>
-                <w:sz w:val="20"/>
-                <w:szCs w:val="20"/>
-                <w:lang w:val="pt-BR" w:eastAsia="pt-BR" w:bidi="ar-SA"/>
-              </w:rPr>
-              <w:t xml:space="preserve">                           </w:t>
-            </w:r>
-            <w:r>
-              <w:rPr>
-                <w:rFonts w:eastAsia="Times New Roman" w:cs="Arial" w:ascii="Arial" w:hAnsi="Arial"/>
-                <w:bCs/>
-                <w:kern w:val="0"/>
-                <w:sz w:val="20"/>
-                <w:szCs w:val="20"/>
-                <w:lang w:val="pt-BR" w:eastAsia="pt-BR" w:bidi="ar-SA"/>
-              </w:rPr>
-              <w:t>LIVRO:</w:t>
-            </w:r>
-          </w:p>
-          <w:p>
-            <w:pPr>
-              <w:pStyle w:val="Normal"/>
-              <w:widowControl/>
-              <w:suppressAutoHyphens w:val="true"/>
-              <w:spacing w:before="0" w:after="0"/>
-              <w:jc w:val="start"/>
-              <w:rPr>
-                <w:rFonts w:ascii="Arial" w:hAnsi="Arial" w:cs="Arial"/>
-                <w:sz w:val="18"/>
-                <w:szCs w:val="18"/>
-                <w:u w:val="single"/>
-              </w:rPr>
-            </w:pPr>
-            <w:r>
-              <w:rPr>
-                <w:rFonts w:eastAsia="Times New Roman" w:cs="Arial" w:ascii="Arial" w:hAnsi="Arial"/>
-                <w:kern w:val="0"/>
-                <w:sz w:val="18"/>
-                <w:szCs w:val="18"/>
-                <w:lang w:val="pt-BR" w:eastAsia="pt-BR" w:bidi="ar-SA"/>
-              </w:rPr>
-              <w:t>FOLHA:</w:t>
-            </w:r>
-            <w:r>
-              <w:rPr>
-                <w:rFonts w:eastAsia="Times New Roman" w:cs="Arial" w:ascii="Arial" w:hAnsi="Arial"/>
-                <w:kern w:val="0"/>
-                <w:sz w:val="20"/>
-                <w:szCs w:val="20"/>
-                <w:lang w:val="pt-BR" w:eastAsia="pt-BR" w:bidi="ar-SA"/>
-              </w:rPr>
-              <w:t xml:space="preserve">                           FOLHA</w:t>
-            </w:r>
-            <w:r>
-              <w:rPr>
-                <w:rFonts w:eastAsia="Times New Roman" w:cs="Arial" w:ascii="Arial" w:hAnsi="Arial"/>
-                <w:b/>
-                <w:bCs/>
-                <w:kern w:val="0"/>
-                <w:sz w:val="20"/>
-                <w:szCs w:val="20"/>
-                <w:lang w:val="pt-BR" w:eastAsia="pt-BR" w:bidi="ar-SA"/>
-              </w:rPr>
-              <w:t>:</w:t>
-            </w:r>
-          </w:p>
-          <w:p>
-            <w:pPr>
-              <w:pStyle w:val="Normal"/>
-              <w:widowControl/>
-              <w:suppressAutoHyphens w:val="true"/>
-              <w:spacing w:before="0" w:after="0"/>
-              <w:jc w:val="center"/>
-              <w:rPr>
-                <w:rFonts w:ascii="Arial" w:hAnsi="Arial" w:cs="Arial"/>
-                <w:b/>
-                <w:bCs/>
-                <w:sz w:val="2"/>
-                <w:szCs w:val="2"/>
-              </w:rPr>
-            </w:pPr>
-            <w:r>
-              <w:rPr>
-                <w:rFonts w:eastAsia="Times New Roman" w:cs="Arial" w:ascii="Arial" w:hAnsi="Arial"/>
-                <w:b/>
-                <w:bCs/>
-                <w:kern w:val="0"/>
-                <w:sz w:val="2"/>
-                <w:szCs w:val="2"/>
-                <w:lang w:val="pt-BR" w:eastAsia="pt-BR" w:bidi="ar-SA"/>
-              </w:rPr>
-              <w:t xml:space="preserve"> </w:t>
-            </w:r>
           </w:p>
         </w:tc>
       </w:tr>
       <w:tr>
         <w:trPr>
-          <w:trHeight w:val="228" w:hRule="atLeast"/>
+          <w:trHeight w:val="227" w:hRule="atLeast"/>
         </w:trPr>
         <w:tc>
           <w:tcPr>
             <w:tcW w:w="10059" w:type="dxa"/>
             <w:gridSpan w:val="8"/>
             <w:tcBorders/>
+            <w:tcMar>
+              <w:top w:w="40" w:type="dxa"/>
+              <w:start w:w="50" w:type="dxa"/>
+              <w:bottom w:w="40" w:type="dxa"/>
+              <w:end w:w="50" w:type="dxa"/>
+            </w:tcMar>
+            <w:vAlign w:val="center"/>
           </w:tcPr>
           <w:p>
             <w:pPr>
               <w:pStyle w:val="Normal"/>
+              <w:keepNext w:val="0"/>
               <w:widowControl/>
               <w:suppressAutoHyphens w:val="true"/>
-              <w:spacing w:before="0" w:after="0"/>
+              <w:spacing w:before="0" w:after="0" w:line="240" w:lineRule="auto"/>
               <w:jc w:val="center"/>
               <w:rPr>
                 <w:rFonts w:ascii="Arial" w:hAnsi="Arial" w:cs="Arial"/>
@@ -2122,13 +1105,9 @@
             </w:pPr>
             <w:r>
               <w:rPr>
-                <w:rFonts w:eastAsia="Times New Roman" w:cs="Arial" w:ascii="Arial" w:hAnsi="Arial"/>
+                <w:rFonts w:ascii="Arial" w:hAnsi="Arial" w:eastAsia="Arial" w:cs="Arial"/>
                 <w:b/>
-                <w:bCs/>
-                <w:kern w:val="0"/>
-                <w:sz w:val="20"/>
-                <w:szCs w:val="20"/>
-                <w:lang w:val="pt-BR" w:eastAsia="pt-BR" w:bidi="ar-SA"/>
+                <w:sz w:val="18"/>
               </w:rPr>
               <w:t>EXUMAÇÃO</w:t>
             </w:r>
@@ -2137,151 +1116,92 @@
       </w:tr>
       <w:tr>
         <w:trPr>
-          <w:trHeight w:val="461" w:hRule="atLeast"/>
+          <w:trHeight w:val="312" w:hRule="atLeast"/>
         </w:trPr>
         <w:tc>
           <w:tcPr>
             <w:tcW w:w="10059" w:type="dxa"/>
             <w:gridSpan w:val="8"/>
             <w:tcBorders/>
+            <w:tcMar>
+              <w:top w:w="40" w:type="dxa"/>
+              <w:start w:w="50" w:type="dxa"/>
+              <w:bottom w:w="40" w:type="dxa"/>
+              <w:end w:w="50" w:type="dxa"/>
+            </w:tcMar>
+            <w:vAlign w:val="center"/>
           </w:tcPr>
           <w:p>
             <w:pPr>
-              <w:pStyle w:val="Normal"/>
-              <w:widowControl/>
-              <w:suppressAutoHyphens w:val="true"/>
-              <w:spacing w:before="0" w:after="0"/>
-              <w:jc w:val="start"/>
-              <w:rPr>
-                <w:rFonts w:ascii="Arial" w:hAnsi="Arial" w:cs="Arial"/>
-                <w:sz w:val="18"/>
-                <w:szCs w:val="18"/>
-              </w:rPr>
+              <w:keepNext w:val="0"/>
+              <w:spacing w:before="0" w:after="0" w:line="240" w:lineRule="auto"/>
             </w:pPr>
             <w:r>
               <w:rPr>
-                <w:rFonts w:eastAsia="Times New Roman" w:cs="Arial" w:ascii="Arial" w:hAnsi="Arial"/>
-                <w:kern w:val="0"/>
-                <w:sz w:val="18"/>
-                <w:szCs w:val="18"/>
-                <w:lang w:val="pt-BR" w:eastAsia="pt-BR" w:bidi="ar-SA"/>
+                <w:rFonts w:ascii="Arial" w:hAnsi="Arial" w:eastAsia="Arial" w:cs="Arial"/>
+                <w:sz w:val="17"/>
               </w:rPr>
               <w:t>Responsável pela Exumação:</w:t>
-            </w:r>
-          </w:p>
-          <w:p>
-            <w:pPr>
-              <w:pStyle w:val="Normal"/>
-              <w:widowControl/>
-              <w:suppressAutoHyphens w:val="true"/>
-              <w:spacing w:before="0" w:after="0"/>
-              <w:jc w:val="start"/>
-              <w:rPr>
-                <w:rFonts w:ascii="Arial" w:hAnsi="Arial" w:cs="Arial"/>
-                <w:sz w:val="18"/>
-                <w:szCs w:val="18"/>
-              </w:rPr>
-            </w:pPr>
-            <w:r>
-              <w:rPr>
-                <w:rFonts w:cs="Arial" w:ascii="Arial" w:hAnsi="Arial"/>
-                <w:sz w:val="18"/>
-                <w:szCs w:val="18"/>
-              </w:rPr>
             </w:r>
           </w:p>
         </w:tc>
       </w:tr>
       <w:tr>
         <w:trPr>
-          <w:trHeight w:val="643" w:hRule="atLeast"/>
+          <w:trHeight w:val="425" w:hRule="atLeast"/>
         </w:trPr>
         <w:tc>
           <w:tcPr>
             <w:tcW w:w="10059" w:type="dxa"/>
             <w:gridSpan w:val="8"/>
             <w:tcBorders/>
+            <w:tcMar>
+              <w:top w:w="40" w:type="dxa"/>
+              <w:start w:w="50" w:type="dxa"/>
+              <w:bottom w:w="40" w:type="dxa"/>
+              <w:end w:w="50" w:type="dxa"/>
+            </w:tcMar>
+            <w:vAlign w:val="center"/>
           </w:tcPr>
           <w:p>
             <w:pPr>
-              <w:pStyle w:val="Normal"/>
-              <w:widowControl/>
-              <w:suppressAutoHyphens w:val="true"/>
-              <w:spacing w:before="0" w:after="0"/>
-              <w:jc w:val="center"/>
-              <w:rPr>
-                <w:rFonts w:ascii="Arial" w:hAnsi="Arial" w:cs="Arial"/>
-                <w:sz w:val="18"/>
-                <w:szCs w:val="18"/>
-              </w:rPr>
+              <w:keepNext w:val="0"/>
+              <w:spacing w:before="0" w:after="0" w:line="240" w:lineRule="auto"/>
             </w:pPr>
             <w:r>
               <w:rPr>
-                <w:rFonts w:cs="Arial" w:ascii="Arial" w:hAnsi="Arial"/>
-                <w:sz w:val="18"/>
-                <w:szCs w:val="18"/>
-              </w:rPr>
-            </w:r>
-          </w:p>
-          <w:p>
-            <w:pPr>
-              <w:pStyle w:val="Normal"/>
-              <w:widowControl/>
-              <w:suppressAutoHyphens w:val="true"/>
-              <w:spacing w:before="0" w:after="0"/>
-              <w:jc w:val="start"/>
-              <w:rPr>
-                <w:rFonts w:ascii="Arial" w:hAnsi="Arial" w:cs="Arial"/>
-                <w:sz w:val="18"/>
-                <w:szCs w:val="18"/>
-              </w:rPr>
-            </w:pPr>
-            <w:r>
-              <w:rPr>
-                <w:rFonts w:eastAsia="Times New Roman" w:cs="Arial" w:ascii="Arial" w:hAnsi="Arial"/>
-                <w:kern w:val="0"/>
-                <w:sz w:val="18"/>
-                <w:szCs w:val="18"/>
-                <w:lang w:val="pt-BR" w:eastAsia="pt-BR" w:bidi="ar-SA"/>
-              </w:rPr>
-              <w:t>Supervisor (resp.):____________________    Matrícula:________________ Data da Exumação: _____/_____/_________</w:t>
-            </w:r>
-          </w:p>
-          <w:p>
-            <w:pPr>
-              <w:pStyle w:val="Normal"/>
-              <w:widowControl/>
-              <w:suppressAutoHyphens w:val="true"/>
-              <w:spacing w:before="0" w:after="0"/>
-              <w:jc w:val="center"/>
-              <w:rPr>
-                <w:rFonts w:ascii="Arial" w:hAnsi="Arial" w:cs="Arial"/>
-              </w:rPr>
-            </w:pPr>
-            <w:r>
-              <w:rPr>
-                <w:rFonts w:cs="Arial" w:ascii="Arial" w:hAnsi="Arial"/>
-              </w:rPr>
+                <w:rFonts w:ascii="Arial" w:hAnsi="Arial" w:eastAsia="Arial" w:cs="Arial"/>
+                <w:sz w:val="17"/>
+              </w:rPr>
+              <w:t>Supervisor (resp.): ____________________    Matrícula: ________________    Data da Exumação: ____/____/______</w:t>
             </w:r>
           </w:p>
         </w:tc>
       </w:tr>
       <w:tr>
         <w:trPr>
-          <w:trHeight w:val="228" w:hRule="atLeast"/>
+          <w:trHeight w:val="227" w:hRule="atLeast"/>
         </w:trPr>
         <w:tc>
           <w:tcPr>
             <w:tcW w:w="10059" w:type="dxa"/>
             <w:gridSpan w:val="8"/>
             <w:tcBorders/>
+            <w:tcMar>
+              <w:top w:w="40" w:type="dxa"/>
+              <w:start w:w="50" w:type="dxa"/>
+              <w:bottom w:w="40" w:type="dxa"/>
+              <w:end w:w="50" w:type="dxa"/>
+            </w:tcMar>
+            <w:vAlign w:val="center"/>
           </w:tcPr>
           <w:p>
             <w:pPr>
               <w:pStyle w:val="Normal"/>
+              <w:keepNext w:val="0"/>
               <w:widowControl/>
               <w:suppressAutoHyphens w:val="true"/>
-              <w:spacing w:before="0" w:after="0"/>
+              <w:spacing w:before="0" w:after="0" w:line="240" w:lineRule="auto"/>
               <w:jc w:val="center"/>
               <w:rPr>
                 <w:rFonts w:ascii="Arial" w:hAnsi="Arial" w:cs="Arial"/>
@@ -2291,543 +1211,18 @@
             </w:pPr>
             <w:r>
               <w:rPr>
-                <w:rFonts w:eastAsia="Times New Roman" w:cs="Arial" w:ascii="Arial" w:hAnsi="Arial"/>
+                <w:rFonts w:ascii="Arial" w:hAnsi="Arial" w:eastAsia="Arial" w:cs="Arial"/>
                 <w:b/>
-                <w:bCs/>
-                <w:kern w:val="0"/>
-                <w:sz w:val="20"/>
-                <w:szCs w:val="20"/>
-                <w:lang w:val="pt-BR" w:eastAsia="pt-BR" w:bidi="ar-SA"/>
-              </w:rPr>
-              <w:t>DESTINO DO DESPOJOS</w:t>
+                <w:sz w:val="18"/>
+              </w:rPr>
+              <w:t>DESTINO DOS DESPOJOS</w:t>
             </w:r>
           </w:p>
         </w:tc>
       </w:tr>
       <w:tr>
         <w:trPr>
-          <w:trHeight w:val="1591" w:hRule="atLeast"/>
-        </w:trPr>
-        <w:tc>
-          <w:tcPr>
-            <w:tcW w:w="10059" w:type="dxa"/>
-            <w:gridSpan w:val="8"/>
-            <w:tcBorders/>
-          </w:tcPr>
-          <w:p>
-            <w:pPr>
-              <w:pStyle w:val="Normal"/>
-              <w:widowControl/>
-              <w:suppressAutoHyphens w:val="true"/>
-              <w:spacing w:before="0" w:after="0"/>
-              <w:jc w:val="center"/>
-              <w:rPr>
-                <w:rFonts w:ascii="Arial" w:hAnsi="Arial" w:cs="Arial"/>
-                <w:b/>
-                <w:bCs/>
-                <w:sz w:val="18"/>
-                <w:szCs w:val="18"/>
-              </w:rPr>
-            </w:pPr>
-            <w:r>
-              <w:rPr>
-                <w:rFonts w:cs="Arial" w:ascii="Arial" w:hAnsi="Arial"/>
-                <w:b/>
-                <w:bCs/>
-                <w:sz w:val="18"/>
-                <w:szCs w:val="18"/>
-              </w:rPr>
-              <mc:AlternateContent>
-                <mc:Choice Requires="wps">
-                  <w:drawing>
-                    <wp:anchor behindDoc="0" distT="12700" distB="12700" distL="12700" distR="12700" simplePos="0" locked="0" layoutInCell="1" allowOverlap="1" relativeHeight="14" wp14:anchorId="03F155F8">
-                      <wp:simplePos x="0" y="0"/>
-                      <wp:positionH relativeFrom="column">
-                        <wp:posOffset>3391535</wp:posOffset>
-                      </wp:positionH>
-                      <wp:positionV relativeFrom="paragraph">
-                        <wp:posOffset>135255</wp:posOffset>
-                      </wp:positionV>
-                      <wp:extent cx="152400" cy="129540"/>
-                      <wp:effectExtent l="12700" t="12700" r="12700" b="12700"/>
-                      <wp:wrapNone/>
-                      <wp:docPr id="9" name="Retângulo 1"/>
-                      <a:graphic xmlns:a="http://schemas.openxmlformats.org/drawingml/2006/main">
-                        <a:graphicData uri="http://schemas.microsoft.com/office/word/2010/wordprocessingShape">
-                          <wps:wsp>
-                            <wps:cNvSpPr/>
-                            <wps:spPr>
-                              <a:xfrm>
-                                <a:off x="0" y="0"/>
-                                <a:ext cx="152280" cy="129600"/>
-                              </a:xfrm>
-                              <a:prstGeom prst="rect">
-                                <a:avLst/>
-                              </a:prstGeom>
-                              <a:solidFill>
-                                <a:srgbClr val="ffffff"/>
-                              </a:solidFill>
-                              <a:ln>
-                                <a:solidFill>
-                                  <a:srgbClr val="4f81bd"/>
-                                </a:solidFill>
-                                <a:round/>
-                              </a:ln>
-                            </wps:spPr>
-                            <wps:style>
-                              <a:lnRef idx="2">
-                                <a:schemeClr val="accent1"/>
-                              </a:lnRef>
-                              <a:fillRef idx="1">
-                                <a:schemeClr val="lt1"/>
-                              </a:fillRef>
-                              <a:effectRef idx="0">
-                                <a:schemeClr val="accent1"/>
-                              </a:effectRef>
-                              <a:fontRef idx="minor"/>
-                            </wps:style>
-                            <wps:bodyPr/>
-                          </wps:wsp>
-                        </a:graphicData>
-                      </a:graphic>
-                    </wp:anchor>
-                  </w:drawing>
-                </mc:Choice>
-                <mc:Fallback>
-                  <w:pict>
-                    <v:rect id="shape_0" ID="Retângulo 1" path="m0,0l-2147483645,0l-2147483645,-2147483646l0,-2147483646xe" fillcolor="white" stroked="t" o:allowincell="f" style="position:absolute;margin-left:267.05pt;margin-top:10.65pt;width:11.95pt;height:10.15pt;mso-wrap-style:none;v-text-anchor:middle" wp14:anchorId="03F155F8">
-                      <v:fill o:detectmouseclick="t" type="solid" color2="black"/>
-                      <v:stroke color="#4f81bd" weight="25560" joinstyle="round" endcap="flat"/>
-                      <w10:wrap type="none"/>
-                    </v:rect>
-                  </w:pict>
-                </mc:Fallback>
-              </mc:AlternateContent>
-              <mc:AlternateContent>
-                <mc:Choice Requires="wps">
-                  <w:drawing>
-                    <wp:anchor behindDoc="0" distT="12700" distB="12700" distL="12700" distR="12700" simplePos="0" locked="0" layoutInCell="1" allowOverlap="1" relativeHeight="15" wp14:anchorId="7A04F90E">
-                      <wp:simplePos x="0" y="0"/>
-                      <wp:positionH relativeFrom="column">
-                        <wp:posOffset>78105</wp:posOffset>
-                      </wp:positionH>
-                      <wp:positionV relativeFrom="paragraph">
-                        <wp:posOffset>132080</wp:posOffset>
-                      </wp:positionV>
-                      <wp:extent cx="152400" cy="129540"/>
-                      <wp:effectExtent l="12700" t="12700" r="12700" b="12700"/>
-                      <wp:wrapNone/>
-                      <wp:docPr id="10" name="Retângulo 1"/>
-                      <a:graphic xmlns:a="http://schemas.openxmlformats.org/drawingml/2006/main">
-                        <a:graphicData uri="http://schemas.microsoft.com/office/word/2010/wordprocessingShape">
-                          <wps:wsp>
-                            <wps:cNvSpPr/>
-                            <wps:spPr>
-                              <a:xfrm>
-                                <a:off x="0" y="0"/>
-                                <a:ext cx="152280" cy="129600"/>
-                              </a:xfrm>
-                              <a:prstGeom prst="rect">
-                                <a:avLst/>
-                              </a:prstGeom>
-                              <a:solidFill>
-                                <a:srgbClr val="ffffff"/>
-                              </a:solidFill>
-                              <a:ln>
-                                <a:solidFill>
-                                  <a:srgbClr val="4f81bd"/>
-                                </a:solidFill>
-                                <a:round/>
-                              </a:ln>
-                            </wps:spPr>
-                            <wps:style>
-                              <a:lnRef idx="2">
-                                <a:schemeClr val="accent1"/>
-                              </a:lnRef>
-                              <a:fillRef idx="1">
-                                <a:schemeClr val="lt1"/>
-                              </a:fillRef>
-                              <a:effectRef idx="0">
-                                <a:schemeClr val="accent1"/>
-                              </a:effectRef>
-                              <a:fontRef idx="minor"/>
-                            </wps:style>
-                            <wps:bodyPr/>
-                          </wps:wsp>
-                        </a:graphicData>
-                      </a:graphic>
-                    </wp:anchor>
-                  </w:drawing>
-                </mc:Choice>
-                <mc:Fallback>
-                  <w:pict>
-                    <v:rect id="shape_0" ID="Retângulo 1" path="m0,0l-2147483645,0l-2147483645,-2147483646l0,-2147483646xe" fillcolor="white" stroked="t" o:allowincell="f" style="position:absolute;margin-left:6.15pt;margin-top:10.4pt;width:11.95pt;height:10.15pt;mso-wrap-style:none;v-text-anchor:middle" wp14:anchorId="7A04F90E">
-                      <v:fill o:detectmouseclick="t" type="solid" color2="black"/>
-                      <v:stroke color="#4f81bd" weight="25560" joinstyle="round" endcap="flat"/>
-                      <w10:wrap type="none"/>
-                    </v:rect>
-                  </w:pict>
-                </mc:Fallback>
-              </mc:AlternateContent>
-              <mc:AlternateContent>
-                <mc:Choice Requires="wps">
-                  <w:drawing>
-                    <wp:anchor behindDoc="0" distT="12700" distB="12700" distL="12700" distR="12700" simplePos="0" locked="0" layoutInCell="1" allowOverlap="1" relativeHeight="16" wp14:anchorId="0360A5A0">
-                      <wp:simplePos x="0" y="0"/>
-                      <wp:positionH relativeFrom="column">
-                        <wp:posOffset>5057140</wp:posOffset>
-                      </wp:positionH>
-                      <wp:positionV relativeFrom="paragraph">
-                        <wp:posOffset>130810</wp:posOffset>
-                      </wp:positionV>
-                      <wp:extent cx="152400" cy="129540"/>
-                      <wp:effectExtent l="12700" t="12700" r="12700" b="12700"/>
-                      <wp:wrapNone/>
-                      <wp:docPr id="11" name="Retângulo 1"/>
-                      <a:graphic xmlns:a="http://schemas.openxmlformats.org/drawingml/2006/main">
-                        <a:graphicData uri="http://schemas.microsoft.com/office/word/2010/wordprocessingShape">
-                          <wps:wsp>
-                            <wps:cNvSpPr/>
-                            <wps:spPr>
-                              <a:xfrm>
-                                <a:off x="0" y="0"/>
-                                <a:ext cx="152280" cy="129600"/>
-                              </a:xfrm>
-                              <a:prstGeom prst="rect">
-                                <a:avLst/>
-                              </a:prstGeom>
-                              <a:solidFill>
-                                <a:srgbClr val="ffffff"/>
-                              </a:solidFill>
-                              <a:ln>
-                                <a:solidFill>
-                                  <a:srgbClr val="4f81bd"/>
-                                </a:solidFill>
-                                <a:round/>
-                              </a:ln>
-                            </wps:spPr>
-                            <wps:style>
-                              <a:lnRef idx="2">
-                                <a:schemeClr val="accent1"/>
-                              </a:lnRef>
-                              <a:fillRef idx="1">
-                                <a:schemeClr val="lt1"/>
-                              </a:fillRef>
-                              <a:effectRef idx="0">
-                                <a:schemeClr val="accent1"/>
-                              </a:effectRef>
-                              <a:fontRef idx="minor"/>
-                            </wps:style>
-                            <wps:bodyPr/>
-                          </wps:wsp>
-                        </a:graphicData>
-                      </a:graphic>
-                    </wp:anchor>
-                  </w:drawing>
-                </mc:Choice>
-                <mc:Fallback>
-                  <w:pict>
-                    <v:rect id="shape_0" ID="Retângulo 1" path="m0,0l-2147483645,0l-2147483645,-2147483646l0,-2147483646xe" fillcolor="white" stroked="t" o:allowincell="f" style="position:absolute;margin-left:398.2pt;margin-top:10.3pt;width:11.95pt;height:10.15pt;mso-wrap-style:none;v-text-anchor:middle" wp14:anchorId="0360A5A0">
-                      <v:fill o:detectmouseclick="t" type="solid" color2="black"/>
-                      <v:stroke color="#4f81bd" weight="25560" joinstyle="round" endcap="flat"/>
-                      <w10:wrap type="none"/>
-                    </v:rect>
-                  </w:pict>
-                </mc:Fallback>
-              </mc:AlternateContent>
-              <mc:AlternateContent>
-                <mc:Choice Requires="wps">
-                  <w:drawing>
-                    <wp:anchor behindDoc="0" distT="12700" distB="12700" distL="12700" distR="12700" simplePos="0" locked="0" layoutInCell="1" allowOverlap="1" relativeHeight="17" wp14:anchorId="0FE39464">
-                      <wp:simplePos x="0" y="0"/>
-                      <wp:positionH relativeFrom="column">
-                        <wp:posOffset>1490980</wp:posOffset>
-                      </wp:positionH>
-                      <wp:positionV relativeFrom="paragraph">
-                        <wp:posOffset>124460</wp:posOffset>
-                      </wp:positionV>
-                      <wp:extent cx="152400" cy="129540"/>
-                      <wp:effectExtent l="12700" t="12700" r="12700" b="12700"/>
-                      <wp:wrapNone/>
-                      <wp:docPr id="12" name="Retângulo 1"/>
-                      <a:graphic xmlns:a="http://schemas.openxmlformats.org/drawingml/2006/main">
-                        <a:graphicData uri="http://schemas.microsoft.com/office/word/2010/wordprocessingShape">
-                          <wps:wsp>
-                            <wps:cNvSpPr/>
-                            <wps:spPr>
-                              <a:xfrm>
-                                <a:off x="0" y="0"/>
-                                <a:ext cx="152280" cy="129600"/>
-                              </a:xfrm>
-                              <a:prstGeom prst="rect">
-                                <a:avLst/>
-                              </a:prstGeom>
-                              <a:solidFill>
-                                <a:srgbClr val="ffffff"/>
-                              </a:solidFill>
-                              <a:ln>
-                                <a:solidFill>
-                                  <a:srgbClr val="4f81bd"/>
-                                </a:solidFill>
-                                <a:round/>
-                              </a:ln>
-                            </wps:spPr>
-                            <wps:style>
-                              <a:lnRef idx="2">
-                                <a:schemeClr val="accent1"/>
-                              </a:lnRef>
-                              <a:fillRef idx="1">
-                                <a:schemeClr val="lt1"/>
-                              </a:fillRef>
-                              <a:effectRef idx="0">
-                                <a:schemeClr val="accent1"/>
-                              </a:effectRef>
-                              <a:fontRef idx="minor"/>
-                            </wps:style>
-                            <wps:bodyPr/>
-                          </wps:wsp>
-                        </a:graphicData>
-                      </a:graphic>
-                    </wp:anchor>
-                  </w:drawing>
-                </mc:Choice>
-                <mc:Fallback>
-                  <w:pict>
-                    <v:rect id="shape_0" ID="Retângulo 1" path="m0,0l-2147483645,0l-2147483645,-2147483646l0,-2147483646xe" fillcolor="white" stroked="t" o:allowincell="f" style="position:absolute;margin-left:117.4pt;margin-top:9.8pt;width:11.95pt;height:10.15pt;mso-wrap-style:none;v-text-anchor:middle" wp14:anchorId="0FE39464">
-                      <v:fill o:detectmouseclick="t" type="solid" color2="black"/>
-                      <v:stroke color="#4f81bd" weight="25560" joinstyle="round" endcap="flat"/>
-                      <w10:wrap type="none"/>
-                    </v:rect>
-                  </w:pict>
-                </mc:Fallback>
-              </mc:AlternateContent>
-            </w:r>
-          </w:p>
-          <w:p>
-            <w:pPr>
-              <w:pStyle w:val="Normal"/>
-              <w:widowControl/>
-              <w:suppressAutoHyphens w:val="true"/>
-              <w:spacing w:before="0" w:after="0"/>
-              <w:jc w:val="start"/>
-              <w:rPr>
-                <w:rFonts w:ascii="Arial" w:hAnsi="Arial" w:cs="Arial"/>
-                <w:sz w:val="18"/>
-                <w:szCs w:val="18"/>
-              </w:rPr>
-            </w:pPr>
-            <w:r>
-              <w:rPr>
-                <w:rFonts w:eastAsia="Times New Roman" w:cs="Arial" w:ascii="Arial" w:hAnsi="Arial"/>
-                <w:kern w:val="0"/>
-                <w:sz w:val="18"/>
-                <w:szCs w:val="18"/>
-                <w:lang w:val="pt-BR" w:eastAsia="pt-BR" w:bidi="ar-SA"/>
-              </w:rPr>
-              <w:t xml:space="preserve">         </w:t>
-            </w:r>
-            <w:r>
-              <w:rPr>
-                <w:rFonts w:eastAsia="Times New Roman" w:cs="Arial" w:ascii="Arial" w:hAnsi="Arial"/>
-                <w:kern w:val="0"/>
-                <w:sz w:val="18"/>
-                <w:szCs w:val="18"/>
-                <w:lang w:val="pt-BR" w:eastAsia="pt-BR" w:bidi="ar-SA"/>
-              </w:rPr>
-              <w:t>MESMO LOCAL                  OSSUÁRIO INDIVIDUAL                    OSSUÁRIO GERAL                    CREMATÓRIO</w:t>
-            </w:r>
-          </w:p>
-          <w:p>
-            <w:pPr>
-              <w:pStyle w:val="Normal"/>
-              <w:widowControl/>
-              <w:suppressAutoHyphens w:val="true"/>
-              <w:spacing w:before="0" w:after="0"/>
-              <w:jc w:val="start"/>
-              <w:rPr>
-                <w:rFonts w:ascii="Arial" w:hAnsi="Arial" w:cs="Arial"/>
-                <w:sz w:val="18"/>
-                <w:szCs w:val="18"/>
-              </w:rPr>
-            </w:pPr>
-            <w:r>
-              <w:rPr>
-                <w:rFonts w:cs="Arial" w:ascii="Arial" w:hAnsi="Arial"/>
-                <w:sz w:val="18"/>
-                <w:szCs w:val="18"/>
-              </w:rPr>
-            </w:r>
-          </w:p>
-          <w:p>
-            <w:pPr>
-              <w:pStyle w:val="Normal"/>
-              <w:widowControl/>
-              <w:suppressAutoHyphens w:val="true"/>
-              <w:spacing w:before="0" w:after="0"/>
-              <w:jc w:val="start"/>
-              <w:rPr>
-                <w:rFonts w:ascii="Arial" w:hAnsi="Arial" w:cs="Arial"/>
-                <w:sz w:val="18"/>
-                <w:szCs w:val="18"/>
-              </w:rPr>
-            </w:pPr>
-            <w:r>
-              <mc:AlternateContent>
-                <mc:Choice Requires="wps">
-                  <w:drawing>
-                    <wp:anchor behindDoc="0" distT="12700" distB="12700" distL="12700" distR="12700" simplePos="0" locked="0" layoutInCell="1" allowOverlap="1" relativeHeight="13" wp14:anchorId="6F9EAC43">
-                      <wp:simplePos x="0" y="0"/>
-                      <wp:positionH relativeFrom="column">
-                        <wp:posOffset>518795</wp:posOffset>
-                      </wp:positionH>
-                      <wp:positionV relativeFrom="paragraph">
-                        <wp:posOffset>1905</wp:posOffset>
-                      </wp:positionV>
-                      <wp:extent cx="152400" cy="129540"/>
-                      <wp:effectExtent l="12700" t="12700" r="12700" b="12700"/>
-                      <wp:wrapNone/>
-                      <wp:docPr id="13" name="Retângulo 1"/>
-                      <a:graphic xmlns:a="http://schemas.openxmlformats.org/drawingml/2006/main">
-                        <a:graphicData uri="http://schemas.microsoft.com/office/word/2010/wordprocessingShape">
-                          <wps:wsp>
-                            <wps:cNvSpPr/>
-                            <wps:spPr>
-                              <a:xfrm>
-                                <a:off x="0" y="0"/>
-                                <a:ext cx="152280" cy="129600"/>
-                              </a:xfrm>
-                              <a:prstGeom prst="rect">
-                                <a:avLst/>
-                              </a:prstGeom>
-                              <a:solidFill>
-                                <a:srgbClr val="ffffff"/>
-                              </a:solidFill>
-                              <a:ln>
-                                <a:solidFill>
-                                  <a:srgbClr val="4f81bd"/>
-                                </a:solidFill>
-                                <a:round/>
-                              </a:ln>
-                            </wps:spPr>
-                            <wps:style>
-                              <a:lnRef idx="2">
-                                <a:schemeClr val="accent1"/>
-                              </a:lnRef>
-                              <a:fillRef idx="1">
-                                <a:schemeClr val="lt1"/>
-                              </a:fillRef>
-                              <a:effectRef idx="0">
-                                <a:schemeClr val="accent1"/>
-                              </a:effectRef>
-                              <a:fontRef idx="minor"/>
-                            </wps:style>
-                            <wps:bodyPr/>
-                          </wps:wsp>
-                        </a:graphicData>
-                      </a:graphic>
-                    </wp:anchor>
-                  </w:drawing>
-                </mc:Choice>
-                <mc:Fallback>
-                  <w:pict>
-                    <v:rect id="shape_0" ID="Retângulo 1" path="m0,0l-2147483645,0l-2147483645,-2147483646l0,-2147483646xe" fillcolor="white" stroked="t" o:allowincell="f" style="position:absolute;margin-left:40.85pt;margin-top:0.15pt;width:11.95pt;height:10.15pt;mso-wrap-style:none;v-text-anchor:middle" wp14:anchorId="6F9EAC43">
-                      <v:fill o:detectmouseclick="t" type="solid" color2="black"/>
-                      <v:stroke color="#4f81bd" weight="25560" joinstyle="round" endcap="flat"/>
-                      <w10:wrap type="none"/>
-                    </v:rect>
-                  </w:pict>
-                </mc:Fallback>
-              </mc:AlternateContent>
-            </w:r>
-            <w:r>
-              <w:rPr>
-                <w:rFonts w:eastAsia="Times New Roman" w:cs="Arial" w:ascii="Arial" w:hAnsi="Arial"/>
-                <w:kern w:val="0"/>
-                <w:sz w:val="18"/>
-                <w:szCs w:val="18"/>
-                <w:lang w:val="pt-BR" w:eastAsia="pt-BR" w:bidi="ar-SA"/>
-              </w:rPr>
-              <w:t xml:space="preserve">                       </w:t>
-            </w:r>
-            <w:r>
-              <w:rPr>
-                <w:rFonts w:eastAsia="Times New Roman" w:cs="Arial" w:ascii="Arial" w:hAnsi="Arial"/>
-                <w:kern w:val="0"/>
-                <w:sz w:val="18"/>
-                <w:szCs w:val="18"/>
-                <w:lang w:val="pt-BR" w:eastAsia="pt-BR" w:bidi="ar-SA"/>
-              </w:rPr>
-              <w:t>TRANSLADADO   Local: ________________________________</w:t>
-            </w:r>
-          </w:p>
-          <w:p>
-            <w:pPr>
-              <w:pStyle w:val="Normal"/>
-              <w:widowControl/>
-              <w:suppressAutoHyphens w:val="true"/>
-              <w:spacing w:before="0" w:after="0"/>
-              <w:jc w:val="start"/>
-              <w:rPr>
-                <w:rFonts w:ascii="Arial" w:hAnsi="Arial" w:cs="Arial"/>
-                <w:b/>
-                <w:bCs/>
-                <w:sz w:val="18"/>
-                <w:szCs w:val="18"/>
-              </w:rPr>
-            </w:pPr>
-            <w:r>
-              <w:rPr>
-                <w:rFonts w:cs="Arial" w:ascii="Arial" w:hAnsi="Arial"/>
-                <w:b/>
-                <w:bCs/>
-                <w:sz w:val="18"/>
-                <w:szCs w:val="18"/>
-              </w:rPr>
-            </w:r>
-          </w:p>
-        </w:tc>
-      </w:tr>
-      <w:tr>
-        <w:trPr>
-          <w:trHeight w:val="228" w:hRule="atLeast"/>
-        </w:trPr>
-        <w:tc>
-          <w:tcPr>
-            <w:tcW w:w="10059" w:type="dxa"/>
-            <w:gridSpan w:val="8"/>
-            <w:tcBorders/>
-          </w:tcPr>
-          <w:p>
-            <w:pPr>
-              <w:pStyle w:val="Normal"/>
-              <w:widowControl/>
-              <w:suppressAutoHyphens w:val="true"/>
-              <w:spacing w:before="0" w:after="0"/>
-              <w:jc w:val="center"/>
-              <w:rPr>
-                <w:rFonts w:ascii="Arial" w:hAnsi="Arial" w:cs="Arial"/>
-                <w:b/>
-                <w:bCs/>
-              </w:rPr>
-            </w:pPr>
-            <w:r>
-              <w:rPr>
-                <w:rFonts w:eastAsia="Times New Roman" w:cs="Arial" w:ascii="Arial" w:hAnsi="Arial"/>
-                <w:b/>
-                <w:bCs/>
-                <w:kern w:val="0"/>
-                <w:sz w:val="20"/>
-                <w:szCs w:val="20"/>
-                <w:lang w:val="pt-BR" w:eastAsia="pt-BR" w:bidi="ar-SA"/>
-              </w:rPr>
-              <w:t>ADMINISTRAÇÃO</w:t>
-            </w:r>
-          </w:p>
-        </w:tc>
-      </w:tr>
-      <w:tr>
-        <w:trPr>
-          <w:trHeight w:val="802" w:hRule="atLeast"/>
+          <w:trHeight w:val="709" w:hRule="atLeast"/>
         </w:trPr>
         <w:tc>
           <w:tcPr>
@@ -2835,104 +1230,149 @@
             <w:gridSpan w:val="8"/>
             <w:tcBorders/>
             <w:vAlign w:val="center"/>
+            <w:tcMar>
+              <w:top w:w="40" w:type="dxa"/>
+              <w:start w:w="50" w:type="dxa"/>
+              <w:bottom w:w="40" w:type="dxa"/>
+              <w:end w:w="50" w:type="dxa"/>
+            </w:tcMar>
+          </w:tcPr>
+          <w:p>
+            <w:pPr>
+              <w:keepNext w:val="0"/>
+              <w:spacing w:before="0" w:after="0" w:line="240" w:lineRule="auto"/>
+              <w:jc w:val="center"/>
+            </w:pPr>
+            <w:r>
+              <w:rPr>
+                <w:rFonts w:ascii="Arial" w:hAnsi="Arial" w:eastAsia="Arial" w:cs="Arial"/>
+                <w:sz w:val="17"/>
+              </w:rPr>
+              <w:t>□ MESMO LOCAL      □ OSSUÁRIO INDIVIDUAL      □ OSSUÁRIO GERAL      □ CREMATÓRIO</w:t>
+            </w:r>
+          </w:p>
+          <w:p>
+            <w:pPr>
+              <w:keepNext w:val="0"/>
+              <w:spacing w:before="0" w:after="0" w:line="240" w:lineRule="auto"/>
+              <w:jc w:val="center"/>
+            </w:pPr>
+            <w:r>
+              <w:rPr>
+                <w:rFonts w:ascii="Arial" w:hAnsi="Arial" w:eastAsia="Arial" w:cs="Arial"/>
+                <w:sz w:val="17"/>
+              </w:rPr>
+              <w:t>□ TRANSLADADO    Local: ______________________________________________</w:t>
+            </w:r>
+          </w:p>
+          <w:p>
+            <w:pPr>
+              <w:keepNext w:val="0"/>
+              <w:spacing w:before="0" w:after="0" w:line="240" w:lineRule="auto"/>
+            </w:pPr>
+            <w:r>
+              <w:rPr>
+                <w:rFonts w:ascii="Arial" w:hAnsi="Arial" w:eastAsia="Arial" w:cs="Arial"/>
+                <w:sz w:val="17"/>
+              </w:rPr>
+              <w:t>Obs.: __________________________________________________________________________________</w:t>
+            </w:r>
+          </w:p>
+          <w:p>
+            <w:pPr>
+              <w:keepNext w:val="0"/>
+              <w:spacing w:before="0" w:after="0" w:line="240" w:lineRule="auto"/>
+            </w:pPr>
+            <w:r>
+              <w:rPr>
+                <w:rFonts w:ascii="Arial" w:hAnsi="Arial" w:eastAsia="Arial" w:cs="Arial"/>
+                <w:sz w:val="17"/>
+              </w:rPr>
+              <w:t>_______________________________________________________________________________________</w:t>
+            </w:r>
+          </w:p>
+        </w:tc>
+      </w:tr>
+      <w:tr>
+        <w:trPr>
+          <w:trHeight w:val="227" w:hRule="atLeast"/>
+        </w:trPr>
+        <w:tc>
+          <w:tcPr>
+            <w:tcW w:w="10059" w:type="dxa"/>
+            <w:gridSpan w:val="8"/>
+            <w:tcBorders/>
+            <w:tcMar>
+              <w:top w:w="40" w:type="dxa"/>
+              <w:start w:w="50" w:type="dxa"/>
+              <w:bottom w:w="40" w:type="dxa"/>
+              <w:end w:w="50" w:type="dxa"/>
+            </w:tcMar>
+            <w:vAlign w:val="center"/>
           </w:tcPr>
           <w:p>
             <w:pPr>
               <w:pStyle w:val="Normal"/>
+              <w:keepNext w:val="0"/>
               <w:widowControl/>
               <w:suppressAutoHyphens w:val="true"/>
-              <w:spacing w:before="0" w:after="0"/>
-              <w:jc w:val="center"/>
-              <w:rPr>
-                <w:rFonts w:ascii="Arial" w:hAnsi="Arial" w:cs="Arial"/>
-                <w:sz w:val="18"/>
-                <w:szCs w:val="18"/>
-              </w:rPr>
-            </w:pPr>
-            <w:r>
-              <w:rPr>
-                <w:rFonts w:cs="Arial" w:ascii="Arial" w:hAnsi="Arial"/>
-                <w:sz w:val="18"/>
-                <w:szCs w:val="18"/>
-              </w:rPr>
-            </w:r>
-          </w:p>
-          <w:p>
-            <w:pPr>
-              <w:pStyle w:val="Normal"/>
-              <w:widowControl/>
-              <w:suppressAutoHyphens w:val="true"/>
-              <w:spacing w:before="0" w:after="0"/>
+              <w:spacing w:before="0" w:after="0" w:line="240" w:lineRule="auto"/>
               <w:jc w:val="center"/>
               <w:rPr>
                 <w:rFonts w:ascii="Arial" w:hAnsi="Arial" w:cs="Arial"/>
                 <w:b/>
                 <w:bCs/>
-                <w:sz w:val="16"/>
-                <w:szCs w:val="16"/>
               </w:rPr>
             </w:pPr>
             <w:r>
               <w:rPr>
-                <w:rFonts w:cs="Arial" w:ascii="Arial" w:hAnsi="Arial"/>
+                <w:rFonts w:ascii="Arial" w:hAnsi="Arial" w:eastAsia="Arial" w:cs="Arial"/>
                 <w:b/>
-                <w:bCs/>
-                <w:sz w:val="16"/>
-                <w:szCs w:val="16"/>
-              </w:rPr>
+                <w:sz w:val="18"/>
+              </w:rPr>
+              <w:t>ADMINISTRAÇÃO</w:t>
             </w:r>
           </w:p>
+        </w:tc>
+      </w:tr>
+      <w:tr>
+        <w:trPr>
+          <w:trHeight w:val="397" w:hRule="atLeast"/>
+        </w:trPr>
+        <w:tc>
+          <w:tcPr>
+            <w:tcW w:w="10059" w:type="dxa"/>
+            <w:gridSpan w:val="8"/>
+            <w:tcBorders/>
+            <w:vAlign w:val="center"/>
+            <w:tcMar>
+              <w:top w:w="40" w:type="dxa"/>
+              <w:start w:w="50" w:type="dxa"/>
+              <w:bottom w:w="40" w:type="dxa"/>
+              <w:end w:w="50" w:type="dxa"/>
+            </w:tcMar>
+          </w:tcPr>
           <w:p>
             <w:pPr>
-              <w:pStyle w:val="Normal"/>
-              <w:widowControl/>
-              <w:suppressAutoHyphens w:val="true"/>
-              <w:spacing w:before="0" w:after="0"/>
+              <w:keepNext w:val="0"/>
+              <w:spacing w:before="0" w:after="0" w:line="240" w:lineRule="auto"/>
               <w:jc w:val="center"/>
-              <w:rPr>
-                <w:rFonts w:ascii="Arial" w:hAnsi="Arial" w:cs="Arial"/>
+            </w:pPr>
+            <w:r>
+              <w:rPr>
+                <w:rFonts w:ascii="Arial" w:hAnsi="Arial" w:eastAsia="Arial" w:cs="Arial"/>
+                <w:sz w:val="17"/>
+              </w:rPr>
+              <w:t xml:space="preserve">Assinatura da Administração: __________________________    Data: </w:t>
+            </w:r>
+            <w:r>
+              <w:rPr>
+                <w:rFonts w:ascii="Arial" w:hAnsi="Arial" w:eastAsia="Arial" w:cs="Arial"/>
                 <w:b/>
-                <w:bCs/>
-                <w:sz w:val="16"/>
-                <w:szCs w:val="16"/>
-              </w:rPr>
-            </w:pPr>
-            <w:r>
-              <w:rPr>
-                <w:rFonts w:eastAsia="Times New Roman" w:cs="Arial" w:ascii="Arial" w:hAnsi="Arial"/>
-                <w:b/>
-                <w:bCs/>
-                <w:kern w:val="0"/>
-                <w:sz w:val="20"/>
-                <w:szCs w:val="20"/>
-                <w:lang w:val="pt-BR" w:eastAsia="pt-BR" w:bidi="ar-SA"/>
-              </w:rPr>
-              <w:t>Assinatura da Administração: __________________________ {{dataAtual}}</w:t>
-            </w:r>
-          </w:p>
-          <w:p>
-            <w:pPr>
-              <w:pStyle w:val="Normal"/>
-              <w:widowControl/>
-              <w:suppressAutoHyphens w:val="true"/>
-              <w:spacing w:before="0" w:after="0"/>
-              <w:jc w:val="center"/>
-              <w:rPr>
-                <w:rFonts w:ascii="Arial" w:hAnsi="Arial" w:cs="Arial"/>
-                <w:b/>
-                <w:bCs/>
-              </w:rPr>
-            </w:pPr>
-            <w:r>
-              <w:rPr>
-                <w:rFonts w:cs="Arial" w:ascii="Arial" w:hAnsi="Arial"/>
-                <w:b/>
-                <w:bCs/>
-              </w:rPr>
-            </w:r>
-            <w:bookmarkStart w:id="3" w:name="_Hlk191540197"/>
-            <w:bookmarkStart w:id="4" w:name="_Hlk191540197"/>
-            <w:bookmarkEnd w:id="4"/>
+                <w:sz w:val="17"/>
+              </w:rPr>
+              <w:t>{dataAtual}</w:t>
+            </w:r>
           </w:p>
         </w:tc>
       </w:tr>
@@ -4268,10 +2708,10 @@
       <w:jc w:val="start"/>
     </w:pPr>
     <w:rPr>
-      <w:rFonts w:ascii="Tahoma" w:hAnsi="Tahoma" w:eastAsia="Times New Roman" w:cs="Times New Roman"/>
+      <w:rFonts w:ascii="Arial" w:hAnsi="Arial" w:eastAsia="Arial" w:cs="Times New Roman"/>
       <w:color w:val="auto"/>
       <w:kern w:val="0"/>
-      <w:sz w:val="20"/>
+      <w:sz w:val="18"/>
       <w:szCs w:val="20"/>
       <w:lang w:val="pt-BR" w:eastAsia="pt-BR" w:bidi="ar-SA"/>
     </w:rPr>
